--- a/2nd Paper Chapter 2 জৈব রসায়ন/add file 1.docx
+++ b/2nd Paper Chapter 2 জৈব রসায়ন/add file 1.docx
@@ -20128,7 +20128,7 @@
           </mc:Choice>
           <mc:Fallback>
             <w:pict>
-              <v:shapetype w14:anchorId="0C1F4BE2" id="_x0000_t88" coordsize="21600,21600" o:spt="88" adj="1800,10800" path="m,qx10800@0l10800@2qy21600@11,10800@3l10800@1qy,21600e" filled="f">
+              <v:shapetype w14:anchorId="3DF3C963" id="_x0000_t88" coordsize="21600,21600" o:spt="88" adj="1800,10800" path="m,qx10800@0l10800@2qy21600@11,10800@3l10800@1qy,21600e" filled="f">
                 <v:formulas>
                   <v:f eqn="val #0"/>
                   <v:f eqn="sum 21600 0 #0"/>
@@ -20160,9 +20160,9 @@
           <w:noProof/>
         </w:rPr>
         <w:drawing>
-          <wp:inline distT="0" distB="0" distL="0" distR="0" wp14:anchorId="257DD21A" wp14:editId="3C7BFCA5">
-            <wp:extent cx="5041252" cy="4287982"/>
-            <wp:effectExtent l="0" t="0" r="7620" b="0"/>
+          <wp:inline distT="0" distB="0" distL="0" distR="0" wp14:anchorId="257DD21A" wp14:editId="73A470E4">
+            <wp:extent cx="5075266" cy="4287453"/>
+            <wp:effectExtent l="0" t="0" r="0" b="0"/>
             <wp:docPr id="2" name="Picture 2"/>
             <wp:cNvGraphicFramePr>
               <a:graphicFrameLocks xmlns:a="http://schemas.openxmlformats.org/drawingml/2006/main" noChangeAspect="1"/>
@@ -20183,7 +20183,7 @@
                   <pic:spPr>
                     <a:xfrm>
                       <a:off x="0" y="0"/>
-                      <a:ext cx="5043520" cy="4289911"/>
+                      <a:ext cx="5088951" cy="4299014"/>
                     </a:xfrm>
                     <a:prstGeom prst="rect">
                       <a:avLst/>
@@ -20198,20 +20198,4774 @@
     </w:p>
     <w:p>
       <w:pPr>
+        <w:jc w:val="center"/>
+        <w:rPr>
+          <w:rFonts w:cs="Kalpurush"/>
+          <w:b/>
+          <w:bCs/>
+          <w:sz w:val="24"/>
+          <w:szCs w:val="24"/>
+        </w:rPr>
+      </w:pPr>
+      <w:r>
+        <w:rPr>
+          <w:rFonts w:cs="Kalpurush"/>
+          <w:b/>
+          <w:bCs/>
+          <w:sz w:val="24"/>
+          <w:szCs w:val="24"/>
+          <w:highlight w:val="yellow"/>
+        </w:rPr>
+        <w:t>Basic Concept</w:t>
+      </w:r>
+    </w:p>
+    <w:p>
+      <w:pPr>
+        <w:pStyle w:val="NormalWeb"/>
+        <w:jc w:val="both"/>
+        <w:rPr>
+          <w:rFonts w:ascii="Kalpurush" w:hAnsi="Kalpurush" w:cs="Kalpurush"/>
+        </w:rPr>
+      </w:pPr>
+      <w:proofErr w:type="spellStart"/>
+      <w:r>
+        <w:rPr>
+          <w:rFonts w:ascii="Kalpurush" w:hAnsi="Kalpurush" w:cs="Kalpurush"/>
+          <w:b/>
+          <w:bCs/>
+        </w:rPr>
+        <w:t>জৈব</w:t>
+      </w:r>
+      <w:proofErr w:type="spellEnd"/>
+      <w:r>
+        <w:rPr>
+          <w:rFonts w:ascii="Kalpurush" w:hAnsi="Kalpurush" w:cs="Kalpurush"/>
+          <w:b/>
+          <w:bCs/>
+        </w:rPr>
+        <w:t xml:space="preserve"> </w:t>
+      </w:r>
+      <w:proofErr w:type="spellStart"/>
+      <w:r>
+        <w:rPr>
+          <w:rFonts w:ascii="Kalpurush" w:hAnsi="Kalpurush" w:cs="Kalpurush"/>
+          <w:b/>
+          <w:bCs/>
+        </w:rPr>
+        <w:t>যৌগের</w:t>
+      </w:r>
+      <w:proofErr w:type="spellEnd"/>
+      <w:r>
+        <w:rPr>
+          <w:rFonts w:ascii="Kalpurush" w:hAnsi="Kalpurush" w:cs="Kalpurush"/>
+          <w:b/>
+          <w:bCs/>
+        </w:rPr>
+        <w:t xml:space="preserve"> </w:t>
+      </w:r>
+      <w:proofErr w:type="spellStart"/>
+      <w:r>
+        <w:rPr>
+          <w:rFonts w:ascii="Kalpurush" w:hAnsi="Kalpurush" w:cs="Kalpurush"/>
+          <w:b/>
+          <w:bCs/>
+        </w:rPr>
+        <w:t>গঠন</w:t>
+      </w:r>
+      <w:proofErr w:type="spellEnd"/>
+      <w:r>
+        <w:rPr>
+          <w:rFonts w:ascii="Kalpurush" w:hAnsi="Kalpurush" w:cs="Kalpurush"/>
+          <w:b/>
+          <w:bCs/>
+        </w:rPr>
+        <w:t xml:space="preserve"> </w:t>
+      </w:r>
+      <w:proofErr w:type="spellStart"/>
+      <w:r>
+        <w:rPr>
+          <w:rFonts w:ascii="Kalpurush" w:hAnsi="Kalpurush" w:cs="Kalpurush"/>
+          <w:b/>
+          <w:bCs/>
+        </w:rPr>
+        <w:t>বা</w:t>
+      </w:r>
+      <w:proofErr w:type="spellEnd"/>
+      <w:r>
+        <w:rPr>
+          <w:rFonts w:ascii="Kalpurush" w:hAnsi="Kalpurush" w:cs="Kalpurush"/>
+          <w:b/>
+          <w:bCs/>
+        </w:rPr>
+        <w:t xml:space="preserve"> </w:t>
+      </w:r>
+      <w:proofErr w:type="spellStart"/>
+      <w:r>
+        <w:rPr>
+          <w:rFonts w:ascii="Kalpurush" w:hAnsi="Kalpurush" w:cs="Kalpurush"/>
+          <w:b/>
+          <w:bCs/>
+        </w:rPr>
+        <w:t>বন্ধনের</w:t>
+      </w:r>
+      <w:proofErr w:type="spellEnd"/>
+      <w:r>
+        <w:rPr>
+          <w:rFonts w:ascii="Kalpurush" w:hAnsi="Kalpurush" w:cs="Kalpurush"/>
+          <w:b/>
+          <w:bCs/>
+        </w:rPr>
+        <w:t xml:space="preserve"> </w:t>
+      </w:r>
+      <w:proofErr w:type="spellStart"/>
+      <w:r>
+        <w:rPr>
+          <w:rFonts w:ascii="Kalpurush" w:hAnsi="Kalpurush" w:cs="Kalpurush"/>
+          <w:b/>
+          <w:bCs/>
+        </w:rPr>
+        <w:t>পরিবর্তনের</w:t>
+      </w:r>
+      <w:proofErr w:type="spellEnd"/>
+      <w:r>
+        <w:rPr>
+          <w:rFonts w:ascii="Kalpurush" w:hAnsi="Kalpurush" w:cs="Kalpurush"/>
+          <w:b/>
+          <w:bCs/>
+        </w:rPr>
+        <w:t xml:space="preserve"> </w:t>
+      </w:r>
+      <w:proofErr w:type="spellStart"/>
+      <w:r>
+        <w:rPr>
+          <w:rFonts w:ascii="Kalpurush" w:hAnsi="Kalpurush" w:cs="Kalpurush"/>
+          <w:b/>
+          <w:bCs/>
+        </w:rPr>
+        <w:t>মাধ্যমে</w:t>
+      </w:r>
+      <w:proofErr w:type="spellEnd"/>
+      <w:r>
+        <w:rPr>
+          <w:rFonts w:ascii="Kalpurush" w:hAnsi="Kalpurush" w:cs="Kalpurush"/>
+          <w:b/>
+          <w:bCs/>
+        </w:rPr>
+        <w:t xml:space="preserve"> </w:t>
+      </w:r>
+      <w:proofErr w:type="spellStart"/>
+      <w:r>
+        <w:rPr>
+          <w:rFonts w:ascii="Kalpurush" w:hAnsi="Kalpurush" w:cs="Kalpurush"/>
+          <w:b/>
+          <w:bCs/>
+        </w:rPr>
+        <w:t>নতুন</w:t>
+      </w:r>
+      <w:proofErr w:type="spellEnd"/>
+      <w:r>
+        <w:rPr>
+          <w:rFonts w:ascii="Kalpurush" w:hAnsi="Kalpurush" w:cs="Kalpurush"/>
+          <w:b/>
+          <w:bCs/>
+        </w:rPr>
+        <w:t xml:space="preserve"> </w:t>
+      </w:r>
+      <w:proofErr w:type="spellStart"/>
+      <w:r>
+        <w:rPr>
+          <w:rFonts w:ascii="Kalpurush" w:hAnsi="Kalpurush" w:cs="Kalpurush"/>
+          <w:b/>
+          <w:bCs/>
+        </w:rPr>
+        <w:t>যৌগ</w:t>
+      </w:r>
+      <w:proofErr w:type="spellEnd"/>
+      <w:r>
+        <w:rPr>
+          <w:rFonts w:ascii="Kalpurush" w:hAnsi="Kalpurush" w:cs="Kalpurush"/>
+          <w:b/>
+          <w:bCs/>
+        </w:rPr>
+        <w:t xml:space="preserve"> </w:t>
+      </w:r>
+      <w:proofErr w:type="spellStart"/>
+      <w:r>
+        <w:rPr>
+          <w:rFonts w:ascii="Kalpurush" w:hAnsi="Kalpurush" w:cs="Kalpurush"/>
+          <w:b/>
+          <w:bCs/>
+        </w:rPr>
+        <w:t>উৎপন্ন</w:t>
+      </w:r>
+      <w:proofErr w:type="spellEnd"/>
+      <w:r>
+        <w:rPr>
+          <w:rFonts w:ascii="Kalpurush" w:hAnsi="Kalpurush" w:cs="Kalpurush"/>
+          <w:b/>
+          <w:bCs/>
+        </w:rPr>
+        <w:t xml:space="preserve"> </w:t>
+      </w:r>
+      <w:proofErr w:type="spellStart"/>
+      <w:r>
+        <w:rPr>
+          <w:rFonts w:ascii="Kalpurush" w:hAnsi="Kalpurush" w:cs="Kalpurush"/>
+          <w:b/>
+          <w:bCs/>
+        </w:rPr>
+        <w:t>হওয়ার</w:t>
+      </w:r>
+      <w:proofErr w:type="spellEnd"/>
+      <w:r>
+        <w:rPr>
+          <w:rFonts w:ascii="Kalpurush" w:hAnsi="Kalpurush" w:cs="Kalpurush"/>
+          <w:b/>
+          <w:bCs/>
+        </w:rPr>
+        <w:t xml:space="preserve"> </w:t>
+      </w:r>
+      <w:proofErr w:type="spellStart"/>
+      <w:r>
+        <w:rPr>
+          <w:rFonts w:ascii="Kalpurush" w:hAnsi="Kalpurush" w:cs="Kalpurush"/>
+          <w:b/>
+          <w:bCs/>
+        </w:rPr>
+        <w:t>প্রক্রিয়াকে</w:t>
+      </w:r>
+      <w:proofErr w:type="spellEnd"/>
+      <w:r>
+        <w:rPr>
+          <w:rFonts w:ascii="Kalpurush" w:hAnsi="Kalpurush" w:cs="Kalpurush"/>
+          <w:b/>
+          <w:bCs/>
+        </w:rPr>
+        <w:t xml:space="preserve"> </w:t>
+      </w:r>
+      <w:proofErr w:type="spellStart"/>
+      <w:r>
+        <w:rPr>
+          <w:rFonts w:ascii="Kalpurush" w:hAnsi="Kalpurush" w:cs="Kalpurush"/>
+          <w:b/>
+          <w:bCs/>
+        </w:rPr>
+        <w:t>জৈব</w:t>
+      </w:r>
+      <w:proofErr w:type="spellEnd"/>
+      <w:r>
+        <w:rPr>
+          <w:rFonts w:ascii="Kalpurush" w:hAnsi="Kalpurush" w:cs="Kalpurush"/>
+          <w:b/>
+          <w:bCs/>
+        </w:rPr>
+        <w:t xml:space="preserve"> </w:t>
+      </w:r>
+      <w:proofErr w:type="spellStart"/>
+      <w:r>
+        <w:rPr>
+          <w:rFonts w:ascii="Kalpurush" w:hAnsi="Kalpurush" w:cs="Kalpurush"/>
+          <w:b/>
+          <w:bCs/>
+        </w:rPr>
+        <w:t>রাসায়নিক</w:t>
+      </w:r>
+      <w:proofErr w:type="spellEnd"/>
+      <w:r>
+        <w:rPr>
+          <w:rFonts w:ascii="Kalpurush" w:hAnsi="Kalpurush" w:cs="Kalpurush"/>
+          <w:b/>
+          <w:bCs/>
+        </w:rPr>
+        <w:t xml:space="preserve"> </w:t>
+      </w:r>
+      <w:proofErr w:type="spellStart"/>
+      <w:r>
+        <w:rPr>
+          <w:rFonts w:ascii="Kalpurush" w:hAnsi="Kalpurush" w:cs="Kalpurush"/>
+          <w:b/>
+          <w:bCs/>
+        </w:rPr>
+        <w:t>বিক্রিয়া</w:t>
+      </w:r>
+      <w:proofErr w:type="spellEnd"/>
+      <w:r>
+        <w:rPr>
+          <w:rFonts w:ascii="Kalpurush" w:hAnsi="Kalpurush" w:cs="Kalpurush"/>
+          <w:b/>
+          <w:bCs/>
+        </w:rPr>
+        <w:t xml:space="preserve"> </w:t>
+      </w:r>
+      <w:proofErr w:type="spellStart"/>
+      <w:r>
+        <w:rPr>
+          <w:rFonts w:ascii="Kalpurush" w:hAnsi="Kalpurush" w:cs="Kalpurush"/>
+          <w:b/>
+          <w:bCs/>
+        </w:rPr>
+        <w:t>বলে</w:t>
+      </w:r>
+      <w:proofErr w:type="spellEnd"/>
+      <w:r>
+        <w:rPr>
+          <w:rFonts w:ascii="Kalpurush" w:hAnsi="Kalpurush" w:cs="Kalpurush"/>
+          <w:b/>
+          <w:bCs/>
+        </w:rPr>
+        <w:t>।</w:t>
+      </w:r>
+      <w:r>
+        <w:rPr>
+          <w:rFonts w:ascii="Kalpurush" w:hAnsi="Kalpurush" w:cs="Kalpurush"/>
+        </w:rPr>
+        <w:t xml:space="preserve"> </w:t>
+      </w:r>
+      <w:proofErr w:type="spellStart"/>
+      <w:r>
+        <w:rPr>
+          <w:rFonts w:ascii="Kalpurush" w:hAnsi="Kalpurush" w:cs="Kalpurush"/>
+        </w:rPr>
+        <w:t>জৈব</w:t>
+      </w:r>
+      <w:proofErr w:type="spellEnd"/>
+      <w:r>
+        <w:rPr>
+          <w:rFonts w:ascii="Kalpurush" w:hAnsi="Kalpurush" w:cs="Kalpurush"/>
+        </w:rPr>
+        <w:t xml:space="preserve"> </w:t>
+      </w:r>
+      <w:proofErr w:type="spellStart"/>
+      <w:r>
+        <w:rPr>
+          <w:rFonts w:ascii="Kalpurush" w:hAnsi="Kalpurush" w:cs="Kalpurush"/>
+        </w:rPr>
+        <w:t>রাসায়নিক</w:t>
+      </w:r>
+      <w:proofErr w:type="spellEnd"/>
+      <w:r>
+        <w:rPr>
+          <w:rFonts w:ascii="Kalpurush" w:hAnsi="Kalpurush" w:cs="Kalpurush"/>
+        </w:rPr>
+        <w:t xml:space="preserve"> </w:t>
+      </w:r>
+      <w:proofErr w:type="spellStart"/>
+      <w:r>
+        <w:rPr>
+          <w:rFonts w:ascii="Kalpurush" w:hAnsi="Kalpurush" w:cs="Kalpurush"/>
+        </w:rPr>
+        <w:t>বিক্রিয়া</w:t>
+      </w:r>
+      <w:proofErr w:type="spellEnd"/>
+      <w:r>
+        <w:rPr>
+          <w:rFonts w:ascii="Kalpurush" w:hAnsi="Kalpurush" w:cs="Kalpurush"/>
+        </w:rPr>
+        <w:t xml:space="preserve"> </w:t>
+      </w:r>
+      <w:proofErr w:type="spellStart"/>
+      <w:r>
+        <w:rPr>
+          <w:rFonts w:ascii="Kalpurush" w:hAnsi="Kalpurush" w:cs="Kalpurush"/>
+        </w:rPr>
+        <w:t>প্রধানত</w:t>
+      </w:r>
+      <w:proofErr w:type="spellEnd"/>
+      <w:r>
+        <w:rPr>
+          <w:rFonts w:ascii="Kalpurush" w:hAnsi="Kalpurush" w:cs="Kalpurush"/>
+        </w:rPr>
+        <w:t xml:space="preserve"> </w:t>
+      </w:r>
+      <w:proofErr w:type="spellStart"/>
+      <w:r>
+        <w:rPr>
+          <w:rFonts w:ascii="Kalpurush" w:hAnsi="Kalpurush" w:cs="Kalpurush"/>
+        </w:rPr>
+        <w:t>চার</w:t>
+      </w:r>
+      <w:proofErr w:type="spellEnd"/>
+      <w:r>
+        <w:rPr>
+          <w:rFonts w:ascii="Kalpurush" w:hAnsi="Kalpurush" w:cs="Kalpurush"/>
+        </w:rPr>
+        <w:t xml:space="preserve"> </w:t>
+      </w:r>
+      <w:proofErr w:type="spellStart"/>
+      <w:r>
+        <w:rPr>
+          <w:rFonts w:ascii="Kalpurush" w:hAnsi="Kalpurush" w:cs="Kalpurush"/>
+        </w:rPr>
+        <w:t>প্রকার</w:t>
+      </w:r>
+      <w:proofErr w:type="spellEnd"/>
+      <w:r>
+        <w:rPr>
+          <w:rFonts w:ascii="Kalpurush" w:hAnsi="Kalpurush" w:cs="Kalpurush"/>
+        </w:rPr>
+        <w:t xml:space="preserve">- </w:t>
+      </w:r>
+      <w:proofErr w:type="spellStart"/>
+      <w:r>
+        <w:rPr>
+          <w:rFonts w:ascii="Kalpurush" w:hAnsi="Kalpurush" w:cs="Kalpurush"/>
+        </w:rPr>
+        <w:t>সংযোজন</w:t>
+      </w:r>
+      <w:proofErr w:type="spellEnd"/>
+      <w:r>
+        <w:rPr>
+          <w:rFonts w:ascii="Kalpurush" w:hAnsi="Kalpurush" w:cs="Kalpurush"/>
+        </w:rPr>
+        <w:t xml:space="preserve">, </w:t>
+      </w:r>
+      <w:proofErr w:type="spellStart"/>
+      <w:r>
+        <w:rPr>
+          <w:rFonts w:ascii="Kalpurush" w:hAnsi="Kalpurush" w:cs="Kalpurush"/>
+        </w:rPr>
+        <w:t>প্রতিস্থাপন</w:t>
+      </w:r>
+      <w:proofErr w:type="spellEnd"/>
+      <w:r>
+        <w:rPr>
+          <w:rFonts w:ascii="Kalpurush" w:hAnsi="Kalpurush" w:cs="Kalpurush"/>
+        </w:rPr>
+        <w:t xml:space="preserve">, </w:t>
+      </w:r>
+      <w:proofErr w:type="spellStart"/>
+      <w:r>
+        <w:rPr>
+          <w:rFonts w:ascii="Kalpurush" w:hAnsi="Kalpurush" w:cs="Kalpurush"/>
+        </w:rPr>
+        <w:t>অপসারণ</w:t>
+      </w:r>
+      <w:proofErr w:type="spellEnd"/>
+      <w:r>
+        <w:rPr>
+          <w:rFonts w:ascii="Kalpurush" w:hAnsi="Kalpurush" w:cs="Kalpurush"/>
+        </w:rPr>
+        <w:t xml:space="preserve"> ও </w:t>
+      </w:r>
+      <w:proofErr w:type="spellStart"/>
+      <w:r>
+        <w:rPr>
+          <w:rFonts w:ascii="Kalpurush" w:hAnsi="Kalpurush" w:cs="Kalpurush"/>
+        </w:rPr>
+        <w:t>সমানুকরণ</w:t>
+      </w:r>
+      <w:proofErr w:type="spellEnd"/>
+      <w:r>
+        <w:rPr>
+          <w:rFonts w:ascii="Kalpurush" w:hAnsi="Kalpurush" w:cs="Kalpurush"/>
+        </w:rPr>
+        <w:t xml:space="preserve"> </w:t>
+      </w:r>
+      <w:proofErr w:type="spellStart"/>
+      <w:r>
+        <w:rPr>
+          <w:rFonts w:ascii="Kalpurush" w:hAnsi="Kalpurush" w:cs="Kalpurush"/>
+        </w:rPr>
+        <w:t>বিক্রিয়া</w:t>
+      </w:r>
+      <w:proofErr w:type="spellEnd"/>
+      <w:r>
+        <w:rPr>
+          <w:rFonts w:ascii="Kalpurush" w:hAnsi="Kalpurush" w:cs="Kalpurush"/>
+        </w:rPr>
+        <w:t xml:space="preserve">। </w:t>
+      </w:r>
+      <w:proofErr w:type="spellStart"/>
+      <w:r>
+        <w:rPr>
+          <w:rFonts w:ascii="Kalpurush" w:hAnsi="Kalpurush" w:cs="Kalpurush"/>
+        </w:rPr>
+        <w:t>সংযোজন</w:t>
+      </w:r>
+      <w:proofErr w:type="spellEnd"/>
+      <w:r>
+        <w:rPr>
+          <w:rFonts w:ascii="Kalpurush" w:hAnsi="Kalpurush" w:cs="Kalpurush"/>
+        </w:rPr>
+        <w:t xml:space="preserve">, </w:t>
+      </w:r>
+      <w:proofErr w:type="spellStart"/>
+      <w:r>
+        <w:rPr>
+          <w:rFonts w:ascii="Kalpurush" w:hAnsi="Kalpurush" w:cs="Kalpurush"/>
+        </w:rPr>
+        <w:t>প্রতিস্থাপন</w:t>
+      </w:r>
+      <w:proofErr w:type="spellEnd"/>
+      <w:r>
+        <w:rPr>
+          <w:rFonts w:ascii="Kalpurush" w:hAnsi="Kalpurush" w:cs="Kalpurush"/>
+        </w:rPr>
+        <w:t xml:space="preserve"> ও </w:t>
+      </w:r>
+      <w:proofErr w:type="spellStart"/>
+      <w:r>
+        <w:rPr>
+          <w:rFonts w:ascii="Kalpurush" w:hAnsi="Kalpurush" w:cs="Kalpurush"/>
+        </w:rPr>
+        <w:t>অপসারণ</w:t>
+      </w:r>
+      <w:proofErr w:type="spellEnd"/>
+      <w:r>
+        <w:rPr>
+          <w:rFonts w:ascii="Kalpurush" w:hAnsi="Kalpurush" w:cs="Kalpurush"/>
+        </w:rPr>
+        <w:t xml:space="preserve"> </w:t>
+      </w:r>
+      <w:proofErr w:type="spellStart"/>
+      <w:r>
+        <w:rPr>
+          <w:rFonts w:ascii="Kalpurush" w:hAnsi="Kalpurush" w:cs="Kalpurush"/>
+        </w:rPr>
+        <w:t>বিক্রিয়াকে</w:t>
+      </w:r>
+      <w:proofErr w:type="spellEnd"/>
+      <w:r>
+        <w:rPr>
+          <w:rFonts w:ascii="Kalpurush" w:hAnsi="Kalpurush" w:cs="Kalpurush"/>
+        </w:rPr>
+        <w:t xml:space="preserve"> </w:t>
+      </w:r>
+      <w:proofErr w:type="spellStart"/>
+      <w:r>
+        <w:rPr>
+          <w:rFonts w:ascii="Kalpurush" w:hAnsi="Kalpurush" w:cs="Kalpurush"/>
+        </w:rPr>
+        <w:t>আবার</w:t>
+      </w:r>
+      <w:proofErr w:type="spellEnd"/>
+      <w:r>
+        <w:rPr>
+          <w:rFonts w:ascii="Kalpurush" w:hAnsi="Kalpurush" w:cs="Kalpurush"/>
+        </w:rPr>
+        <w:t xml:space="preserve"> </w:t>
+      </w:r>
+      <w:proofErr w:type="spellStart"/>
+      <w:r>
+        <w:rPr>
+          <w:rFonts w:ascii="Kalpurush" w:hAnsi="Kalpurush" w:cs="Kalpurush"/>
+        </w:rPr>
+        <w:t>ইলেকট্রোফিলিক</w:t>
+      </w:r>
+      <w:proofErr w:type="spellEnd"/>
+      <w:r>
+        <w:rPr>
+          <w:rFonts w:ascii="Kalpurush" w:hAnsi="Kalpurush" w:cs="Kalpurush"/>
+        </w:rPr>
+        <w:t xml:space="preserve"> ও </w:t>
+      </w:r>
+      <w:proofErr w:type="spellStart"/>
+      <w:r>
+        <w:rPr>
+          <w:rFonts w:ascii="Kalpurush" w:hAnsi="Kalpurush" w:cs="Kalpurush"/>
+        </w:rPr>
+        <w:t>নিউক্লিওফিলিক</w:t>
+      </w:r>
+      <w:proofErr w:type="spellEnd"/>
+      <w:r>
+        <w:rPr>
+          <w:rFonts w:ascii="Kalpurush" w:hAnsi="Kalpurush" w:cs="Kalpurush"/>
+        </w:rPr>
+        <w:t xml:space="preserve"> </w:t>
+      </w:r>
+      <w:proofErr w:type="spellStart"/>
+      <w:r>
+        <w:rPr>
+          <w:rFonts w:ascii="Kalpurush" w:hAnsi="Kalpurush" w:cs="Kalpurush"/>
+        </w:rPr>
+        <w:t>বিক্রিয়ায়</w:t>
+      </w:r>
+      <w:proofErr w:type="spellEnd"/>
+      <w:r>
+        <w:rPr>
+          <w:rFonts w:ascii="Kalpurush" w:hAnsi="Kalpurush" w:cs="Kalpurush"/>
+        </w:rPr>
+        <w:t xml:space="preserve"> </w:t>
+      </w:r>
+      <w:proofErr w:type="spellStart"/>
+      <w:r>
+        <w:rPr>
+          <w:rFonts w:ascii="Kalpurush" w:hAnsi="Kalpurush" w:cs="Kalpurush"/>
+        </w:rPr>
+        <w:t>ভাগ</w:t>
+      </w:r>
+      <w:proofErr w:type="spellEnd"/>
+      <w:r>
+        <w:rPr>
+          <w:rFonts w:ascii="Kalpurush" w:hAnsi="Kalpurush" w:cs="Kalpurush"/>
+        </w:rPr>
+        <w:t xml:space="preserve"> </w:t>
+      </w:r>
+      <w:proofErr w:type="spellStart"/>
+      <w:r>
+        <w:rPr>
+          <w:rFonts w:ascii="Kalpurush" w:hAnsi="Kalpurush" w:cs="Kalpurush"/>
+        </w:rPr>
+        <w:t>করা</w:t>
+      </w:r>
+      <w:proofErr w:type="spellEnd"/>
+      <w:r>
+        <w:rPr>
+          <w:rFonts w:ascii="Kalpurush" w:hAnsi="Kalpurush" w:cs="Kalpurush"/>
+        </w:rPr>
+        <w:t xml:space="preserve"> </w:t>
+      </w:r>
+      <w:proofErr w:type="spellStart"/>
+      <w:r>
+        <w:rPr>
+          <w:rFonts w:ascii="Kalpurush" w:hAnsi="Kalpurush" w:cs="Kalpurush"/>
+        </w:rPr>
+        <w:t>যায়</w:t>
+      </w:r>
+      <w:proofErr w:type="spellEnd"/>
+      <w:r>
+        <w:rPr>
+          <w:rFonts w:ascii="Kalpurush" w:hAnsi="Kalpurush" w:cs="Kalpurush"/>
+        </w:rPr>
+        <w:t>।</w:t>
+      </w:r>
+    </w:p>
+    <w:p>
+      <w:pPr>
+        <w:pStyle w:val="NormalWeb"/>
+        <w:jc w:val="both"/>
+        <w:rPr>
+          <w:rFonts w:ascii="Kalpurush" w:hAnsi="Kalpurush" w:cs="Kalpurush"/>
+        </w:rPr>
+      </w:pPr>
+      <w:proofErr w:type="spellStart"/>
+      <w:r>
+        <w:rPr>
+          <w:rFonts w:ascii="Kalpurush" w:hAnsi="Kalpurush" w:cs="Kalpurush"/>
+          <w:b/>
+          <w:bCs/>
+        </w:rPr>
+        <w:t>সংযোজন</w:t>
+      </w:r>
+      <w:proofErr w:type="spellEnd"/>
+      <w:r>
+        <w:rPr>
+          <w:rFonts w:ascii="Kalpurush" w:hAnsi="Kalpurush" w:cs="Kalpurush"/>
+          <w:b/>
+          <w:bCs/>
+        </w:rPr>
+        <w:t xml:space="preserve"> </w:t>
+      </w:r>
+      <w:proofErr w:type="spellStart"/>
+      <w:r>
+        <w:rPr>
+          <w:rFonts w:ascii="Kalpurush" w:hAnsi="Kalpurush" w:cs="Kalpurush"/>
+          <w:b/>
+          <w:bCs/>
+        </w:rPr>
+        <w:t>বিক্রিয়া</w:t>
+      </w:r>
+      <w:proofErr w:type="spellEnd"/>
+      <w:r>
+        <w:rPr>
+          <w:rFonts w:ascii="Kalpurush" w:hAnsi="Kalpurush" w:cs="Kalpurush"/>
+          <w:b/>
+          <w:bCs/>
+        </w:rPr>
+        <w:t>:</w:t>
+      </w:r>
+      <w:r>
+        <w:rPr>
+          <w:rFonts w:ascii="Kalpurush" w:hAnsi="Kalpurush" w:cs="Kalpurush"/>
+        </w:rPr>
+        <w:t xml:space="preserve"> </w:t>
+      </w:r>
+      <w:proofErr w:type="spellStart"/>
+      <w:r>
+        <w:rPr>
+          <w:rFonts w:ascii="Kalpurush" w:hAnsi="Kalpurush" w:cs="Kalpurush"/>
+        </w:rPr>
+        <w:t>যে</w:t>
+      </w:r>
+      <w:proofErr w:type="spellEnd"/>
+      <w:r>
+        <w:rPr>
+          <w:rFonts w:ascii="Kalpurush" w:hAnsi="Kalpurush" w:cs="Kalpurush"/>
+        </w:rPr>
+        <w:t xml:space="preserve"> </w:t>
+      </w:r>
+      <w:proofErr w:type="spellStart"/>
+      <w:r>
+        <w:rPr>
+          <w:rFonts w:ascii="Kalpurush" w:hAnsi="Kalpurush" w:cs="Kalpurush"/>
+        </w:rPr>
+        <w:t>বিক্রিয়ায়</w:t>
+      </w:r>
+      <w:proofErr w:type="spellEnd"/>
+      <w:r>
+        <w:rPr>
+          <w:rFonts w:ascii="Kalpurush" w:hAnsi="Kalpurush" w:cs="Kalpurush"/>
+        </w:rPr>
+        <w:t xml:space="preserve"> </w:t>
+      </w:r>
+      <w:proofErr w:type="spellStart"/>
+      <w:r>
+        <w:rPr>
+          <w:rFonts w:ascii="Kalpurush" w:hAnsi="Kalpurush" w:cs="Kalpurush"/>
+        </w:rPr>
+        <w:t>কোনো</w:t>
+      </w:r>
+      <w:proofErr w:type="spellEnd"/>
+      <w:r>
+        <w:rPr>
+          <w:rFonts w:ascii="Kalpurush" w:hAnsi="Kalpurush" w:cs="Kalpurush"/>
+        </w:rPr>
+        <w:t xml:space="preserve"> </w:t>
+      </w:r>
+      <w:proofErr w:type="spellStart"/>
+      <w:r>
+        <w:rPr>
+          <w:rFonts w:ascii="Kalpurush" w:hAnsi="Kalpurush" w:cs="Kalpurush"/>
+        </w:rPr>
+        <w:t>অসম্পৃক্ত</w:t>
+      </w:r>
+      <w:proofErr w:type="spellEnd"/>
+      <w:r>
+        <w:rPr>
+          <w:rFonts w:ascii="Kalpurush" w:hAnsi="Kalpurush" w:cs="Kalpurush"/>
+        </w:rPr>
+        <w:t xml:space="preserve"> </w:t>
+      </w:r>
+      <w:proofErr w:type="spellStart"/>
+      <w:r>
+        <w:rPr>
+          <w:rFonts w:ascii="Kalpurush" w:hAnsi="Kalpurush" w:cs="Kalpurush"/>
+        </w:rPr>
+        <w:t>যৌগের</w:t>
+      </w:r>
+      <w:proofErr w:type="spellEnd"/>
+      <w:r>
+        <w:rPr>
+          <w:rFonts w:ascii="Kalpurush" w:hAnsi="Kalpurush" w:cs="Kalpurush"/>
+        </w:rPr>
+        <w:t xml:space="preserve"> </w:t>
+      </w:r>
+      <w:proofErr w:type="spellStart"/>
+      <w:r>
+        <w:rPr>
+          <w:rFonts w:ascii="Kalpurush" w:hAnsi="Kalpurush" w:cs="Kalpurush"/>
+        </w:rPr>
+        <w:t>দ্বিবন্ধন</w:t>
+      </w:r>
+      <w:proofErr w:type="spellEnd"/>
+      <w:r>
+        <w:rPr>
+          <w:rFonts w:ascii="Kalpurush" w:hAnsi="Kalpurush" w:cs="Kalpurush"/>
+        </w:rPr>
+        <w:t xml:space="preserve"> </w:t>
+      </w:r>
+      <w:proofErr w:type="spellStart"/>
+      <w:r>
+        <w:rPr>
+          <w:rFonts w:ascii="Kalpurush" w:hAnsi="Kalpurush" w:cs="Kalpurush"/>
+        </w:rPr>
+        <w:t>বা</w:t>
+      </w:r>
+      <w:proofErr w:type="spellEnd"/>
+      <w:r>
+        <w:rPr>
+          <w:rFonts w:ascii="Kalpurush" w:hAnsi="Kalpurush" w:cs="Kalpurush"/>
+        </w:rPr>
+        <w:t xml:space="preserve"> </w:t>
+      </w:r>
+      <w:proofErr w:type="spellStart"/>
+      <w:r>
+        <w:rPr>
+          <w:rFonts w:ascii="Kalpurush" w:hAnsi="Kalpurush" w:cs="Kalpurush"/>
+        </w:rPr>
+        <w:t>ত্রিবন্ধন</w:t>
+      </w:r>
+      <w:proofErr w:type="spellEnd"/>
+      <w:r>
+        <w:rPr>
+          <w:rFonts w:ascii="Kalpurush" w:hAnsi="Kalpurush" w:cs="Kalpurush"/>
+        </w:rPr>
+        <w:t xml:space="preserve"> </w:t>
+      </w:r>
+      <w:proofErr w:type="spellStart"/>
+      <w:r>
+        <w:rPr>
+          <w:rFonts w:ascii="Kalpurush" w:hAnsi="Kalpurush" w:cs="Kalpurush"/>
+        </w:rPr>
+        <w:t>ভেঙে</w:t>
+      </w:r>
+      <w:proofErr w:type="spellEnd"/>
+      <w:r>
+        <w:rPr>
+          <w:rFonts w:ascii="Kalpurush" w:hAnsi="Kalpurush" w:cs="Kalpurush"/>
+        </w:rPr>
+        <w:t xml:space="preserve"> </w:t>
+      </w:r>
+      <w:proofErr w:type="spellStart"/>
+      <w:r>
+        <w:rPr>
+          <w:rFonts w:ascii="Kalpurush" w:hAnsi="Kalpurush" w:cs="Kalpurush"/>
+        </w:rPr>
+        <w:t>নতুন</w:t>
+      </w:r>
+      <w:proofErr w:type="spellEnd"/>
+      <w:r>
+        <w:rPr>
+          <w:rFonts w:ascii="Kalpurush" w:hAnsi="Kalpurush" w:cs="Kalpurush"/>
+        </w:rPr>
+        <w:t xml:space="preserve"> </w:t>
+      </w:r>
+      <w:proofErr w:type="spellStart"/>
+      <w:r>
+        <w:rPr>
+          <w:rFonts w:ascii="Kalpurush" w:hAnsi="Kalpurush" w:cs="Kalpurush"/>
+        </w:rPr>
+        <w:t>পরমাণু</w:t>
+      </w:r>
+      <w:proofErr w:type="spellEnd"/>
+      <w:r>
+        <w:rPr>
+          <w:rFonts w:ascii="Kalpurush" w:hAnsi="Kalpurush" w:cs="Kalpurush"/>
+        </w:rPr>
+        <w:t xml:space="preserve"> </w:t>
+      </w:r>
+      <w:proofErr w:type="spellStart"/>
+      <w:r>
+        <w:rPr>
+          <w:rFonts w:ascii="Kalpurush" w:hAnsi="Kalpurush" w:cs="Kalpurush"/>
+        </w:rPr>
+        <w:t>বা</w:t>
+      </w:r>
+      <w:proofErr w:type="spellEnd"/>
+      <w:r>
+        <w:rPr>
+          <w:rFonts w:ascii="Kalpurush" w:hAnsi="Kalpurush" w:cs="Kalpurush"/>
+        </w:rPr>
+        <w:t xml:space="preserve"> </w:t>
+      </w:r>
+      <w:proofErr w:type="spellStart"/>
+      <w:r>
+        <w:rPr>
+          <w:rFonts w:ascii="Kalpurush" w:hAnsi="Kalpurush" w:cs="Kalpurush"/>
+        </w:rPr>
+        <w:t>মূলক</w:t>
+      </w:r>
+      <w:proofErr w:type="spellEnd"/>
+      <w:r>
+        <w:rPr>
+          <w:rFonts w:ascii="Kalpurush" w:hAnsi="Kalpurush" w:cs="Kalpurush"/>
+        </w:rPr>
+        <w:t xml:space="preserve"> </w:t>
+      </w:r>
+      <w:proofErr w:type="spellStart"/>
+      <w:r>
+        <w:rPr>
+          <w:rFonts w:ascii="Kalpurush" w:hAnsi="Kalpurush" w:cs="Kalpurush"/>
+        </w:rPr>
+        <w:t>যুক্ত</w:t>
+      </w:r>
+      <w:proofErr w:type="spellEnd"/>
+      <w:r>
+        <w:rPr>
+          <w:rFonts w:ascii="Kalpurush" w:hAnsi="Kalpurush" w:cs="Kalpurush"/>
+        </w:rPr>
+        <w:t xml:space="preserve"> </w:t>
+      </w:r>
+      <w:proofErr w:type="spellStart"/>
+      <w:r>
+        <w:rPr>
+          <w:rFonts w:ascii="Kalpurush" w:hAnsi="Kalpurush" w:cs="Kalpurush"/>
+        </w:rPr>
+        <w:t>হয়</w:t>
+      </w:r>
+      <w:proofErr w:type="spellEnd"/>
+      <w:r>
+        <w:rPr>
+          <w:rFonts w:ascii="Kalpurush" w:hAnsi="Kalpurush" w:cs="Kalpurush"/>
+        </w:rPr>
+        <w:t xml:space="preserve">, </w:t>
+      </w:r>
+      <w:proofErr w:type="spellStart"/>
+      <w:r>
+        <w:rPr>
+          <w:rFonts w:ascii="Kalpurush" w:hAnsi="Kalpurush" w:cs="Kalpurush"/>
+        </w:rPr>
+        <w:t>তাকে</w:t>
+      </w:r>
+      <w:proofErr w:type="spellEnd"/>
+      <w:r>
+        <w:rPr>
+          <w:rFonts w:ascii="Kalpurush" w:hAnsi="Kalpurush" w:cs="Kalpurush"/>
+        </w:rPr>
+        <w:t xml:space="preserve"> </w:t>
+      </w:r>
+      <w:proofErr w:type="spellStart"/>
+      <w:r>
+        <w:rPr>
+          <w:rFonts w:ascii="Kalpurush" w:hAnsi="Kalpurush" w:cs="Kalpurush"/>
+        </w:rPr>
+        <w:t>সংযোজন</w:t>
+      </w:r>
+      <w:proofErr w:type="spellEnd"/>
+      <w:r>
+        <w:rPr>
+          <w:rFonts w:ascii="Kalpurush" w:hAnsi="Kalpurush" w:cs="Kalpurush"/>
+        </w:rPr>
+        <w:t xml:space="preserve"> </w:t>
+      </w:r>
+      <w:proofErr w:type="spellStart"/>
+      <w:r>
+        <w:rPr>
+          <w:rFonts w:ascii="Kalpurush" w:hAnsi="Kalpurush" w:cs="Kalpurush"/>
+        </w:rPr>
+        <w:t>বিক্রিয়া</w:t>
+      </w:r>
+      <w:proofErr w:type="spellEnd"/>
+      <w:r>
+        <w:rPr>
+          <w:rFonts w:ascii="Kalpurush" w:hAnsi="Kalpurush" w:cs="Kalpurush"/>
+        </w:rPr>
+        <w:t xml:space="preserve"> </w:t>
+      </w:r>
+      <w:proofErr w:type="spellStart"/>
+      <w:r>
+        <w:rPr>
+          <w:rFonts w:ascii="Kalpurush" w:hAnsi="Kalpurush" w:cs="Kalpurush"/>
+        </w:rPr>
+        <w:t>বলে</w:t>
+      </w:r>
+      <w:proofErr w:type="spellEnd"/>
+      <w:r>
+        <w:rPr>
+          <w:rFonts w:ascii="Kalpurush" w:hAnsi="Kalpurush" w:cs="Kalpurush"/>
+        </w:rPr>
+        <w:t xml:space="preserve">। এ </w:t>
+      </w:r>
+      <w:proofErr w:type="spellStart"/>
+      <w:r>
+        <w:rPr>
+          <w:rFonts w:ascii="Kalpurush" w:hAnsi="Kalpurush" w:cs="Kalpurush"/>
+        </w:rPr>
+        <w:t>বিক্রিয়া</w:t>
+      </w:r>
+      <w:proofErr w:type="spellEnd"/>
+      <w:r>
+        <w:rPr>
+          <w:rFonts w:ascii="Kalpurush" w:hAnsi="Kalpurush" w:cs="Kalpurush"/>
+        </w:rPr>
+        <w:t xml:space="preserve"> </w:t>
+      </w:r>
+      <w:proofErr w:type="spellStart"/>
+      <w:r>
+        <w:rPr>
+          <w:rFonts w:ascii="Kalpurush" w:hAnsi="Kalpurush" w:cs="Kalpurush"/>
+        </w:rPr>
+        <w:t>সাধারণত</w:t>
+      </w:r>
+      <w:proofErr w:type="spellEnd"/>
+      <w:r>
+        <w:rPr>
+          <w:rFonts w:ascii="Kalpurush" w:hAnsi="Kalpurush" w:cs="Kalpurush"/>
+        </w:rPr>
+        <w:t xml:space="preserve"> </w:t>
+      </w:r>
+      <w:proofErr w:type="spellStart"/>
+      <w:r>
+        <w:rPr>
+          <w:rFonts w:ascii="Kalpurush" w:hAnsi="Kalpurush" w:cs="Kalpurush"/>
+        </w:rPr>
+        <w:t>অ্যালকিন</w:t>
+      </w:r>
+      <w:proofErr w:type="spellEnd"/>
+      <w:r>
+        <w:rPr>
+          <w:rFonts w:ascii="Kalpurush" w:hAnsi="Kalpurush" w:cs="Kalpurush"/>
+        </w:rPr>
+        <w:t xml:space="preserve"> ও </w:t>
+      </w:r>
+      <w:proofErr w:type="spellStart"/>
+      <w:r>
+        <w:rPr>
+          <w:rFonts w:ascii="Kalpurush" w:hAnsi="Kalpurush" w:cs="Kalpurush"/>
+        </w:rPr>
+        <w:t>অ্যালকাইনে</w:t>
+      </w:r>
+      <w:proofErr w:type="spellEnd"/>
+      <w:r>
+        <w:rPr>
+          <w:rFonts w:ascii="Kalpurush" w:hAnsi="Kalpurush" w:cs="Kalpurush"/>
+        </w:rPr>
+        <w:t xml:space="preserve"> </w:t>
+      </w:r>
+      <w:proofErr w:type="spellStart"/>
+      <w:r>
+        <w:rPr>
+          <w:rFonts w:ascii="Kalpurush" w:hAnsi="Kalpurush" w:cs="Kalpurush"/>
+        </w:rPr>
+        <w:t>দেখা</w:t>
+      </w:r>
+      <w:proofErr w:type="spellEnd"/>
+      <w:r>
+        <w:rPr>
+          <w:rFonts w:ascii="Kalpurush" w:hAnsi="Kalpurush" w:cs="Kalpurush"/>
+        </w:rPr>
+        <w:t xml:space="preserve"> </w:t>
+      </w:r>
+      <w:proofErr w:type="spellStart"/>
+      <w:r>
+        <w:rPr>
+          <w:rFonts w:ascii="Kalpurush" w:hAnsi="Kalpurush" w:cs="Kalpurush"/>
+        </w:rPr>
+        <w:t>যায়</w:t>
+      </w:r>
+      <w:proofErr w:type="spellEnd"/>
+      <w:r>
+        <w:rPr>
+          <w:rFonts w:ascii="Kalpurush" w:hAnsi="Kalpurush" w:cs="Kalpurush"/>
+        </w:rPr>
+        <w:t xml:space="preserve">। </w:t>
+      </w:r>
+      <w:proofErr w:type="spellStart"/>
+      <w:r>
+        <w:rPr>
+          <w:rFonts w:ascii="Kalpurush" w:hAnsi="Kalpurush" w:cs="Kalpurush"/>
+        </w:rPr>
+        <w:t>এটি</w:t>
+      </w:r>
+      <w:proofErr w:type="spellEnd"/>
+      <w:r>
+        <w:rPr>
+          <w:rFonts w:ascii="Kalpurush" w:hAnsi="Kalpurush" w:cs="Kalpurush"/>
+        </w:rPr>
+        <w:t xml:space="preserve"> </w:t>
+      </w:r>
+      <w:proofErr w:type="spellStart"/>
+      <w:r>
+        <w:rPr>
+          <w:rFonts w:ascii="Kalpurush" w:hAnsi="Kalpurush" w:cs="Kalpurush"/>
+        </w:rPr>
+        <w:t>দুই</w:t>
+      </w:r>
+      <w:proofErr w:type="spellEnd"/>
+      <w:r>
+        <w:rPr>
+          <w:rFonts w:ascii="Kalpurush" w:hAnsi="Kalpurush" w:cs="Kalpurush"/>
+        </w:rPr>
+        <w:t xml:space="preserve"> </w:t>
+      </w:r>
+      <w:proofErr w:type="spellStart"/>
+      <w:r>
+        <w:rPr>
+          <w:rFonts w:ascii="Kalpurush" w:hAnsi="Kalpurush" w:cs="Kalpurush"/>
+        </w:rPr>
+        <w:t>প্রকার</w:t>
+      </w:r>
+      <w:proofErr w:type="spellEnd"/>
+      <w:r>
+        <w:rPr>
+          <w:rFonts w:ascii="Kalpurush" w:hAnsi="Kalpurush" w:cs="Kalpurush"/>
+        </w:rPr>
+        <w:t xml:space="preserve">- </w:t>
+      </w:r>
+      <w:proofErr w:type="spellStart"/>
+      <w:r>
+        <w:rPr>
+          <w:rFonts w:ascii="Kalpurush" w:hAnsi="Kalpurush" w:cs="Kalpurush"/>
+        </w:rPr>
+        <w:t>ইলেকট্রোফিলিক</w:t>
+      </w:r>
+      <w:proofErr w:type="spellEnd"/>
+      <w:r>
+        <w:rPr>
+          <w:rFonts w:ascii="Kalpurush" w:hAnsi="Kalpurush" w:cs="Kalpurush"/>
+        </w:rPr>
+        <w:t xml:space="preserve"> </w:t>
+      </w:r>
+      <w:proofErr w:type="spellStart"/>
+      <w:r>
+        <w:rPr>
+          <w:rFonts w:ascii="Kalpurush" w:hAnsi="Kalpurush" w:cs="Kalpurush"/>
+        </w:rPr>
+        <w:t>সংযোজন</w:t>
+      </w:r>
+      <w:proofErr w:type="spellEnd"/>
+      <w:r>
+        <w:rPr>
+          <w:rFonts w:ascii="Kalpurush" w:hAnsi="Kalpurush" w:cs="Kalpurush"/>
+        </w:rPr>
+        <w:t xml:space="preserve"> ও </w:t>
+      </w:r>
+      <w:proofErr w:type="spellStart"/>
+      <w:r>
+        <w:rPr>
+          <w:rFonts w:ascii="Kalpurush" w:hAnsi="Kalpurush" w:cs="Kalpurush"/>
+        </w:rPr>
+        <w:t>নিউক্লিওফিলিক</w:t>
+      </w:r>
+      <w:proofErr w:type="spellEnd"/>
+      <w:r>
+        <w:rPr>
+          <w:rFonts w:ascii="Kalpurush" w:hAnsi="Kalpurush" w:cs="Kalpurush"/>
+        </w:rPr>
+        <w:t xml:space="preserve"> </w:t>
+      </w:r>
+      <w:proofErr w:type="spellStart"/>
+      <w:r>
+        <w:rPr>
+          <w:rFonts w:ascii="Kalpurush" w:hAnsi="Kalpurush" w:cs="Kalpurush"/>
+        </w:rPr>
+        <w:t>সংযোজন</w:t>
+      </w:r>
+      <w:proofErr w:type="spellEnd"/>
+      <w:r>
+        <w:rPr>
+          <w:rFonts w:ascii="Kalpurush" w:hAnsi="Kalpurush" w:cs="Kalpurush"/>
+        </w:rPr>
+        <w:t xml:space="preserve">। </w:t>
+      </w:r>
+      <w:proofErr w:type="spellStart"/>
+      <w:r>
+        <w:rPr>
+          <w:rFonts w:ascii="Kalpurush" w:hAnsi="Kalpurush" w:cs="Kalpurush"/>
+        </w:rPr>
+        <w:t>ইলেকট্রোফিলিক</w:t>
+      </w:r>
+      <w:proofErr w:type="spellEnd"/>
+      <w:r>
+        <w:rPr>
+          <w:rFonts w:ascii="Kalpurush" w:hAnsi="Kalpurush" w:cs="Kalpurush"/>
+        </w:rPr>
+        <w:t xml:space="preserve"> </w:t>
+      </w:r>
+      <w:proofErr w:type="spellStart"/>
+      <w:r>
+        <w:rPr>
+          <w:rFonts w:ascii="Kalpurush" w:hAnsi="Kalpurush" w:cs="Kalpurush"/>
+        </w:rPr>
+        <w:t>সংযোজনে</w:t>
+      </w:r>
+      <w:proofErr w:type="spellEnd"/>
+      <w:r>
+        <w:rPr>
+          <w:rFonts w:ascii="Kalpurush" w:hAnsi="Kalpurush" w:cs="Kalpurush"/>
+        </w:rPr>
+        <w:t xml:space="preserve"> </w:t>
+      </w:r>
+      <w:proofErr w:type="spellStart"/>
+      <w:r>
+        <w:rPr>
+          <w:rFonts w:ascii="Kalpurush" w:hAnsi="Kalpurush" w:cs="Kalpurush"/>
+        </w:rPr>
+        <w:t>ইলেকট্রন-আকর্ষী</w:t>
+      </w:r>
+      <w:proofErr w:type="spellEnd"/>
+      <w:r>
+        <w:rPr>
+          <w:rFonts w:ascii="Kalpurush" w:hAnsi="Kalpurush" w:cs="Kalpurush"/>
+        </w:rPr>
+        <w:t xml:space="preserve"> </w:t>
+      </w:r>
+      <w:proofErr w:type="spellStart"/>
+      <w:r>
+        <w:rPr>
+          <w:rFonts w:ascii="Kalpurush" w:hAnsi="Kalpurush" w:cs="Kalpurush"/>
+        </w:rPr>
+        <w:t>বিকারক</w:t>
+      </w:r>
+      <w:proofErr w:type="spellEnd"/>
+      <w:r>
+        <w:rPr>
+          <w:rFonts w:ascii="Kalpurush" w:hAnsi="Kalpurush" w:cs="Kalpurush"/>
+        </w:rPr>
+        <w:t xml:space="preserve"> </w:t>
+      </w:r>
+      <w:proofErr w:type="spellStart"/>
+      <w:r>
+        <w:rPr>
+          <w:rFonts w:ascii="Kalpurush" w:hAnsi="Kalpurush" w:cs="Kalpurush"/>
+        </w:rPr>
+        <w:t>অ্যালকিন</w:t>
+      </w:r>
+      <w:proofErr w:type="spellEnd"/>
+      <w:r>
+        <w:rPr>
+          <w:rFonts w:ascii="Kalpurush" w:hAnsi="Kalpurush" w:cs="Kalpurush"/>
+        </w:rPr>
+        <w:t xml:space="preserve"> </w:t>
+      </w:r>
+      <w:proofErr w:type="spellStart"/>
+      <w:r>
+        <w:rPr>
+          <w:rFonts w:ascii="Kalpurush" w:hAnsi="Kalpurush" w:cs="Kalpurush"/>
+        </w:rPr>
+        <w:t>বা</w:t>
+      </w:r>
+      <w:proofErr w:type="spellEnd"/>
+      <w:r>
+        <w:rPr>
+          <w:rFonts w:ascii="Kalpurush" w:hAnsi="Kalpurush" w:cs="Kalpurush"/>
+        </w:rPr>
+        <w:t xml:space="preserve"> </w:t>
+      </w:r>
+      <w:proofErr w:type="spellStart"/>
+      <w:r>
+        <w:rPr>
+          <w:rFonts w:ascii="Kalpurush" w:hAnsi="Kalpurush" w:cs="Kalpurush"/>
+        </w:rPr>
+        <w:t>অ্যালকাইনের</w:t>
+      </w:r>
+      <w:proofErr w:type="spellEnd"/>
+      <w:r>
+        <w:rPr>
+          <w:rFonts w:ascii="Kalpurush" w:hAnsi="Kalpurush" w:cs="Kalpurush"/>
+        </w:rPr>
+        <w:t xml:space="preserve"> </w:t>
+      </w:r>
+      <w:proofErr w:type="spellStart"/>
+      <w:r>
+        <w:rPr>
+          <w:rFonts w:ascii="Kalpurush" w:hAnsi="Kalpurush" w:cs="Kalpurush"/>
+        </w:rPr>
+        <w:t>বন্ধনে</w:t>
+      </w:r>
+      <w:proofErr w:type="spellEnd"/>
+      <w:r>
+        <w:rPr>
+          <w:rFonts w:ascii="Kalpurush" w:hAnsi="Kalpurush" w:cs="Kalpurush"/>
+        </w:rPr>
+        <w:t xml:space="preserve"> </w:t>
+      </w:r>
+      <w:proofErr w:type="spellStart"/>
+      <w:r>
+        <w:rPr>
+          <w:rFonts w:ascii="Kalpurush" w:hAnsi="Kalpurush" w:cs="Kalpurush"/>
+        </w:rPr>
+        <w:t>আক্রমণ</w:t>
+      </w:r>
+      <w:proofErr w:type="spellEnd"/>
+      <w:r>
+        <w:rPr>
+          <w:rFonts w:ascii="Kalpurush" w:hAnsi="Kalpurush" w:cs="Kalpurush"/>
+        </w:rPr>
+        <w:t xml:space="preserve"> </w:t>
+      </w:r>
+      <w:proofErr w:type="spellStart"/>
+      <w:r>
+        <w:rPr>
+          <w:rFonts w:ascii="Kalpurush" w:hAnsi="Kalpurush" w:cs="Kalpurush"/>
+        </w:rPr>
+        <w:t>করে</w:t>
+      </w:r>
+      <w:proofErr w:type="spellEnd"/>
+      <w:r>
+        <w:rPr>
+          <w:rFonts w:ascii="Kalpurush" w:hAnsi="Kalpurush" w:cs="Kalpurush"/>
+        </w:rPr>
+        <w:t xml:space="preserve">। </w:t>
+      </w:r>
+      <w:proofErr w:type="spellStart"/>
+      <w:r>
+        <w:rPr>
+          <w:rFonts w:ascii="Kalpurush" w:hAnsi="Kalpurush" w:cs="Kalpurush"/>
+        </w:rPr>
+        <w:t>অন্যদিকে</w:t>
+      </w:r>
+      <w:proofErr w:type="spellEnd"/>
+      <w:r>
+        <w:rPr>
+          <w:rFonts w:ascii="Kalpurush" w:hAnsi="Kalpurush" w:cs="Kalpurush"/>
+        </w:rPr>
+        <w:t xml:space="preserve">, </w:t>
+      </w:r>
+      <w:proofErr w:type="spellStart"/>
+      <w:r>
+        <w:rPr>
+          <w:rFonts w:ascii="Kalpurush" w:hAnsi="Kalpurush" w:cs="Kalpurush"/>
+        </w:rPr>
+        <w:t>নিউক্লিওফিলিক</w:t>
+      </w:r>
+      <w:proofErr w:type="spellEnd"/>
+      <w:r>
+        <w:rPr>
+          <w:rFonts w:ascii="Kalpurush" w:hAnsi="Kalpurush" w:cs="Kalpurush"/>
+        </w:rPr>
+        <w:t xml:space="preserve"> </w:t>
+      </w:r>
+      <w:proofErr w:type="spellStart"/>
+      <w:r>
+        <w:rPr>
+          <w:rFonts w:ascii="Kalpurush" w:hAnsi="Kalpurush" w:cs="Kalpurush"/>
+        </w:rPr>
+        <w:t>সংযোজনে</w:t>
+      </w:r>
+      <w:proofErr w:type="spellEnd"/>
+      <w:r>
+        <w:rPr>
+          <w:rFonts w:ascii="Kalpurush" w:hAnsi="Kalpurush" w:cs="Kalpurush"/>
+        </w:rPr>
+        <w:t xml:space="preserve"> </w:t>
+      </w:r>
+      <w:proofErr w:type="spellStart"/>
+      <w:r>
+        <w:rPr>
+          <w:rFonts w:ascii="Kalpurush" w:hAnsi="Kalpurush" w:cs="Kalpurush"/>
+        </w:rPr>
+        <w:t>নিউক্লিওফাইল</w:t>
+      </w:r>
+      <w:proofErr w:type="spellEnd"/>
+      <w:r>
+        <w:rPr>
+          <w:rFonts w:ascii="Kalpurush" w:hAnsi="Kalpurush" w:cs="Kalpurush"/>
+        </w:rPr>
+        <w:t xml:space="preserve"> </w:t>
+      </w:r>
+      <w:proofErr w:type="spellStart"/>
+      <w:r>
+        <w:rPr>
+          <w:rFonts w:ascii="Kalpurush" w:hAnsi="Kalpurush" w:cs="Kalpurush"/>
+        </w:rPr>
+        <w:t>কার্বনিল</w:t>
+      </w:r>
+      <w:proofErr w:type="spellEnd"/>
+      <w:r>
+        <w:rPr>
+          <w:rFonts w:ascii="Kalpurush" w:hAnsi="Kalpurush" w:cs="Kalpurush"/>
+        </w:rPr>
+        <w:t xml:space="preserve"> </w:t>
+      </w:r>
+      <w:proofErr w:type="spellStart"/>
+      <w:r>
+        <w:rPr>
+          <w:rFonts w:ascii="Kalpurush" w:hAnsi="Kalpurush" w:cs="Kalpurush"/>
+        </w:rPr>
+        <w:t>যৌগের</w:t>
+      </w:r>
+      <w:proofErr w:type="spellEnd"/>
+      <w:r>
+        <w:rPr>
+          <w:rFonts w:ascii="Kalpurush" w:hAnsi="Kalpurush" w:cs="Kalpurush"/>
+        </w:rPr>
+        <w:t xml:space="preserve"> </w:t>
+      </w:r>
+      <w:proofErr w:type="spellStart"/>
+      <w:r>
+        <w:rPr>
+          <w:rFonts w:ascii="Kalpurush" w:hAnsi="Kalpurush" w:cs="Kalpurush"/>
+        </w:rPr>
+        <w:t>কার্বন</w:t>
+      </w:r>
+      <w:proofErr w:type="spellEnd"/>
+      <w:r>
+        <w:rPr>
+          <w:rFonts w:ascii="Kalpurush" w:hAnsi="Kalpurush" w:cs="Kalpurush"/>
+        </w:rPr>
+        <w:t xml:space="preserve"> </w:t>
+      </w:r>
+      <w:proofErr w:type="spellStart"/>
+      <w:r>
+        <w:rPr>
+          <w:rFonts w:ascii="Kalpurush" w:hAnsi="Kalpurush" w:cs="Kalpurush"/>
+        </w:rPr>
+        <w:t>পরমাণুর</w:t>
+      </w:r>
+      <w:proofErr w:type="spellEnd"/>
+      <w:r>
+        <w:rPr>
+          <w:rFonts w:ascii="Kalpurush" w:hAnsi="Kalpurush" w:cs="Kalpurush"/>
+        </w:rPr>
+        <w:t xml:space="preserve"> </w:t>
+      </w:r>
+      <w:proofErr w:type="spellStart"/>
+      <w:r>
+        <w:rPr>
+          <w:rFonts w:ascii="Kalpurush" w:hAnsi="Kalpurush" w:cs="Kalpurush"/>
+        </w:rPr>
+        <w:t>সঙ্গে</w:t>
+      </w:r>
+      <w:proofErr w:type="spellEnd"/>
+      <w:r>
+        <w:rPr>
+          <w:rFonts w:ascii="Kalpurush" w:hAnsi="Kalpurush" w:cs="Kalpurush"/>
+        </w:rPr>
+        <w:t xml:space="preserve"> </w:t>
+      </w:r>
+      <w:proofErr w:type="spellStart"/>
+      <w:r>
+        <w:rPr>
+          <w:rFonts w:ascii="Kalpurush" w:hAnsi="Kalpurush" w:cs="Kalpurush"/>
+        </w:rPr>
+        <w:t>যুক্ত</w:t>
+      </w:r>
+      <w:proofErr w:type="spellEnd"/>
+      <w:r>
+        <w:rPr>
+          <w:rFonts w:ascii="Kalpurush" w:hAnsi="Kalpurush" w:cs="Kalpurush"/>
+        </w:rPr>
+        <w:t xml:space="preserve"> </w:t>
+      </w:r>
+      <w:proofErr w:type="spellStart"/>
+      <w:r>
+        <w:rPr>
+          <w:rFonts w:ascii="Kalpurush" w:hAnsi="Kalpurush" w:cs="Kalpurush"/>
+        </w:rPr>
+        <w:t>হয়</w:t>
+      </w:r>
+      <w:proofErr w:type="spellEnd"/>
+      <w:r>
+        <w:rPr>
+          <w:rFonts w:ascii="Kalpurush" w:hAnsi="Kalpurush" w:cs="Kalpurush"/>
+        </w:rPr>
+        <w:t xml:space="preserve">। </w:t>
+      </w:r>
+      <w:proofErr w:type="spellStart"/>
+      <w:r>
+        <w:rPr>
+          <w:rFonts w:ascii="Kalpurush" w:hAnsi="Kalpurush" w:cs="Kalpurush"/>
+        </w:rPr>
+        <w:t>অ্যালডিহাইড</w:t>
+      </w:r>
+      <w:proofErr w:type="spellEnd"/>
+      <w:r>
+        <w:rPr>
+          <w:rFonts w:ascii="Kalpurush" w:hAnsi="Kalpurush" w:cs="Kalpurush"/>
+        </w:rPr>
+        <w:t xml:space="preserve"> ও </w:t>
+      </w:r>
+      <w:proofErr w:type="spellStart"/>
+      <w:r>
+        <w:rPr>
+          <w:rFonts w:ascii="Kalpurush" w:hAnsi="Kalpurush" w:cs="Kalpurush"/>
+        </w:rPr>
+        <w:t>কিটোনে</w:t>
+      </w:r>
+      <w:proofErr w:type="spellEnd"/>
+      <w:r>
+        <w:rPr>
+          <w:rFonts w:ascii="Kalpurush" w:hAnsi="Kalpurush" w:cs="Kalpurush"/>
+        </w:rPr>
+        <w:t xml:space="preserve"> </w:t>
+      </w:r>
+      <w:proofErr w:type="spellStart"/>
+      <w:r>
+        <w:rPr>
+          <w:rFonts w:ascii="Kalpurush" w:hAnsi="Kalpurush" w:cs="Kalpurush"/>
+        </w:rPr>
+        <w:t>নিউক্লিওফিলিক</w:t>
+      </w:r>
+      <w:proofErr w:type="spellEnd"/>
+      <w:r>
+        <w:rPr>
+          <w:rFonts w:ascii="Kalpurush" w:hAnsi="Kalpurush" w:cs="Kalpurush"/>
+        </w:rPr>
+        <w:t xml:space="preserve"> </w:t>
+      </w:r>
+      <w:proofErr w:type="spellStart"/>
+      <w:r>
+        <w:rPr>
+          <w:rFonts w:ascii="Kalpurush" w:hAnsi="Kalpurush" w:cs="Kalpurush"/>
+        </w:rPr>
+        <w:t>সংযোজন</w:t>
+      </w:r>
+      <w:proofErr w:type="spellEnd"/>
+      <w:r>
+        <w:rPr>
+          <w:rFonts w:ascii="Kalpurush" w:hAnsi="Kalpurush" w:cs="Kalpurush"/>
+        </w:rPr>
+        <w:t xml:space="preserve"> </w:t>
+      </w:r>
+      <w:proofErr w:type="spellStart"/>
+      <w:r>
+        <w:rPr>
+          <w:rFonts w:ascii="Kalpurush" w:hAnsi="Kalpurush" w:cs="Kalpurush"/>
+        </w:rPr>
+        <w:t>দেখা</w:t>
+      </w:r>
+      <w:proofErr w:type="spellEnd"/>
+      <w:r>
+        <w:rPr>
+          <w:rFonts w:ascii="Kalpurush" w:hAnsi="Kalpurush" w:cs="Kalpurush"/>
+        </w:rPr>
+        <w:t xml:space="preserve"> </w:t>
+      </w:r>
+      <w:proofErr w:type="spellStart"/>
+      <w:r>
+        <w:rPr>
+          <w:rFonts w:ascii="Kalpurush" w:hAnsi="Kalpurush" w:cs="Kalpurush"/>
+        </w:rPr>
+        <w:t>যায়</w:t>
+      </w:r>
+      <w:proofErr w:type="spellEnd"/>
+      <w:r>
+        <w:rPr>
+          <w:rFonts w:ascii="Kalpurush" w:hAnsi="Kalpurush" w:cs="Kalpurush"/>
+        </w:rPr>
+        <w:t>।</w:t>
+      </w:r>
+    </w:p>
+    <w:p>
+      <w:pPr>
+        <w:pStyle w:val="NormalWeb"/>
+        <w:jc w:val="both"/>
+        <w:rPr>
+          <w:rFonts w:ascii="Kalpurush" w:hAnsi="Kalpurush" w:cs="Kalpurush"/>
+        </w:rPr>
+      </w:pPr>
+      <w:proofErr w:type="spellStart"/>
+      <w:r>
+        <w:rPr>
+          <w:rFonts w:ascii="Kalpurush" w:hAnsi="Kalpurush" w:cs="Kalpurush"/>
+          <w:b/>
+          <w:bCs/>
+        </w:rPr>
+        <w:t>প্রতিস্থাপন</w:t>
+      </w:r>
+      <w:proofErr w:type="spellEnd"/>
+      <w:r>
+        <w:rPr>
+          <w:rFonts w:ascii="Kalpurush" w:hAnsi="Kalpurush" w:cs="Kalpurush"/>
+          <w:b/>
+          <w:bCs/>
+        </w:rPr>
+        <w:t xml:space="preserve"> </w:t>
+      </w:r>
+      <w:proofErr w:type="spellStart"/>
+      <w:r>
+        <w:rPr>
+          <w:rFonts w:ascii="Kalpurush" w:hAnsi="Kalpurush" w:cs="Kalpurush"/>
+          <w:b/>
+          <w:bCs/>
+        </w:rPr>
+        <w:t>বিক্রিয়া</w:t>
+      </w:r>
+      <w:proofErr w:type="spellEnd"/>
+      <w:r>
+        <w:rPr>
+          <w:rFonts w:ascii="Kalpurush" w:hAnsi="Kalpurush" w:cs="Kalpurush"/>
+          <w:b/>
+          <w:bCs/>
+        </w:rPr>
+        <w:t xml:space="preserve">: </w:t>
+      </w:r>
+      <w:proofErr w:type="spellStart"/>
+      <w:r>
+        <w:rPr>
+          <w:rFonts w:ascii="Kalpurush" w:hAnsi="Kalpurush" w:cs="Kalpurush"/>
+        </w:rPr>
+        <w:t>যে</w:t>
+      </w:r>
+      <w:proofErr w:type="spellEnd"/>
+      <w:r>
+        <w:rPr>
+          <w:rFonts w:ascii="Kalpurush" w:hAnsi="Kalpurush" w:cs="Kalpurush"/>
+        </w:rPr>
+        <w:t xml:space="preserve"> </w:t>
+      </w:r>
+      <w:proofErr w:type="spellStart"/>
+      <w:r>
+        <w:rPr>
+          <w:rFonts w:ascii="Kalpurush" w:hAnsi="Kalpurush" w:cs="Kalpurush"/>
+        </w:rPr>
+        <w:t>বিক্রিয়ায়</w:t>
+      </w:r>
+      <w:proofErr w:type="spellEnd"/>
+      <w:r>
+        <w:rPr>
+          <w:rFonts w:ascii="Kalpurush" w:hAnsi="Kalpurush" w:cs="Kalpurush"/>
+        </w:rPr>
+        <w:t xml:space="preserve"> </w:t>
+      </w:r>
+      <w:proofErr w:type="spellStart"/>
+      <w:r>
+        <w:rPr>
+          <w:rFonts w:ascii="Kalpurush" w:hAnsi="Kalpurush" w:cs="Kalpurush"/>
+        </w:rPr>
+        <w:t>কোনো</w:t>
+      </w:r>
+      <w:proofErr w:type="spellEnd"/>
+      <w:r>
+        <w:rPr>
+          <w:rFonts w:ascii="Kalpurush" w:hAnsi="Kalpurush" w:cs="Kalpurush"/>
+        </w:rPr>
+        <w:t xml:space="preserve"> </w:t>
+      </w:r>
+      <w:proofErr w:type="spellStart"/>
+      <w:r>
+        <w:rPr>
+          <w:rFonts w:ascii="Kalpurush" w:hAnsi="Kalpurush" w:cs="Kalpurush"/>
+        </w:rPr>
+        <w:t>জৈব</w:t>
+      </w:r>
+      <w:proofErr w:type="spellEnd"/>
+      <w:r>
+        <w:rPr>
+          <w:rFonts w:ascii="Kalpurush" w:hAnsi="Kalpurush" w:cs="Kalpurush"/>
+        </w:rPr>
+        <w:t xml:space="preserve"> </w:t>
+      </w:r>
+      <w:proofErr w:type="spellStart"/>
+      <w:r>
+        <w:rPr>
+          <w:rFonts w:ascii="Kalpurush" w:hAnsi="Kalpurush" w:cs="Kalpurush"/>
+        </w:rPr>
+        <w:t>যৌগের</w:t>
+      </w:r>
+      <w:proofErr w:type="spellEnd"/>
+      <w:r>
+        <w:rPr>
+          <w:rFonts w:ascii="Kalpurush" w:hAnsi="Kalpurush" w:cs="Kalpurush"/>
+        </w:rPr>
+        <w:t xml:space="preserve"> </w:t>
+      </w:r>
+      <w:proofErr w:type="spellStart"/>
+      <w:r>
+        <w:rPr>
+          <w:rFonts w:ascii="Kalpurush" w:hAnsi="Kalpurush" w:cs="Kalpurush"/>
+        </w:rPr>
+        <w:t>একটি</w:t>
+      </w:r>
+      <w:proofErr w:type="spellEnd"/>
+      <w:r>
+        <w:rPr>
+          <w:rFonts w:ascii="Kalpurush" w:hAnsi="Kalpurush" w:cs="Kalpurush"/>
+        </w:rPr>
+        <w:t xml:space="preserve"> </w:t>
+      </w:r>
+      <w:proofErr w:type="spellStart"/>
+      <w:r>
+        <w:rPr>
+          <w:rFonts w:ascii="Kalpurush" w:hAnsi="Kalpurush" w:cs="Kalpurush"/>
+        </w:rPr>
+        <w:t>পরমাণু</w:t>
+      </w:r>
+      <w:proofErr w:type="spellEnd"/>
+      <w:r>
+        <w:rPr>
+          <w:rFonts w:ascii="Kalpurush" w:hAnsi="Kalpurush" w:cs="Kalpurush"/>
+        </w:rPr>
+        <w:t xml:space="preserve"> </w:t>
+      </w:r>
+      <w:proofErr w:type="spellStart"/>
+      <w:r>
+        <w:rPr>
+          <w:rFonts w:ascii="Kalpurush" w:hAnsi="Kalpurush" w:cs="Kalpurush"/>
+        </w:rPr>
+        <w:t>বা</w:t>
+      </w:r>
+      <w:proofErr w:type="spellEnd"/>
+      <w:r>
+        <w:rPr>
+          <w:rFonts w:ascii="Kalpurush" w:hAnsi="Kalpurush" w:cs="Kalpurush"/>
+        </w:rPr>
+        <w:t xml:space="preserve"> </w:t>
+      </w:r>
+      <w:proofErr w:type="spellStart"/>
+      <w:r>
+        <w:rPr>
+          <w:rFonts w:ascii="Kalpurush" w:hAnsi="Kalpurush" w:cs="Kalpurush"/>
+        </w:rPr>
+        <w:t>মূলকের</w:t>
+      </w:r>
+      <w:proofErr w:type="spellEnd"/>
+      <w:r>
+        <w:rPr>
+          <w:rFonts w:ascii="Kalpurush" w:hAnsi="Kalpurush" w:cs="Kalpurush"/>
+        </w:rPr>
+        <w:t xml:space="preserve"> </w:t>
+      </w:r>
+      <w:proofErr w:type="spellStart"/>
+      <w:r>
+        <w:rPr>
+          <w:rFonts w:ascii="Kalpurush" w:hAnsi="Kalpurush" w:cs="Kalpurush"/>
+        </w:rPr>
+        <w:t>স্থানে</w:t>
+      </w:r>
+      <w:proofErr w:type="spellEnd"/>
+      <w:r>
+        <w:rPr>
+          <w:rFonts w:ascii="Kalpurush" w:hAnsi="Kalpurush" w:cs="Kalpurush"/>
+        </w:rPr>
+        <w:t xml:space="preserve"> </w:t>
+      </w:r>
+      <w:proofErr w:type="spellStart"/>
+      <w:r>
+        <w:rPr>
+          <w:rFonts w:ascii="Kalpurush" w:hAnsi="Kalpurush" w:cs="Kalpurush"/>
+        </w:rPr>
+        <w:t>অন্য</w:t>
+      </w:r>
+      <w:proofErr w:type="spellEnd"/>
+      <w:r>
+        <w:rPr>
+          <w:rFonts w:ascii="Kalpurush" w:hAnsi="Kalpurush" w:cs="Kalpurush"/>
+        </w:rPr>
+        <w:t xml:space="preserve"> </w:t>
+      </w:r>
+      <w:proofErr w:type="spellStart"/>
+      <w:r>
+        <w:rPr>
+          <w:rFonts w:ascii="Kalpurush" w:hAnsi="Kalpurush" w:cs="Kalpurush"/>
+        </w:rPr>
+        <w:t>পরমাণু</w:t>
+      </w:r>
+      <w:proofErr w:type="spellEnd"/>
+      <w:r>
+        <w:rPr>
+          <w:rFonts w:ascii="Kalpurush" w:hAnsi="Kalpurush" w:cs="Kalpurush"/>
+        </w:rPr>
+        <w:t xml:space="preserve"> </w:t>
+      </w:r>
+      <w:proofErr w:type="spellStart"/>
+      <w:r>
+        <w:rPr>
+          <w:rFonts w:ascii="Kalpurush" w:hAnsi="Kalpurush" w:cs="Kalpurush"/>
+        </w:rPr>
+        <w:t>বা</w:t>
+      </w:r>
+      <w:proofErr w:type="spellEnd"/>
+      <w:r>
+        <w:rPr>
+          <w:rFonts w:ascii="Kalpurush" w:hAnsi="Kalpurush" w:cs="Kalpurush"/>
+        </w:rPr>
+        <w:t xml:space="preserve"> </w:t>
+      </w:r>
+      <w:proofErr w:type="spellStart"/>
+      <w:r>
+        <w:rPr>
+          <w:rFonts w:ascii="Kalpurush" w:hAnsi="Kalpurush" w:cs="Kalpurush"/>
+        </w:rPr>
+        <w:t>মূলক</w:t>
+      </w:r>
+      <w:proofErr w:type="spellEnd"/>
+      <w:r>
+        <w:rPr>
+          <w:rFonts w:ascii="Kalpurush" w:hAnsi="Kalpurush" w:cs="Kalpurush"/>
+        </w:rPr>
+        <w:t xml:space="preserve"> </w:t>
+      </w:r>
+      <w:proofErr w:type="spellStart"/>
+      <w:r>
+        <w:rPr>
+          <w:rFonts w:ascii="Kalpurush" w:hAnsi="Kalpurush" w:cs="Kalpurush"/>
+        </w:rPr>
+        <w:t>যুক্ত</w:t>
+      </w:r>
+      <w:proofErr w:type="spellEnd"/>
+      <w:r>
+        <w:rPr>
+          <w:rFonts w:ascii="Kalpurush" w:hAnsi="Kalpurush" w:cs="Kalpurush"/>
+        </w:rPr>
+        <w:t xml:space="preserve"> </w:t>
+      </w:r>
+      <w:proofErr w:type="spellStart"/>
+      <w:r>
+        <w:rPr>
+          <w:rFonts w:ascii="Kalpurush" w:hAnsi="Kalpurush" w:cs="Kalpurush"/>
+        </w:rPr>
+        <w:t>হয়</w:t>
+      </w:r>
+      <w:proofErr w:type="spellEnd"/>
+      <w:r>
+        <w:rPr>
+          <w:rFonts w:ascii="Kalpurush" w:hAnsi="Kalpurush" w:cs="Kalpurush"/>
+        </w:rPr>
+        <w:t xml:space="preserve">, </w:t>
+      </w:r>
+      <w:proofErr w:type="spellStart"/>
+      <w:r>
+        <w:rPr>
+          <w:rFonts w:ascii="Kalpurush" w:hAnsi="Kalpurush" w:cs="Kalpurush"/>
+        </w:rPr>
+        <w:t>তাকে</w:t>
+      </w:r>
+      <w:proofErr w:type="spellEnd"/>
+      <w:r>
+        <w:rPr>
+          <w:rFonts w:ascii="Kalpurush" w:hAnsi="Kalpurush" w:cs="Kalpurush"/>
+        </w:rPr>
+        <w:t xml:space="preserve"> </w:t>
+      </w:r>
+      <w:proofErr w:type="spellStart"/>
+      <w:r>
+        <w:rPr>
+          <w:rFonts w:ascii="Kalpurush" w:hAnsi="Kalpurush" w:cs="Kalpurush"/>
+        </w:rPr>
+        <w:t>প্রতিস্থাপন</w:t>
+      </w:r>
+      <w:proofErr w:type="spellEnd"/>
+      <w:r>
+        <w:rPr>
+          <w:rFonts w:ascii="Kalpurush" w:hAnsi="Kalpurush" w:cs="Kalpurush"/>
+        </w:rPr>
+        <w:t xml:space="preserve"> </w:t>
+      </w:r>
+      <w:proofErr w:type="spellStart"/>
+      <w:r>
+        <w:rPr>
+          <w:rFonts w:ascii="Kalpurush" w:hAnsi="Kalpurush" w:cs="Kalpurush"/>
+        </w:rPr>
+        <w:t>বিক্রিয়া</w:t>
+      </w:r>
+      <w:proofErr w:type="spellEnd"/>
+      <w:r>
+        <w:rPr>
+          <w:rFonts w:ascii="Kalpurush" w:hAnsi="Kalpurush" w:cs="Kalpurush"/>
+        </w:rPr>
+        <w:t xml:space="preserve"> </w:t>
+      </w:r>
+      <w:proofErr w:type="spellStart"/>
+      <w:r>
+        <w:rPr>
+          <w:rFonts w:ascii="Kalpurush" w:hAnsi="Kalpurush" w:cs="Kalpurush"/>
+        </w:rPr>
+        <w:t>বলে</w:t>
+      </w:r>
+      <w:proofErr w:type="spellEnd"/>
+      <w:r>
+        <w:rPr>
+          <w:rFonts w:ascii="Kalpurush" w:hAnsi="Kalpurush" w:cs="Kalpurush"/>
+        </w:rPr>
+        <w:t xml:space="preserve">। </w:t>
+      </w:r>
+      <w:proofErr w:type="spellStart"/>
+      <w:r>
+        <w:rPr>
+          <w:rFonts w:ascii="Kalpurush" w:hAnsi="Kalpurush" w:cs="Kalpurush"/>
+        </w:rPr>
+        <w:t>এটিও</w:t>
+      </w:r>
+      <w:proofErr w:type="spellEnd"/>
+      <w:r>
+        <w:rPr>
+          <w:rFonts w:ascii="Kalpurush" w:hAnsi="Kalpurush" w:cs="Kalpurush"/>
+        </w:rPr>
+        <w:t xml:space="preserve"> </w:t>
+      </w:r>
+      <w:proofErr w:type="spellStart"/>
+      <w:r>
+        <w:rPr>
+          <w:rFonts w:ascii="Kalpurush" w:hAnsi="Kalpurush" w:cs="Kalpurush"/>
+        </w:rPr>
+        <w:t>দুই</w:t>
+      </w:r>
+      <w:proofErr w:type="spellEnd"/>
+      <w:r>
+        <w:rPr>
+          <w:rFonts w:ascii="Kalpurush" w:hAnsi="Kalpurush" w:cs="Kalpurush"/>
+        </w:rPr>
+        <w:t xml:space="preserve"> </w:t>
+      </w:r>
+      <w:proofErr w:type="spellStart"/>
+      <w:r>
+        <w:rPr>
+          <w:rFonts w:ascii="Kalpurush" w:hAnsi="Kalpurush" w:cs="Kalpurush"/>
+        </w:rPr>
+        <w:t>প্রকার</w:t>
+      </w:r>
+      <w:proofErr w:type="spellEnd"/>
+      <w:r>
+        <w:rPr>
+          <w:rFonts w:ascii="Kalpurush" w:hAnsi="Kalpurush" w:cs="Kalpurush"/>
+        </w:rPr>
+        <w:t xml:space="preserve">- </w:t>
+      </w:r>
+      <w:proofErr w:type="spellStart"/>
+      <w:r>
+        <w:rPr>
+          <w:rFonts w:ascii="Kalpurush" w:hAnsi="Kalpurush" w:cs="Kalpurush"/>
+        </w:rPr>
+        <w:t>ইলেকট্রোফিলিক</w:t>
+      </w:r>
+      <w:proofErr w:type="spellEnd"/>
+      <w:r>
+        <w:rPr>
+          <w:rFonts w:ascii="Kalpurush" w:hAnsi="Kalpurush" w:cs="Kalpurush"/>
+        </w:rPr>
+        <w:t xml:space="preserve"> </w:t>
+      </w:r>
+      <w:proofErr w:type="spellStart"/>
+      <w:r>
+        <w:rPr>
+          <w:rFonts w:ascii="Kalpurush" w:hAnsi="Kalpurush" w:cs="Kalpurush"/>
+        </w:rPr>
+        <w:t>প্রতিস্থাপন</w:t>
+      </w:r>
+      <w:proofErr w:type="spellEnd"/>
+      <w:r>
+        <w:rPr>
+          <w:rFonts w:ascii="Kalpurush" w:hAnsi="Kalpurush" w:cs="Kalpurush"/>
+        </w:rPr>
+        <w:t xml:space="preserve"> ও </w:t>
+      </w:r>
+      <w:proofErr w:type="spellStart"/>
+      <w:r>
+        <w:rPr>
+          <w:rFonts w:ascii="Kalpurush" w:hAnsi="Kalpurush" w:cs="Kalpurush"/>
+        </w:rPr>
+        <w:t>নিউক্লিওফিলিক</w:t>
+      </w:r>
+      <w:proofErr w:type="spellEnd"/>
+      <w:r>
+        <w:rPr>
+          <w:rFonts w:ascii="Kalpurush" w:hAnsi="Kalpurush" w:cs="Kalpurush"/>
+        </w:rPr>
+        <w:t xml:space="preserve"> </w:t>
+      </w:r>
+      <w:proofErr w:type="spellStart"/>
+      <w:r>
+        <w:rPr>
+          <w:rFonts w:ascii="Kalpurush" w:hAnsi="Kalpurush" w:cs="Kalpurush"/>
+        </w:rPr>
+        <w:t>প্রতিস্থাপন</w:t>
+      </w:r>
+      <w:proofErr w:type="spellEnd"/>
+      <w:r>
+        <w:rPr>
+          <w:rFonts w:ascii="Kalpurush" w:hAnsi="Kalpurush" w:cs="Kalpurush"/>
+        </w:rPr>
+        <w:t xml:space="preserve">। </w:t>
+      </w:r>
+      <w:proofErr w:type="spellStart"/>
+      <w:r>
+        <w:rPr>
+          <w:rFonts w:ascii="Kalpurush" w:hAnsi="Kalpurush" w:cs="Kalpurush"/>
+        </w:rPr>
+        <w:t>বেনজিন</w:t>
+      </w:r>
+      <w:proofErr w:type="spellEnd"/>
+      <w:r>
+        <w:rPr>
+          <w:rFonts w:ascii="Kalpurush" w:hAnsi="Kalpurush" w:cs="Kalpurush"/>
+        </w:rPr>
+        <w:t xml:space="preserve"> </w:t>
+      </w:r>
+      <w:proofErr w:type="spellStart"/>
+      <w:r>
+        <w:rPr>
+          <w:rFonts w:ascii="Kalpurush" w:hAnsi="Kalpurush" w:cs="Kalpurush"/>
+        </w:rPr>
+        <w:t>বলয়ে</w:t>
+      </w:r>
+      <w:proofErr w:type="spellEnd"/>
+      <w:r>
+        <w:rPr>
+          <w:rFonts w:ascii="Kalpurush" w:hAnsi="Kalpurush" w:cs="Kalpurush"/>
+        </w:rPr>
+        <w:t xml:space="preserve"> </w:t>
+      </w:r>
+      <w:proofErr w:type="spellStart"/>
+      <w:r>
+        <w:rPr>
+          <w:rFonts w:ascii="Kalpurush" w:hAnsi="Kalpurush" w:cs="Kalpurush"/>
+        </w:rPr>
+        <w:t>ইলেকট্রোফিলিক</w:t>
+      </w:r>
+      <w:proofErr w:type="spellEnd"/>
+      <w:r>
+        <w:rPr>
+          <w:rFonts w:ascii="Kalpurush" w:hAnsi="Kalpurush" w:cs="Kalpurush"/>
+        </w:rPr>
+        <w:t xml:space="preserve"> </w:t>
+      </w:r>
+      <w:proofErr w:type="spellStart"/>
+      <w:r>
+        <w:rPr>
+          <w:rFonts w:ascii="Kalpurush" w:hAnsi="Kalpurush" w:cs="Kalpurush"/>
+        </w:rPr>
+        <w:t>প্রতিস্থাপন</w:t>
+      </w:r>
+      <w:proofErr w:type="spellEnd"/>
+      <w:r>
+        <w:rPr>
+          <w:rFonts w:ascii="Kalpurush" w:hAnsi="Kalpurush" w:cs="Kalpurush"/>
+        </w:rPr>
+        <w:t xml:space="preserve"> </w:t>
+      </w:r>
+      <w:proofErr w:type="spellStart"/>
+      <w:r>
+        <w:rPr>
+          <w:rFonts w:ascii="Kalpurush" w:hAnsi="Kalpurush" w:cs="Kalpurush"/>
+        </w:rPr>
+        <w:t>ঘটে</w:t>
+      </w:r>
+      <w:proofErr w:type="spellEnd"/>
+      <w:r>
+        <w:rPr>
+          <w:rFonts w:ascii="Kalpurush" w:hAnsi="Kalpurush" w:cs="Kalpurush"/>
+        </w:rPr>
+        <w:t xml:space="preserve">, </w:t>
+      </w:r>
+      <w:proofErr w:type="spellStart"/>
+      <w:r>
+        <w:rPr>
+          <w:rFonts w:ascii="Kalpurush" w:hAnsi="Kalpurush" w:cs="Kalpurush"/>
+        </w:rPr>
+        <w:t>যেখানে</w:t>
+      </w:r>
+      <w:proofErr w:type="spellEnd"/>
+      <w:r>
+        <w:rPr>
+          <w:rFonts w:ascii="Kalpurush" w:hAnsi="Kalpurush" w:cs="Kalpurush"/>
+        </w:rPr>
+        <w:t xml:space="preserve"> </w:t>
+      </w:r>
+      <w:proofErr w:type="spellStart"/>
+      <w:r>
+        <w:rPr>
+          <w:rFonts w:ascii="Kalpurush" w:hAnsi="Kalpurush" w:cs="Kalpurush"/>
+        </w:rPr>
+        <w:t>একটি</w:t>
+      </w:r>
+      <w:proofErr w:type="spellEnd"/>
+      <w:r>
+        <w:rPr>
+          <w:rFonts w:ascii="Kalpurush" w:hAnsi="Kalpurush" w:cs="Kalpurush"/>
+        </w:rPr>
+        <w:t xml:space="preserve"> </w:t>
+      </w:r>
+      <w:proofErr w:type="spellStart"/>
+      <w:r>
+        <w:rPr>
+          <w:rFonts w:ascii="Kalpurush" w:hAnsi="Kalpurush" w:cs="Kalpurush"/>
+        </w:rPr>
+        <w:t>হাইড্রোজেন</w:t>
+      </w:r>
+      <w:proofErr w:type="spellEnd"/>
+      <w:r>
+        <w:rPr>
+          <w:rFonts w:ascii="Kalpurush" w:hAnsi="Kalpurush" w:cs="Kalpurush"/>
+        </w:rPr>
+        <w:t xml:space="preserve"> </w:t>
+      </w:r>
+      <w:proofErr w:type="spellStart"/>
+      <w:r>
+        <w:rPr>
+          <w:rFonts w:ascii="Kalpurush" w:hAnsi="Kalpurush" w:cs="Kalpurush"/>
+        </w:rPr>
+        <w:t>পরমাণুর</w:t>
+      </w:r>
+      <w:proofErr w:type="spellEnd"/>
+      <w:r>
+        <w:rPr>
+          <w:rFonts w:ascii="Kalpurush" w:hAnsi="Kalpurush" w:cs="Kalpurush"/>
+        </w:rPr>
+        <w:t xml:space="preserve"> </w:t>
+      </w:r>
+      <w:proofErr w:type="spellStart"/>
+      <w:r>
+        <w:rPr>
+          <w:rFonts w:ascii="Kalpurush" w:hAnsi="Kalpurush" w:cs="Kalpurush"/>
+        </w:rPr>
+        <w:t>স্থানে</w:t>
+      </w:r>
+      <w:proofErr w:type="spellEnd"/>
+      <w:r>
+        <w:rPr>
+          <w:rFonts w:ascii="Kalpurush" w:hAnsi="Kalpurush" w:cs="Kalpurush"/>
+        </w:rPr>
+        <w:t xml:space="preserve"> </w:t>
+      </w:r>
+      <w:proofErr w:type="spellStart"/>
+      <w:r>
+        <w:rPr>
+          <w:rFonts w:ascii="Kalpurush" w:hAnsi="Kalpurush" w:cs="Kalpurush"/>
+        </w:rPr>
+        <w:t>অন্য</w:t>
+      </w:r>
+      <w:proofErr w:type="spellEnd"/>
+      <w:r>
+        <w:rPr>
+          <w:rFonts w:ascii="Kalpurush" w:hAnsi="Kalpurush" w:cs="Kalpurush"/>
+        </w:rPr>
+        <w:t xml:space="preserve"> </w:t>
+      </w:r>
+      <w:proofErr w:type="spellStart"/>
+      <w:r>
+        <w:rPr>
+          <w:rFonts w:ascii="Kalpurush" w:hAnsi="Kalpurush" w:cs="Kalpurush"/>
+        </w:rPr>
+        <w:t>মূলক</w:t>
+      </w:r>
+      <w:proofErr w:type="spellEnd"/>
+      <w:r>
+        <w:rPr>
+          <w:rFonts w:ascii="Kalpurush" w:hAnsi="Kalpurush" w:cs="Kalpurush"/>
+        </w:rPr>
+        <w:t xml:space="preserve"> </w:t>
+      </w:r>
+      <w:proofErr w:type="spellStart"/>
+      <w:r>
+        <w:rPr>
+          <w:rFonts w:ascii="Kalpurush" w:hAnsi="Kalpurush" w:cs="Kalpurush"/>
+        </w:rPr>
+        <w:t>যুক্ত</w:t>
+      </w:r>
+      <w:proofErr w:type="spellEnd"/>
+      <w:r>
+        <w:rPr>
+          <w:rFonts w:ascii="Kalpurush" w:hAnsi="Kalpurush" w:cs="Kalpurush"/>
+        </w:rPr>
+        <w:t xml:space="preserve"> </w:t>
+      </w:r>
+      <w:proofErr w:type="spellStart"/>
+      <w:r>
+        <w:rPr>
+          <w:rFonts w:ascii="Kalpurush" w:hAnsi="Kalpurush" w:cs="Kalpurush"/>
+        </w:rPr>
+        <w:t>হয়</w:t>
+      </w:r>
+      <w:proofErr w:type="spellEnd"/>
+      <w:r>
+        <w:rPr>
+          <w:rFonts w:ascii="Kalpurush" w:hAnsi="Kalpurush" w:cs="Kalpurush"/>
+        </w:rPr>
+        <w:t xml:space="preserve">। </w:t>
+      </w:r>
+      <w:proofErr w:type="spellStart"/>
+      <w:r>
+        <w:rPr>
+          <w:rFonts w:ascii="Kalpurush" w:hAnsi="Kalpurush" w:cs="Kalpurush"/>
+        </w:rPr>
+        <w:t>অ্যালকাইল</w:t>
+      </w:r>
+      <w:proofErr w:type="spellEnd"/>
+      <w:r>
+        <w:rPr>
+          <w:rFonts w:ascii="Kalpurush" w:hAnsi="Kalpurush" w:cs="Kalpurush"/>
+        </w:rPr>
+        <w:t xml:space="preserve"> </w:t>
+      </w:r>
+      <w:proofErr w:type="spellStart"/>
+      <w:r>
+        <w:rPr>
+          <w:rFonts w:ascii="Kalpurush" w:hAnsi="Kalpurush" w:cs="Kalpurush"/>
+        </w:rPr>
+        <w:t>হ্যালাইডে</w:t>
+      </w:r>
+      <w:proofErr w:type="spellEnd"/>
+      <w:r>
+        <w:rPr>
+          <w:rFonts w:ascii="Kalpurush" w:hAnsi="Kalpurush" w:cs="Kalpurush"/>
+        </w:rPr>
+        <w:t xml:space="preserve"> </w:t>
+      </w:r>
+      <w:proofErr w:type="spellStart"/>
+      <w:r>
+        <w:rPr>
+          <w:rFonts w:ascii="Kalpurush" w:hAnsi="Kalpurush" w:cs="Kalpurush"/>
+        </w:rPr>
+        <w:t>নিউক্লিওফিলিক</w:t>
+      </w:r>
+      <w:proofErr w:type="spellEnd"/>
+      <w:r>
+        <w:rPr>
+          <w:rFonts w:ascii="Kalpurush" w:hAnsi="Kalpurush" w:cs="Kalpurush"/>
+        </w:rPr>
+        <w:t xml:space="preserve"> </w:t>
+      </w:r>
+      <w:proofErr w:type="spellStart"/>
+      <w:r>
+        <w:rPr>
+          <w:rFonts w:ascii="Kalpurush" w:hAnsi="Kalpurush" w:cs="Kalpurush"/>
+        </w:rPr>
+        <w:t>প্রতিস্থাপন</w:t>
+      </w:r>
+      <w:proofErr w:type="spellEnd"/>
+      <w:r>
+        <w:rPr>
+          <w:rFonts w:ascii="Kalpurush" w:hAnsi="Kalpurush" w:cs="Kalpurush"/>
+        </w:rPr>
+        <w:t xml:space="preserve"> </w:t>
+      </w:r>
+      <w:proofErr w:type="spellStart"/>
+      <w:r>
+        <w:rPr>
+          <w:rFonts w:ascii="Kalpurush" w:hAnsi="Kalpurush" w:cs="Kalpurush"/>
+        </w:rPr>
+        <w:t>ঘটে</w:t>
+      </w:r>
+      <w:proofErr w:type="spellEnd"/>
+      <w:r>
+        <w:rPr>
+          <w:rFonts w:ascii="Kalpurush" w:hAnsi="Kalpurush" w:cs="Kalpurush"/>
+        </w:rPr>
+        <w:t xml:space="preserve">, </w:t>
+      </w:r>
+      <w:proofErr w:type="spellStart"/>
+      <w:r>
+        <w:rPr>
+          <w:rFonts w:ascii="Kalpurush" w:hAnsi="Kalpurush" w:cs="Kalpurush"/>
+        </w:rPr>
+        <w:t>যেখানে</w:t>
+      </w:r>
+      <w:proofErr w:type="spellEnd"/>
+      <w:r>
+        <w:rPr>
+          <w:rFonts w:ascii="Kalpurush" w:hAnsi="Kalpurush" w:cs="Kalpurush"/>
+        </w:rPr>
+        <w:t xml:space="preserve"> </w:t>
+      </w:r>
+      <w:proofErr w:type="spellStart"/>
+      <w:r>
+        <w:rPr>
+          <w:rFonts w:ascii="Kalpurush" w:hAnsi="Kalpurush" w:cs="Kalpurush"/>
+        </w:rPr>
+        <w:t>হ্যালোজেনের</w:t>
+      </w:r>
+      <w:proofErr w:type="spellEnd"/>
+      <w:r>
+        <w:rPr>
+          <w:rFonts w:ascii="Kalpurush" w:hAnsi="Kalpurush" w:cs="Kalpurush"/>
+        </w:rPr>
+        <w:t xml:space="preserve"> </w:t>
+      </w:r>
+      <w:proofErr w:type="spellStart"/>
+      <w:r>
+        <w:rPr>
+          <w:rFonts w:ascii="Kalpurush" w:hAnsi="Kalpurush" w:cs="Kalpurush"/>
+        </w:rPr>
+        <w:t>স্থানে</w:t>
+      </w:r>
+      <w:proofErr w:type="spellEnd"/>
+      <w:r>
+        <w:rPr>
+          <w:rFonts w:ascii="Kalpurush" w:hAnsi="Kalpurush" w:cs="Kalpurush"/>
+        </w:rPr>
+        <w:t xml:space="preserve"> </w:t>
+      </w:r>
+      <w:proofErr w:type="spellStart"/>
+      <w:r>
+        <w:rPr>
+          <w:rFonts w:ascii="Kalpurush" w:hAnsi="Kalpurush" w:cs="Kalpurush"/>
+        </w:rPr>
+        <w:t>নিউক্লিওফাইল</w:t>
+      </w:r>
+      <w:proofErr w:type="spellEnd"/>
+      <w:r>
+        <w:rPr>
+          <w:rFonts w:ascii="Kalpurush" w:hAnsi="Kalpurush" w:cs="Kalpurush"/>
+        </w:rPr>
+        <w:t xml:space="preserve"> </w:t>
+      </w:r>
+      <w:proofErr w:type="spellStart"/>
+      <w:r>
+        <w:rPr>
+          <w:rFonts w:ascii="Kalpurush" w:hAnsi="Kalpurush" w:cs="Kalpurush"/>
+        </w:rPr>
+        <w:t>যুক্ত</w:t>
+      </w:r>
+      <w:proofErr w:type="spellEnd"/>
+      <w:r>
+        <w:rPr>
+          <w:rFonts w:ascii="Kalpurush" w:hAnsi="Kalpurush" w:cs="Kalpurush"/>
+        </w:rPr>
+        <w:t xml:space="preserve"> </w:t>
+      </w:r>
+      <w:proofErr w:type="spellStart"/>
+      <w:r>
+        <w:rPr>
+          <w:rFonts w:ascii="Kalpurush" w:hAnsi="Kalpurush" w:cs="Kalpurush"/>
+        </w:rPr>
+        <w:t>হয়</w:t>
+      </w:r>
+      <w:proofErr w:type="spellEnd"/>
+      <w:r>
+        <w:rPr>
+          <w:rFonts w:ascii="Kalpurush" w:hAnsi="Kalpurush" w:cs="Kalpurush"/>
+        </w:rPr>
+        <w:t xml:space="preserve">। </w:t>
+      </w:r>
+      <w:proofErr w:type="spellStart"/>
+      <w:r>
+        <w:rPr>
+          <w:rFonts w:ascii="Kalpurush" w:hAnsi="Kalpurush" w:cs="Kalpurush"/>
+        </w:rPr>
+        <w:t>নিউক্লিওফিলিক</w:t>
+      </w:r>
+      <w:proofErr w:type="spellEnd"/>
+      <w:r>
+        <w:rPr>
+          <w:rFonts w:ascii="Kalpurush" w:hAnsi="Kalpurush" w:cs="Kalpurush"/>
+        </w:rPr>
+        <w:t xml:space="preserve"> </w:t>
+      </w:r>
+      <w:proofErr w:type="spellStart"/>
+      <w:r>
+        <w:rPr>
+          <w:rFonts w:ascii="Kalpurush" w:hAnsi="Kalpurush" w:cs="Kalpurush"/>
+        </w:rPr>
+        <w:t>প্রতিস্থাপন</w:t>
+      </w:r>
+      <w:proofErr w:type="spellEnd"/>
+      <w:r>
+        <w:rPr>
+          <w:rFonts w:ascii="Kalpurush" w:hAnsi="Kalpurush" w:cs="Kalpurush"/>
+        </w:rPr>
+        <w:t xml:space="preserve"> </w:t>
+      </w:r>
+      <w:proofErr w:type="spellStart"/>
+      <w:r>
+        <w:rPr>
+          <w:rFonts w:ascii="Kalpurush" w:hAnsi="Kalpurush" w:cs="Kalpurush"/>
+        </w:rPr>
+        <w:t>আবার</w:t>
+      </w:r>
+      <w:proofErr w:type="spellEnd"/>
+      <w:r>
+        <w:rPr>
+          <w:rFonts w:ascii="Kalpurush" w:hAnsi="Kalpurush" w:cs="Kalpurush"/>
+        </w:rPr>
+        <w:t xml:space="preserve"> S</w:t>
+      </w:r>
+      <w:r>
+        <w:rPr>
+          <w:rFonts w:ascii="Kalpurush" w:hAnsi="Kalpurush" w:cs="Kalpurush"/>
+          <w:vertAlign w:val="subscript"/>
+        </w:rPr>
+        <w:t>N</w:t>
+      </w:r>
+      <w:r>
+        <w:rPr>
+          <w:rFonts w:ascii="Kalpurush" w:hAnsi="Kalpurush" w:cs="Kalpurush"/>
+        </w:rPr>
+        <w:t>1 ও S</w:t>
+      </w:r>
+      <w:r>
+        <w:rPr>
+          <w:rFonts w:ascii="Kalpurush" w:hAnsi="Kalpurush" w:cs="Kalpurush"/>
+          <w:vertAlign w:val="subscript"/>
+        </w:rPr>
+        <w:t>N</w:t>
+      </w:r>
+      <w:r>
+        <w:rPr>
+          <w:rFonts w:ascii="Kalpurush" w:hAnsi="Kalpurush" w:cs="Kalpurush"/>
+        </w:rPr>
+        <w:t xml:space="preserve">2 </w:t>
+      </w:r>
+      <w:proofErr w:type="spellStart"/>
+      <w:r>
+        <w:rPr>
+          <w:rFonts w:ascii="Kalpurush" w:hAnsi="Kalpurush" w:cs="Kalpurush"/>
+        </w:rPr>
+        <w:t>প্রক্রিয়ায়</w:t>
+      </w:r>
+      <w:proofErr w:type="spellEnd"/>
+      <w:r>
+        <w:rPr>
+          <w:rFonts w:ascii="Kalpurush" w:hAnsi="Kalpurush" w:cs="Kalpurush"/>
+        </w:rPr>
+        <w:t xml:space="preserve"> </w:t>
+      </w:r>
+      <w:proofErr w:type="spellStart"/>
+      <w:r>
+        <w:rPr>
+          <w:rFonts w:ascii="Kalpurush" w:hAnsi="Kalpurush" w:cs="Kalpurush"/>
+        </w:rPr>
+        <w:t>ঘটতে</w:t>
+      </w:r>
+      <w:proofErr w:type="spellEnd"/>
+      <w:r>
+        <w:rPr>
+          <w:rFonts w:ascii="Kalpurush" w:hAnsi="Kalpurush" w:cs="Kalpurush"/>
+        </w:rPr>
+        <w:t xml:space="preserve"> </w:t>
+      </w:r>
+      <w:proofErr w:type="spellStart"/>
+      <w:r>
+        <w:rPr>
+          <w:rFonts w:ascii="Kalpurush" w:hAnsi="Kalpurush" w:cs="Kalpurush"/>
+        </w:rPr>
+        <w:t>পারে</w:t>
+      </w:r>
+      <w:proofErr w:type="spellEnd"/>
+      <w:r>
+        <w:rPr>
+          <w:rFonts w:ascii="Kalpurush" w:hAnsi="Kalpurush" w:cs="Kalpurush"/>
+        </w:rPr>
+        <w:t>। S</w:t>
+      </w:r>
+      <w:r>
+        <w:rPr>
+          <w:rFonts w:ascii="Kalpurush" w:hAnsi="Kalpurush" w:cs="Kalpurush"/>
+          <w:vertAlign w:val="subscript"/>
+        </w:rPr>
+        <w:t>N</w:t>
+      </w:r>
+      <w:r>
+        <w:rPr>
+          <w:rFonts w:ascii="Kalpurush" w:hAnsi="Kalpurush" w:cs="Kalpurush"/>
+        </w:rPr>
+        <w:t xml:space="preserve">1 </w:t>
+      </w:r>
+      <w:proofErr w:type="spellStart"/>
+      <w:r>
+        <w:rPr>
+          <w:rFonts w:ascii="Kalpurush" w:hAnsi="Kalpurush" w:cs="Kalpurush"/>
+        </w:rPr>
+        <w:t>প্রক্রিয়া</w:t>
+      </w:r>
+      <w:proofErr w:type="spellEnd"/>
+      <w:r>
+        <w:rPr>
+          <w:rFonts w:ascii="Kalpurush" w:hAnsi="Kalpurush" w:cs="Kalpurush"/>
+        </w:rPr>
+        <w:t xml:space="preserve"> </w:t>
+      </w:r>
+      <w:proofErr w:type="spellStart"/>
+      <w:r>
+        <w:rPr>
+          <w:rFonts w:ascii="Kalpurush" w:hAnsi="Kalpurush" w:cs="Kalpurush"/>
+        </w:rPr>
+        <w:t>সাধারণত</w:t>
+      </w:r>
+      <w:proofErr w:type="spellEnd"/>
+      <w:r>
+        <w:rPr>
+          <w:rFonts w:ascii="Kalpurush" w:hAnsi="Kalpurush" w:cs="Kalpurush"/>
+        </w:rPr>
+        <w:t xml:space="preserve"> 3</w:t>
+      </w:r>
+      <w:r>
+        <w:rPr>
+          <w:rFonts w:ascii="Cambria" w:hAnsi="Cambria" w:cs="Cambria"/>
+        </w:rPr>
+        <w:t>°</w:t>
+      </w:r>
+      <w:r>
+        <w:rPr>
+          <w:rFonts w:ascii="Kalpurush" w:hAnsi="Kalpurush" w:cs="Kalpurush"/>
+        </w:rPr>
+        <w:t xml:space="preserve"> </w:t>
+      </w:r>
+      <w:proofErr w:type="spellStart"/>
+      <w:r>
+        <w:rPr>
+          <w:rFonts w:ascii="Kalpurush" w:hAnsi="Kalpurush" w:cs="Kalpurush"/>
+        </w:rPr>
+        <w:t>অ্যালকাইল</w:t>
+      </w:r>
+      <w:proofErr w:type="spellEnd"/>
+      <w:r>
+        <w:rPr>
+          <w:rFonts w:ascii="Kalpurush" w:hAnsi="Kalpurush" w:cs="Kalpurush"/>
+        </w:rPr>
+        <w:t xml:space="preserve"> </w:t>
+      </w:r>
+      <w:proofErr w:type="spellStart"/>
+      <w:r>
+        <w:rPr>
+          <w:rFonts w:ascii="Kalpurush" w:hAnsi="Kalpurush" w:cs="Kalpurush"/>
+        </w:rPr>
+        <w:t>হ্যালাইডে</w:t>
+      </w:r>
+      <w:proofErr w:type="spellEnd"/>
+      <w:r>
+        <w:rPr>
+          <w:rFonts w:ascii="Kalpurush" w:hAnsi="Kalpurush" w:cs="Kalpurush"/>
+        </w:rPr>
+        <w:t xml:space="preserve"> </w:t>
+      </w:r>
+      <w:proofErr w:type="spellStart"/>
+      <w:r>
+        <w:rPr>
+          <w:rFonts w:ascii="Kalpurush" w:hAnsi="Kalpurush" w:cs="Kalpurush"/>
+        </w:rPr>
+        <w:t>এবং</w:t>
+      </w:r>
+      <w:proofErr w:type="spellEnd"/>
+      <w:r>
+        <w:rPr>
+          <w:rFonts w:ascii="Kalpurush" w:hAnsi="Kalpurush" w:cs="Kalpurush"/>
+        </w:rPr>
+        <w:t xml:space="preserve"> S</w:t>
+      </w:r>
+      <w:r>
+        <w:rPr>
+          <w:rFonts w:ascii="Kalpurush" w:hAnsi="Kalpurush" w:cs="Kalpurush"/>
+          <w:vertAlign w:val="subscript"/>
+        </w:rPr>
+        <w:t>N</w:t>
+      </w:r>
+      <w:r>
+        <w:rPr>
+          <w:rFonts w:ascii="Kalpurush" w:hAnsi="Kalpurush" w:cs="Kalpurush"/>
+        </w:rPr>
+        <w:t xml:space="preserve">2 </w:t>
+      </w:r>
+      <w:proofErr w:type="spellStart"/>
+      <w:r>
+        <w:rPr>
+          <w:rFonts w:ascii="Kalpurush" w:hAnsi="Kalpurush" w:cs="Kalpurush"/>
+        </w:rPr>
+        <w:t>প্রক্রিয়া</w:t>
+      </w:r>
+      <w:proofErr w:type="spellEnd"/>
+      <w:r>
+        <w:rPr>
+          <w:rFonts w:ascii="Kalpurush" w:hAnsi="Kalpurush" w:cs="Kalpurush"/>
+        </w:rPr>
+        <w:t xml:space="preserve"> </w:t>
+      </w:r>
+      <w:proofErr w:type="spellStart"/>
+      <w:r>
+        <w:rPr>
+          <w:rFonts w:ascii="Kalpurush" w:hAnsi="Kalpurush" w:cs="Kalpurush"/>
+        </w:rPr>
+        <w:t>সাধারণত</w:t>
+      </w:r>
+      <w:proofErr w:type="spellEnd"/>
+      <w:r>
+        <w:rPr>
+          <w:rFonts w:ascii="Kalpurush" w:hAnsi="Kalpurush" w:cs="Kalpurush"/>
+        </w:rPr>
+        <w:t xml:space="preserve"> 1</w:t>
+      </w:r>
+      <w:r>
+        <w:rPr>
+          <w:rFonts w:ascii="Cambria" w:hAnsi="Cambria" w:cs="Cambria"/>
+        </w:rPr>
+        <w:t>°</w:t>
+      </w:r>
+      <w:r>
+        <w:rPr>
+          <w:rFonts w:ascii="Kalpurush" w:hAnsi="Kalpurush" w:cs="Kalpurush"/>
+        </w:rPr>
+        <w:t xml:space="preserve"> </w:t>
+      </w:r>
+      <w:proofErr w:type="spellStart"/>
+      <w:r>
+        <w:rPr>
+          <w:rFonts w:ascii="Kalpurush" w:hAnsi="Kalpurush" w:cs="Kalpurush"/>
+        </w:rPr>
+        <w:t>অ্যালকাইল</w:t>
+      </w:r>
+      <w:proofErr w:type="spellEnd"/>
+      <w:r>
+        <w:rPr>
+          <w:rFonts w:ascii="Kalpurush" w:hAnsi="Kalpurush" w:cs="Kalpurush"/>
+        </w:rPr>
+        <w:t xml:space="preserve"> </w:t>
+      </w:r>
+      <w:proofErr w:type="spellStart"/>
+      <w:r>
+        <w:rPr>
+          <w:rFonts w:ascii="Kalpurush" w:hAnsi="Kalpurush" w:cs="Kalpurush"/>
+        </w:rPr>
+        <w:t>হ্যালাইডে</w:t>
+      </w:r>
+      <w:proofErr w:type="spellEnd"/>
+      <w:r>
+        <w:rPr>
+          <w:rFonts w:ascii="Kalpurush" w:hAnsi="Kalpurush" w:cs="Kalpurush"/>
+        </w:rPr>
+        <w:t xml:space="preserve"> </w:t>
+      </w:r>
+      <w:proofErr w:type="spellStart"/>
+      <w:r>
+        <w:rPr>
+          <w:rFonts w:ascii="Kalpurush" w:hAnsi="Kalpurush" w:cs="Kalpurush"/>
+        </w:rPr>
+        <w:t>বেশি</w:t>
+      </w:r>
+      <w:proofErr w:type="spellEnd"/>
+      <w:r>
+        <w:rPr>
+          <w:rFonts w:ascii="Kalpurush" w:hAnsi="Kalpurush" w:cs="Kalpurush"/>
+        </w:rPr>
+        <w:t xml:space="preserve"> </w:t>
+      </w:r>
+      <w:proofErr w:type="spellStart"/>
+      <w:r>
+        <w:rPr>
+          <w:rFonts w:ascii="Kalpurush" w:hAnsi="Kalpurush" w:cs="Kalpurush"/>
+        </w:rPr>
+        <w:t>ঘটে</w:t>
+      </w:r>
+      <w:proofErr w:type="spellEnd"/>
+      <w:r>
+        <w:rPr>
+          <w:rFonts w:ascii="Kalpurush" w:hAnsi="Kalpurush" w:cs="Kalpurush"/>
+        </w:rPr>
+        <w:t xml:space="preserve"> </w:t>
+      </w:r>
+      <w:proofErr w:type="spellStart"/>
+      <w:r>
+        <w:rPr>
+          <w:rFonts w:ascii="Kalpurush" w:hAnsi="Kalpurush" w:cs="Kalpurush"/>
+        </w:rPr>
+        <w:t>থাকে</w:t>
+      </w:r>
+      <w:proofErr w:type="spellEnd"/>
+      <w:r>
+        <w:rPr>
+          <w:rFonts w:ascii="Kalpurush" w:hAnsi="Kalpurush" w:cs="Kalpurush"/>
+        </w:rPr>
+        <w:t>।</w:t>
+      </w:r>
+    </w:p>
+    <w:p>
+      <w:pPr>
+        <w:pStyle w:val="NormalWeb"/>
+        <w:jc w:val="both"/>
+        <w:rPr>
+          <w:rFonts w:ascii="Kalpurush" w:hAnsi="Kalpurush" w:cs="Kalpurush"/>
+        </w:rPr>
+      </w:pPr>
+      <w:proofErr w:type="spellStart"/>
+      <w:r>
+        <w:rPr>
+          <w:rFonts w:ascii="Kalpurush" w:hAnsi="Kalpurush" w:cs="Kalpurush"/>
+          <w:b/>
+          <w:bCs/>
+        </w:rPr>
+        <w:t>অপসারণ</w:t>
+      </w:r>
+      <w:proofErr w:type="spellEnd"/>
+      <w:r>
+        <w:rPr>
+          <w:rFonts w:ascii="Kalpurush" w:hAnsi="Kalpurush" w:cs="Kalpurush"/>
+          <w:b/>
+          <w:bCs/>
+        </w:rPr>
+        <w:t xml:space="preserve"> </w:t>
+      </w:r>
+      <w:proofErr w:type="spellStart"/>
+      <w:r>
+        <w:rPr>
+          <w:rFonts w:ascii="Kalpurush" w:hAnsi="Kalpurush" w:cs="Kalpurush"/>
+          <w:b/>
+          <w:bCs/>
+        </w:rPr>
+        <w:t>বিক্রিয়া</w:t>
+      </w:r>
+      <w:proofErr w:type="spellEnd"/>
+      <w:r>
+        <w:rPr>
+          <w:rFonts w:ascii="Kalpurush" w:hAnsi="Kalpurush" w:cs="Kalpurush"/>
+          <w:b/>
+          <w:bCs/>
+        </w:rPr>
+        <w:t>:</w:t>
+      </w:r>
+      <w:r>
+        <w:rPr>
+          <w:rFonts w:ascii="Kalpurush" w:hAnsi="Kalpurush" w:cs="Kalpurush"/>
+        </w:rPr>
+        <w:t xml:space="preserve"> </w:t>
+      </w:r>
+      <w:proofErr w:type="spellStart"/>
+      <w:r>
+        <w:rPr>
+          <w:rFonts w:ascii="Kalpurush" w:hAnsi="Kalpurush" w:cs="Kalpurush"/>
+        </w:rPr>
+        <w:t>যে</w:t>
+      </w:r>
+      <w:proofErr w:type="spellEnd"/>
+      <w:r>
+        <w:rPr>
+          <w:rFonts w:ascii="Kalpurush" w:hAnsi="Kalpurush" w:cs="Kalpurush"/>
+        </w:rPr>
+        <w:t xml:space="preserve"> </w:t>
+      </w:r>
+      <w:proofErr w:type="spellStart"/>
+      <w:r>
+        <w:rPr>
+          <w:rFonts w:ascii="Kalpurush" w:hAnsi="Kalpurush" w:cs="Kalpurush"/>
+        </w:rPr>
+        <w:t>বিক্রিয়ায়</w:t>
+      </w:r>
+      <w:proofErr w:type="spellEnd"/>
+      <w:r>
+        <w:rPr>
+          <w:rFonts w:ascii="Kalpurush" w:hAnsi="Kalpurush" w:cs="Kalpurush"/>
+        </w:rPr>
+        <w:t xml:space="preserve"> </w:t>
+      </w:r>
+      <w:proofErr w:type="spellStart"/>
+      <w:r>
+        <w:rPr>
+          <w:rFonts w:ascii="Kalpurush" w:hAnsi="Kalpurush" w:cs="Kalpurush"/>
+        </w:rPr>
+        <w:t>কোনো</w:t>
+      </w:r>
+      <w:proofErr w:type="spellEnd"/>
+      <w:r>
+        <w:rPr>
+          <w:rFonts w:ascii="Kalpurush" w:hAnsi="Kalpurush" w:cs="Kalpurush"/>
+        </w:rPr>
+        <w:t xml:space="preserve"> </w:t>
+      </w:r>
+      <w:proofErr w:type="spellStart"/>
+      <w:r>
+        <w:rPr>
+          <w:rFonts w:ascii="Kalpurush" w:hAnsi="Kalpurush" w:cs="Kalpurush"/>
+        </w:rPr>
+        <w:t>যৌগ</w:t>
+      </w:r>
+      <w:proofErr w:type="spellEnd"/>
+      <w:r>
+        <w:rPr>
+          <w:rFonts w:ascii="Kalpurush" w:hAnsi="Kalpurush" w:cs="Kalpurush"/>
+        </w:rPr>
+        <w:t xml:space="preserve"> </w:t>
+      </w:r>
+      <w:proofErr w:type="spellStart"/>
+      <w:r>
+        <w:rPr>
+          <w:rFonts w:ascii="Kalpurush" w:hAnsi="Kalpurush" w:cs="Kalpurush"/>
+        </w:rPr>
+        <w:t>থেকে</w:t>
+      </w:r>
+      <w:proofErr w:type="spellEnd"/>
+      <w:r>
+        <w:rPr>
+          <w:rFonts w:ascii="Kalpurush" w:hAnsi="Kalpurush" w:cs="Kalpurush"/>
+        </w:rPr>
+        <w:t xml:space="preserve"> </w:t>
+      </w:r>
+      <w:proofErr w:type="spellStart"/>
+      <w:r>
+        <w:rPr>
+          <w:rFonts w:ascii="Kalpurush" w:hAnsi="Kalpurush" w:cs="Kalpurush"/>
+        </w:rPr>
+        <w:t>দুটি</w:t>
+      </w:r>
+      <w:proofErr w:type="spellEnd"/>
+      <w:r>
+        <w:rPr>
+          <w:rFonts w:ascii="Kalpurush" w:hAnsi="Kalpurush" w:cs="Kalpurush"/>
+        </w:rPr>
+        <w:t xml:space="preserve"> </w:t>
+      </w:r>
+      <w:proofErr w:type="spellStart"/>
+      <w:r>
+        <w:rPr>
+          <w:rFonts w:ascii="Kalpurush" w:hAnsi="Kalpurush" w:cs="Kalpurush"/>
+        </w:rPr>
+        <w:t>পরমাণু</w:t>
+      </w:r>
+      <w:proofErr w:type="spellEnd"/>
+      <w:r>
+        <w:rPr>
+          <w:rFonts w:ascii="Kalpurush" w:hAnsi="Kalpurush" w:cs="Kalpurush"/>
+        </w:rPr>
+        <w:t xml:space="preserve"> </w:t>
+      </w:r>
+      <w:proofErr w:type="spellStart"/>
+      <w:r>
+        <w:rPr>
+          <w:rFonts w:ascii="Kalpurush" w:hAnsi="Kalpurush" w:cs="Kalpurush"/>
+        </w:rPr>
+        <w:t>বা</w:t>
+      </w:r>
+      <w:proofErr w:type="spellEnd"/>
+      <w:r>
+        <w:rPr>
+          <w:rFonts w:ascii="Kalpurush" w:hAnsi="Kalpurush" w:cs="Kalpurush"/>
+        </w:rPr>
+        <w:t xml:space="preserve"> </w:t>
+      </w:r>
+      <w:proofErr w:type="spellStart"/>
+      <w:r>
+        <w:rPr>
+          <w:rFonts w:ascii="Kalpurush" w:hAnsi="Kalpurush" w:cs="Kalpurush"/>
+        </w:rPr>
+        <w:t>মূলক</w:t>
+      </w:r>
+      <w:proofErr w:type="spellEnd"/>
+      <w:r>
+        <w:rPr>
+          <w:rFonts w:ascii="Kalpurush" w:hAnsi="Kalpurush" w:cs="Kalpurush"/>
+        </w:rPr>
+        <w:t xml:space="preserve"> </w:t>
+      </w:r>
+      <w:proofErr w:type="spellStart"/>
+      <w:r>
+        <w:rPr>
+          <w:rFonts w:ascii="Kalpurush" w:hAnsi="Kalpurush" w:cs="Kalpurush"/>
+        </w:rPr>
+        <w:t>অপসারিত</w:t>
+      </w:r>
+      <w:proofErr w:type="spellEnd"/>
+      <w:r>
+        <w:rPr>
+          <w:rFonts w:ascii="Kalpurush" w:hAnsi="Kalpurush" w:cs="Kalpurush"/>
+        </w:rPr>
+        <w:t xml:space="preserve"> </w:t>
+      </w:r>
+      <w:proofErr w:type="spellStart"/>
+      <w:r>
+        <w:rPr>
+          <w:rFonts w:ascii="Kalpurush" w:hAnsi="Kalpurush" w:cs="Kalpurush"/>
+        </w:rPr>
+        <w:t>হয়ে</w:t>
+      </w:r>
+      <w:proofErr w:type="spellEnd"/>
+      <w:r>
+        <w:rPr>
+          <w:rFonts w:ascii="Kalpurush" w:hAnsi="Kalpurush" w:cs="Kalpurush"/>
+        </w:rPr>
+        <w:t xml:space="preserve"> </w:t>
+      </w:r>
+      <w:proofErr w:type="spellStart"/>
+      <w:r>
+        <w:rPr>
+          <w:rFonts w:ascii="Kalpurush" w:hAnsi="Kalpurush" w:cs="Kalpurush"/>
+        </w:rPr>
+        <w:t>সাধারণত</w:t>
+      </w:r>
+      <w:proofErr w:type="spellEnd"/>
+      <w:r>
+        <w:rPr>
+          <w:rFonts w:ascii="Kalpurush" w:hAnsi="Kalpurush" w:cs="Kalpurush"/>
+        </w:rPr>
+        <w:t xml:space="preserve"> </w:t>
+      </w:r>
+      <w:proofErr w:type="spellStart"/>
+      <w:r>
+        <w:rPr>
+          <w:rFonts w:ascii="Kalpurush" w:hAnsi="Kalpurush" w:cs="Kalpurush"/>
+        </w:rPr>
+        <w:t>দ্বিবন্ধন</w:t>
+      </w:r>
+      <w:proofErr w:type="spellEnd"/>
+      <w:r>
+        <w:rPr>
+          <w:rFonts w:ascii="Kalpurush" w:hAnsi="Kalpurush" w:cs="Kalpurush"/>
+        </w:rPr>
+        <w:t xml:space="preserve"> </w:t>
+      </w:r>
+      <w:proofErr w:type="spellStart"/>
+      <w:r>
+        <w:rPr>
+          <w:rFonts w:ascii="Kalpurush" w:hAnsi="Kalpurush" w:cs="Kalpurush"/>
+        </w:rPr>
+        <w:t>বা</w:t>
+      </w:r>
+      <w:proofErr w:type="spellEnd"/>
+      <w:r>
+        <w:rPr>
+          <w:rFonts w:ascii="Kalpurush" w:hAnsi="Kalpurush" w:cs="Kalpurush"/>
+        </w:rPr>
+        <w:t xml:space="preserve"> </w:t>
+      </w:r>
+      <w:proofErr w:type="spellStart"/>
+      <w:r>
+        <w:rPr>
+          <w:rFonts w:ascii="Kalpurush" w:hAnsi="Kalpurush" w:cs="Kalpurush"/>
+        </w:rPr>
+        <w:t>ত্রিবন্ধন</w:t>
+      </w:r>
+      <w:proofErr w:type="spellEnd"/>
+      <w:r>
+        <w:rPr>
+          <w:rFonts w:ascii="Kalpurush" w:hAnsi="Kalpurush" w:cs="Kalpurush"/>
+        </w:rPr>
+        <w:t xml:space="preserve"> </w:t>
+      </w:r>
+      <w:proofErr w:type="spellStart"/>
+      <w:r>
+        <w:rPr>
+          <w:rFonts w:ascii="Kalpurush" w:hAnsi="Kalpurush" w:cs="Kalpurush"/>
+        </w:rPr>
+        <w:t>তৈরি</w:t>
+      </w:r>
+      <w:proofErr w:type="spellEnd"/>
+      <w:r>
+        <w:rPr>
+          <w:rFonts w:ascii="Kalpurush" w:hAnsi="Kalpurush" w:cs="Kalpurush"/>
+        </w:rPr>
+        <w:t xml:space="preserve"> </w:t>
+      </w:r>
+      <w:proofErr w:type="spellStart"/>
+      <w:r>
+        <w:rPr>
+          <w:rFonts w:ascii="Kalpurush" w:hAnsi="Kalpurush" w:cs="Kalpurush"/>
+        </w:rPr>
+        <w:t>হয়</w:t>
+      </w:r>
+      <w:proofErr w:type="spellEnd"/>
+      <w:r>
+        <w:rPr>
+          <w:rFonts w:ascii="Kalpurush" w:hAnsi="Kalpurush" w:cs="Kalpurush"/>
+        </w:rPr>
+        <w:t xml:space="preserve">, </w:t>
+      </w:r>
+      <w:proofErr w:type="spellStart"/>
+      <w:r>
+        <w:rPr>
+          <w:rFonts w:ascii="Kalpurush" w:hAnsi="Kalpurush" w:cs="Kalpurush"/>
+        </w:rPr>
+        <w:t>তাকে</w:t>
+      </w:r>
+      <w:proofErr w:type="spellEnd"/>
+      <w:r>
+        <w:rPr>
+          <w:rFonts w:ascii="Kalpurush" w:hAnsi="Kalpurush" w:cs="Kalpurush"/>
+        </w:rPr>
+        <w:t xml:space="preserve"> </w:t>
+      </w:r>
+      <w:proofErr w:type="spellStart"/>
+      <w:r>
+        <w:rPr>
+          <w:rFonts w:ascii="Kalpurush" w:hAnsi="Kalpurush" w:cs="Kalpurush"/>
+        </w:rPr>
+        <w:t>অপসারণ</w:t>
+      </w:r>
+      <w:proofErr w:type="spellEnd"/>
+      <w:r>
+        <w:rPr>
+          <w:rFonts w:ascii="Kalpurush" w:hAnsi="Kalpurush" w:cs="Kalpurush"/>
+        </w:rPr>
+        <w:t xml:space="preserve"> </w:t>
+      </w:r>
+      <w:proofErr w:type="spellStart"/>
+      <w:r>
+        <w:rPr>
+          <w:rFonts w:ascii="Kalpurush" w:hAnsi="Kalpurush" w:cs="Kalpurush"/>
+        </w:rPr>
+        <w:t>বিক্রিয়া</w:t>
+      </w:r>
+      <w:proofErr w:type="spellEnd"/>
+      <w:r>
+        <w:rPr>
+          <w:rFonts w:ascii="Kalpurush" w:hAnsi="Kalpurush" w:cs="Kalpurush"/>
+        </w:rPr>
+        <w:t xml:space="preserve"> </w:t>
+      </w:r>
+      <w:proofErr w:type="spellStart"/>
+      <w:r>
+        <w:rPr>
+          <w:rFonts w:ascii="Kalpurush" w:hAnsi="Kalpurush" w:cs="Kalpurush"/>
+        </w:rPr>
+        <w:t>বলে</w:t>
+      </w:r>
+      <w:proofErr w:type="spellEnd"/>
+      <w:r>
+        <w:rPr>
+          <w:rFonts w:ascii="Kalpurush" w:hAnsi="Kalpurush" w:cs="Kalpurush"/>
+        </w:rPr>
+        <w:t xml:space="preserve">। </w:t>
+      </w:r>
+      <w:proofErr w:type="spellStart"/>
+      <w:r>
+        <w:rPr>
+          <w:rFonts w:ascii="Kalpurush" w:hAnsi="Kalpurush" w:cs="Kalpurush"/>
+        </w:rPr>
+        <w:t>একইভাবে</w:t>
+      </w:r>
+      <w:proofErr w:type="spellEnd"/>
+      <w:r>
+        <w:rPr>
+          <w:rFonts w:ascii="Kalpurush" w:hAnsi="Kalpurush" w:cs="Kalpurush"/>
+        </w:rPr>
+        <w:t xml:space="preserve"> </w:t>
+      </w:r>
+      <w:proofErr w:type="spellStart"/>
+      <w:r>
+        <w:rPr>
+          <w:rFonts w:ascii="Kalpurush" w:hAnsi="Kalpurush" w:cs="Kalpurush"/>
+        </w:rPr>
+        <w:t>এটাকেও</w:t>
+      </w:r>
+      <w:proofErr w:type="spellEnd"/>
+      <w:r>
+        <w:rPr>
+          <w:rFonts w:ascii="Kalpurush" w:hAnsi="Kalpurush" w:cs="Kalpurush"/>
+        </w:rPr>
+        <w:t xml:space="preserve"> </w:t>
+      </w:r>
+      <w:proofErr w:type="spellStart"/>
+      <w:r>
+        <w:rPr>
+          <w:rFonts w:ascii="Kalpurush" w:hAnsi="Kalpurush" w:cs="Kalpurush"/>
+        </w:rPr>
+        <w:t>দুই</w:t>
+      </w:r>
+      <w:r>
+        <w:rPr>
+          <w:rFonts w:ascii="Kalpurush" w:hAnsi="Kalpurush" w:cs="Kalpurush"/>
+        </w:rPr>
+        <w:t>টি</w:t>
+      </w:r>
+      <w:proofErr w:type="spellEnd"/>
+      <w:r>
+        <w:rPr>
+          <w:rFonts w:ascii="Kalpurush" w:hAnsi="Kalpurush" w:cs="Kalpurush"/>
+        </w:rPr>
+        <w:t xml:space="preserve"> </w:t>
+      </w:r>
+      <w:proofErr w:type="spellStart"/>
+      <w:r>
+        <w:rPr>
+          <w:rFonts w:ascii="Kalpurush" w:hAnsi="Kalpurush" w:cs="Kalpurush"/>
+        </w:rPr>
+        <w:t>প্রকারভেদের</w:t>
+      </w:r>
+      <w:proofErr w:type="spellEnd"/>
+      <w:r>
+        <w:rPr>
+          <w:rFonts w:ascii="Kalpurush" w:hAnsi="Kalpurush" w:cs="Kalpurush"/>
+        </w:rPr>
+        <w:t xml:space="preserve"> </w:t>
+      </w:r>
+      <w:proofErr w:type="spellStart"/>
+      <w:r>
+        <w:rPr>
+          <w:rFonts w:ascii="Kalpurush" w:hAnsi="Kalpurush" w:cs="Kalpurush"/>
+        </w:rPr>
+        <w:t>অন্তর্ভুক্ত</w:t>
+      </w:r>
+      <w:proofErr w:type="spellEnd"/>
+      <w:r>
+        <w:rPr>
+          <w:rFonts w:ascii="Kalpurush" w:hAnsi="Kalpurush" w:cs="Kalpurush"/>
+        </w:rPr>
+        <w:t xml:space="preserve"> </w:t>
+      </w:r>
+      <w:proofErr w:type="spellStart"/>
+      <w:r>
+        <w:rPr>
+          <w:rFonts w:ascii="Kalpurush" w:hAnsi="Kalpurush" w:cs="Kalpurush"/>
+        </w:rPr>
+        <w:t>করা</w:t>
+      </w:r>
+      <w:proofErr w:type="spellEnd"/>
+      <w:r>
+        <w:rPr>
+          <w:rFonts w:ascii="Kalpurush" w:hAnsi="Kalpurush" w:cs="Kalpurush"/>
+        </w:rPr>
+        <w:t xml:space="preserve"> </w:t>
+      </w:r>
+      <w:proofErr w:type="spellStart"/>
+      <w:r>
+        <w:rPr>
+          <w:rFonts w:ascii="Kalpurush" w:hAnsi="Kalpurush" w:cs="Kalpurush"/>
+        </w:rPr>
+        <w:t>হয়</w:t>
+      </w:r>
+      <w:proofErr w:type="spellEnd"/>
+      <w:r>
+        <w:rPr>
+          <w:rFonts w:ascii="Kalpurush" w:hAnsi="Kalpurush" w:cs="Kalpurush"/>
+        </w:rPr>
+        <w:t xml:space="preserve">- </w:t>
+      </w:r>
+      <w:proofErr w:type="spellStart"/>
+      <w:r>
+        <w:rPr>
+          <w:rFonts w:ascii="Kalpurush" w:hAnsi="Kalpurush" w:cs="Kalpurush"/>
+        </w:rPr>
+        <w:t>ইলেকট্রোফিলিক</w:t>
+      </w:r>
+      <w:proofErr w:type="spellEnd"/>
+      <w:r>
+        <w:rPr>
+          <w:rFonts w:ascii="Kalpurush" w:hAnsi="Kalpurush" w:cs="Kalpurush"/>
+        </w:rPr>
+        <w:t xml:space="preserve"> </w:t>
+      </w:r>
+      <w:proofErr w:type="spellStart"/>
+      <w:r>
+        <w:rPr>
+          <w:rFonts w:ascii="Kalpurush" w:hAnsi="Kalpurush" w:cs="Kalpurush"/>
+        </w:rPr>
+        <w:t>অপসারণ</w:t>
+      </w:r>
+      <w:proofErr w:type="spellEnd"/>
+      <w:r>
+        <w:rPr>
+          <w:rFonts w:ascii="Kalpurush" w:hAnsi="Kalpurush" w:cs="Kalpurush"/>
+        </w:rPr>
+        <w:t xml:space="preserve"> ও </w:t>
+      </w:r>
+      <w:proofErr w:type="spellStart"/>
+      <w:r>
+        <w:rPr>
+          <w:rFonts w:ascii="Kalpurush" w:hAnsi="Kalpurush" w:cs="Kalpurush"/>
+        </w:rPr>
+        <w:t>নিউক্লিওফিলিক</w:t>
+      </w:r>
+      <w:proofErr w:type="spellEnd"/>
+      <w:r>
+        <w:rPr>
+          <w:rFonts w:ascii="Kalpurush" w:hAnsi="Kalpurush" w:cs="Kalpurush"/>
+        </w:rPr>
+        <w:t xml:space="preserve"> </w:t>
+      </w:r>
+      <w:proofErr w:type="spellStart"/>
+      <w:r>
+        <w:rPr>
+          <w:rFonts w:ascii="Kalpurush" w:hAnsi="Kalpurush" w:cs="Kalpurush"/>
+        </w:rPr>
+        <w:t>অপসারণ</w:t>
+      </w:r>
+      <w:proofErr w:type="spellEnd"/>
+      <w:r>
+        <w:rPr>
+          <w:rFonts w:ascii="Kalpurush" w:hAnsi="Kalpurush" w:cs="Kalpurush"/>
+        </w:rPr>
+        <w:t xml:space="preserve">। </w:t>
+      </w:r>
+      <w:proofErr w:type="spellStart"/>
+      <w:r>
+        <w:rPr>
+          <w:rFonts w:ascii="Kalpurush" w:hAnsi="Kalpurush" w:cs="Kalpurush"/>
+        </w:rPr>
+        <w:t>অ্যালকোহল</w:t>
+      </w:r>
+      <w:proofErr w:type="spellEnd"/>
+      <w:r>
+        <w:rPr>
+          <w:rFonts w:ascii="Kalpurush" w:hAnsi="Kalpurush" w:cs="Kalpurush"/>
+        </w:rPr>
+        <w:t xml:space="preserve"> </w:t>
+      </w:r>
+      <w:proofErr w:type="spellStart"/>
+      <w:r>
+        <w:rPr>
+          <w:rFonts w:ascii="Kalpurush" w:hAnsi="Kalpurush" w:cs="Kalpurush"/>
+        </w:rPr>
+        <w:t>থেকে</w:t>
+      </w:r>
+      <w:proofErr w:type="spellEnd"/>
+      <w:r>
+        <w:rPr>
+          <w:rFonts w:ascii="Kalpurush" w:hAnsi="Kalpurush" w:cs="Kalpurush"/>
+        </w:rPr>
+        <w:t xml:space="preserve"> </w:t>
+      </w:r>
+      <w:proofErr w:type="spellStart"/>
+      <w:r>
+        <w:rPr>
+          <w:rFonts w:ascii="Kalpurush" w:hAnsi="Kalpurush" w:cs="Kalpurush"/>
+        </w:rPr>
+        <w:t>পানি</w:t>
+      </w:r>
+      <w:proofErr w:type="spellEnd"/>
+      <w:r>
+        <w:rPr>
+          <w:rFonts w:ascii="Kalpurush" w:hAnsi="Kalpurush" w:cs="Kalpurush"/>
+        </w:rPr>
+        <w:t xml:space="preserve"> </w:t>
+      </w:r>
+      <w:proofErr w:type="spellStart"/>
+      <w:r>
+        <w:rPr>
+          <w:rFonts w:ascii="Kalpurush" w:hAnsi="Kalpurush" w:cs="Kalpurush"/>
+        </w:rPr>
+        <w:t>অপসারণ</w:t>
+      </w:r>
+      <w:proofErr w:type="spellEnd"/>
+      <w:r>
+        <w:rPr>
+          <w:rFonts w:ascii="Kalpurush" w:hAnsi="Kalpurush" w:cs="Kalpurush"/>
+        </w:rPr>
+        <w:t xml:space="preserve"> </w:t>
+      </w:r>
+      <w:proofErr w:type="spellStart"/>
+      <w:r>
+        <w:rPr>
+          <w:rFonts w:ascii="Kalpurush" w:hAnsi="Kalpurush" w:cs="Kalpurush"/>
+        </w:rPr>
+        <w:t>করে</w:t>
+      </w:r>
+      <w:proofErr w:type="spellEnd"/>
+      <w:r>
+        <w:rPr>
+          <w:rFonts w:ascii="Kalpurush" w:hAnsi="Kalpurush" w:cs="Kalpurush"/>
+        </w:rPr>
+        <w:t xml:space="preserve"> </w:t>
+      </w:r>
+      <w:proofErr w:type="spellStart"/>
+      <w:r>
+        <w:rPr>
+          <w:rFonts w:ascii="Kalpurush" w:hAnsi="Kalpurush" w:cs="Kalpurush"/>
+        </w:rPr>
+        <w:t>অ্যালকিন</w:t>
+      </w:r>
+      <w:proofErr w:type="spellEnd"/>
+      <w:r>
+        <w:rPr>
+          <w:rFonts w:ascii="Kalpurush" w:hAnsi="Kalpurush" w:cs="Kalpurush"/>
+        </w:rPr>
+        <w:t xml:space="preserve"> </w:t>
+      </w:r>
+      <w:proofErr w:type="spellStart"/>
+      <w:r>
+        <w:rPr>
+          <w:rFonts w:ascii="Kalpurush" w:hAnsi="Kalpurush" w:cs="Kalpurush"/>
+        </w:rPr>
+        <w:t>তৈরির</w:t>
+      </w:r>
+      <w:proofErr w:type="spellEnd"/>
+      <w:r>
+        <w:rPr>
+          <w:rFonts w:ascii="Kalpurush" w:hAnsi="Kalpurush" w:cs="Kalpurush"/>
+        </w:rPr>
+        <w:t xml:space="preserve"> </w:t>
+      </w:r>
+      <w:proofErr w:type="spellStart"/>
+      <w:r>
+        <w:rPr>
+          <w:rFonts w:ascii="Kalpurush" w:hAnsi="Kalpurush" w:cs="Kalpurush"/>
+        </w:rPr>
+        <w:t>ক্ষেত্রে</w:t>
+      </w:r>
+      <w:proofErr w:type="spellEnd"/>
+      <w:r>
+        <w:rPr>
+          <w:rFonts w:ascii="Kalpurush" w:hAnsi="Kalpurush" w:cs="Kalpurush"/>
+        </w:rPr>
+        <w:t xml:space="preserve"> </w:t>
+      </w:r>
+      <w:proofErr w:type="spellStart"/>
+      <w:r>
+        <w:rPr>
+          <w:rFonts w:ascii="Kalpurush" w:hAnsi="Kalpurush" w:cs="Kalpurush"/>
+        </w:rPr>
+        <w:t>ইলেকট্রোফিলিক</w:t>
+      </w:r>
+      <w:proofErr w:type="spellEnd"/>
+      <w:r>
+        <w:rPr>
+          <w:rFonts w:ascii="Kalpurush" w:hAnsi="Kalpurush" w:cs="Kalpurush"/>
+        </w:rPr>
+        <w:t xml:space="preserve"> </w:t>
+      </w:r>
+      <w:proofErr w:type="spellStart"/>
+      <w:r>
+        <w:rPr>
+          <w:rFonts w:ascii="Kalpurush" w:hAnsi="Kalpurush" w:cs="Kalpurush"/>
+        </w:rPr>
+        <w:t>অপসারণের</w:t>
+      </w:r>
+      <w:proofErr w:type="spellEnd"/>
+      <w:r>
+        <w:rPr>
+          <w:rFonts w:ascii="Kalpurush" w:hAnsi="Kalpurush" w:cs="Kalpurush"/>
+        </w:rPr>
+        <w:t xml:space="preserve"> </w:t>
+      </w:r>
+      <w:proofErr w:type="spellStart"/>
+      <w:r>
+        <w:rPr>
+          <w:rFonts w:ascii="Kalpurush" w:hAnsi="Kalpurush" w:cs="Kalpurush"/>
+        </w:rPr>
+        <w:t>ধারণাটি</w:t>
+      </w:r>
+      <w:proofErr w:type="spellEnd"/>
+      <w:r>
+        <w:rPr>
+          <w:rFonts w:ascii="Kalpurush" w:hAnsi="Kalpurush" w:cs="Kalpurush"/>
+        </w:rPr>
+        <w:t xml:space="preserve"> </w:t>
+      </w:r>
+      <w:proofErr w:type="spellStart"/>
+      <w:r>
+        <w:rPr>
+          <w:rFonts w:ascii="Kalpurush" w:hAnsi="Kalpurush" w:cs="Kalpurush"/>
+        </w:rPr>
+        <w:t>ব্যবহৃত</w:t>
+      </w:r>
+      <w:proofErr w:type="spellEnd"/>
+      <w:r>
+        <w:rPr>
+          <w:rFonts w:ascii="Kalpurush" w:hAnsi="Kalpurush" w:cs="Kalpurush"/>
+        </w:rPr>
+        <w:t xml:space="preserve"> </w:t>
+      </w:r>
+      <w:proofErr w:type="spellStart"/>
+      <w:r>
+        <w:rPr>
+          <w:rFonts w:ascii="Kalpurush" w:hAnsi="Kalpurush" w:cs="Kalpurush"/>
+        </w:rPr>
+        <w:t>হয়</w:t>
+      </w:r>
+      <w:proofErr w:type="spellEnd"/>
+      <w:r>
+        <w:rPr>
+          <w:rFonts w:ascii="Kalpurush" w:hAnsi="Kalpurush" w:cs="Kalpurush"/>
+        </w:rPr>
+        <w:t xml:space="preserve">। </w:t>
+      </w:r>
+      <w:proofErr w:type="spellStart"/>
+      <w:r>
+        <w:rPr>
+          <w:rFonts w:ascii="Kalpurush" w:hAnsi="Kalpurush" w:cs="Kalpurush"/>
+        </w:rPr>
+        <w:t>অন্যদিকে</w:t>
+      </w:r>
+      <w:proofErr w:type="spellEnd"/>
+      <w:r>
+        <w:rPr>
+          <w:rFonts w:ascii="Kalpurush" w:hAnsi="Kalpurush" w:cs="Kalpurush"/>
+        </w:rPr>
+        <w:t xml:space="preserve">, </w:t>
+      </w:r>
+      <w:proofErr w:type="spellStart"/>
+      <w:r>
+        <w:rPr>
+          <w:rFonts w:ascii="Kalpurush" w:hAnsi="Kalpurush" w:cs="Kalpurush"/>
+        </w:rPr>
+        <w:t>অ্যালকাইল</w:t>
+      </w:r>
+      <w:proofErr w:type="spellEnd"/>
+      <w:r>
+        <w:rPr>
+          <w:rFonts w:ascii="Kalpurush" w:hAnsi="Kalpurush" w:cs="Kalpurush"/>
+        </w:rPr>
+        <w:t xml:space="preserve"> </w:t>
+      </w:r>
+      <w:proofErr w:type="spellStart"/>
+      <w:r>
+        <w:rPr>
+          <w:rFonts w:ascii="Kalpurush" w:hAnsi="Kalpurush" w:cs="Kalpurush"/>
+        </w:rPr>
+        <w:t>হ্যালাইড</w:t>
+      </w:r>
+      <w:proofErr w:type="spellEnd"/>
+      <w:r>
+        <w:rPr>
+          <w:rFonts w:ascii="Kalpurush" w:hAnsi="Kalpurush" w:cs="Kalpurush"/>
+        </w:rPr>
+        <w:t xml:space="preserve"> </w:t>
+      </w:r>
+      <w:proofErr w:type="spellStart"/>
+      <w:r>
+        <w:rPr>
+          <w:rFonts w:ascii="Kalpurush" w:hAnsi="Kalpurush" w:cs="Kalpurush"/>
+        </w:rPr>
+        <w:t>থেকে</w:t>
+      </w:r>
+      <w:proofErr w:type="spellEnd"/>
+      <w:r>
+        <w:rPr>
+          <w:rFonts w:ascii="Kalpurush" w:hAnsi="Kalpurush" w:cs="Kalpurush"/>
+        </w:rPr>
+        <w:t xml:space="preserve"> </w:t>
+      </w:r>
+      <w:proofErr w:type="spellStart"/>
+      <w:r>
+        <w:rPr>
+          <w:rFonts w:ascii="Kalpurush" w:hAnsi="Kalpurush" w:cs="Kalpurush"/>
+        </w:rPr>
+        <w:t>হ্যালোজেন</w:t>
+      </w:r>
+      <w:proofErr w:type="spellEnd"/>
+      <w:r>
+        <w:rPr>
+          <w:rFonts w:ascii="Kalpurush" w:hAnsi="Kalpurush" w:cs="Kalpurush"/>
+        </w:rPr>
+        <w:t xml:space="preserve"> ও </w:t>
+      </w:r>
+      <w:proofErr w:type="spellStart"/>
+      <w:r>
+        <w:rPr>
+          <w:rFonts w:ascii="Kalpurush" w:hAnsi="Kalpurush" w:cs="Kalpurush"/>
+        </w:rPr>
+        <w:t>পাশের</w:t>
+      </w:r>
+      <w:proofErr w:type="spellEnd"/>
+      <w:r>
+        <w:rPr>
+          <w:rFonts w:ascii="Kalpurush" w:hAnsi="Kalpurush" w:cs="Kalpurush"/>
+        </w:rPr>
+        <w:t xml:space="preserve"> </w:t>
+      </w:r>
+      <w:proofErr w:type="spellStart"/>
+      <w:r>
+        <w:rPr>
+          <w:rFonts w:ascii="Kalpurush" w:hAnsi="Kalpurush" w:cs="Kalpurush"/>
+        </w:rPr>
+        <w:t>কার্বনের</w:t>
+      </w:r>
+      <w:proofErr w:type="spellEnd"/>
+      <w:r>
+        <w:rPr>
+          <w:rFonts w:ascii="Kalpurush" w:hAnsi="Kalpurush" w:cs="Kalpurush"/>
+        </w:rPr>
+        <w:t xml:space="preserve"> </w:t>
+      </w:r>
+      <w:proofErr w:type="spellStart"/>
+      <w:r>
+        <w:rPr>
+          <w:rFonts w:ascii="Kalpurush" w:hAnsi="Kalpurush" w:cs="Kalpurush"/>
+        </w:rPr>
+        <w:t>হাইড্রোজেন</w:t>
+      </w:r>
+      <w:proofErr w:type="spellEnd"/>
+      <w:r>
+        <w:rPr>
+          <w:rFonts w:ascii="Kalpurush" w:hAnsi="Kalpurush" w:cs="Kalpurush"/>
+        </w:rPr>
+        <w:t xml:space="preserve"> </w:t>
+      </w:r>
+      <w:proofErr w:type="spellStart"/>
+      <w:r>
+        <w:rPr>
+          <w:rFonts w:ascii="Kalpurush" w:hAnsi="Kalpurush" w:cs="Kalpurush"/>
+        </w:rPr>
+        <w:t>অপসারণের</w:t>
+      </w:r>
+      <w:proofErr w:type="spellEnd"/>
+      <w:r>
+        <w:rPr>
+          <w:rFonts w:ascii="Kalpurush" w:hAnsi="Kalpurush" w:cs="Kalpurush"/>
+        </w:rPr>
+        <w:t xml:space="preserve"> </w:t>
+      </w:r>
+      <w:proofErr w:type="spellStart"/>
+      <w:r>
+        <w:rPr>
+          <w:rFonts w:ascii="Kalpurush" w:hAnsi="Kalpurush" w:cs="Kalpurush"/>
+        </w:rPr>
+        <w:t>মাধ্যমে</w:t>
+      </w:r>
+      <w:proofErr w:type="spellEnd"/>
+      <w:r>
+        <w:rPr>
+          <w:rFonts w:ascii="Kalpurush" w:hAnsi="Kalpurush" w:cs="Kalpurush"/>
+        </w:rPr>
+        <w:t xml:space="preserve"> </w:t>
+      </w:r>
+      <w:proofErr w:type="spellStart"/>
+      <w:r>
+        <w:rPr>
+          <w:rFonts w:ascii="Kalpurush" w:hAnsi="Kalpurush" w:cs="Kalpurush"/>
+        </w:rPr>
+        <w:t>অ্যালকিন</w:t>
+      </w:r>
+      <w:proofErr w:type="spellEnd"/>
+      <w:r>
+        <w:rPr>
+          <w:rFonts w:ascii="Kalpurush" w:hAnsi="Kalpurush" w:cs="Kalpurush"/>
+        </w:rPr>
+        <w:t xml:space="preserve"> </w:t>
+      </w:r>
+      <w:proofErr w:type="spellStart"/>
+      <w:r>
+        <w:rPr>
+          <w:rFonts w:ascii="Kalpurush" w:hAnsi="Kalpurush" w:cs="Kalpurush"/>
+        </w:rPr>
+        <w:t>তৈরি</w:t>
+      </w:r>
+      <w:proofErr w:type="spellEnd"/>
+      <w:r>
+        <w:rPr>
+          <w:rFonts w:ascii="Kalpurush" w:hAnsi="Kalpurush" w:cs="Kalpurush"/>
+        </w:rPr>
+        <w:t xml:space="preserve"> </w:t>
+      </w:r>
+      <w:proofErr w:type="spellStart"/>
+      <w:r>
+        <w:rPr>
+          <w:rFonts w:ascii="Kalpurush" w:hAnsi="Kalpurush" w:cs="Kalpurush"/>
+        </w:rPr>
+        <w:t>হওয়া</w:t>
+      </w:r>
+      <w:proofErr w:type="spellEnd"/>
+      <w:r>
+        <w:rPr>
+          <w:rFonts w:ascii="Kalpurush" w:hAnsi="Kalpurush" w:cs="Kalpurush"/>
+        </w:rPr>
+        <w:t xml:space="preserve"> </w:t>
+      </w:r>
+      <w:proofErr w:type="spellStart"/>
+      <w:r>
+        <w:rPr>
+          <w:rFonts w:ascii="Kalpurush" w:hAnsi="Kalpurush" w:cs="Kalpurush"/>
+        </w:rPr>
+        <w:t>নিউক্লিওফিলিক</w:t>
+      </w:r>
+      <w:proofErr w:type="spellEnd"/>
+      <w:r>
+        <w:rPr>
+          <w:rFonts w:ascii="Kalpurush" w:hAnsi="Kalpurush" w:cs="Kalpurush"/>
+        </w:rPr>
+        <w:t xml:space="preserve"> </w:t>
+      </w:r>
+      <w:proofErr w:type="spellStart"/>
+      <w:r>
+        <w:rPr>
+          <w:rFonts w:ascii="Kalpurush" w:hAnsi="Kalpurush" w:cs="Kalpurush"/>
+        </w:rPr>
+        <w:t>অপসারণের</w:t>
+      </w:r>
+      <w:proofErr w:type="spellEnd"/>
+      <w:r>
+        <w:rPr>
+          <w:rFonts w:ascii="Kalpurush" w:hAnsi="Kalpurush" w:cs="Kalpurush"/>
+        </w:rPr>
+        <w:t xml:space="preserve"> </w:t>
+      </w:r>
+      <w:proofErr w:type="spellStart"/>
+      <w:r>
+        <w:rPr>
+          <w:rFonts w:ascii="Kalpurush" w:hAnsi="Kalpurush" w:cs="Kalpurush"/>
+        </w:rPr>
+        <w:t>উদাহরণ</w:t>
+      </w:r>
+      <w:proofErr w:type="spellEnd"/>
+      <w:r>
+        <w:rPr>
+          <w:rFonts w:ascii="Kalpurush" w:hAnsi="Kalpurush" w:cs="Kalpurush"/>
+        </w:rPr>
+        <w:t>।</w:t>
+      </w:r>
+    </w:p>
+    <w:p>
+      <w:pPr>
+        <w:pStyle w:val="NormalWeb"/>
+        <w:jc w:val="both"/>
+        <w:rPr>
+          <w:rFonts w:ascii="Kalpurush" w:hAnsi="Kalpurush" w:cs="Kalpurush"/>
+        </w:rPr>
+      </w:pPr>
+      <w:proofErr w:type="spellStart"/>
+      <w:r>
+        <w:rPr>
+          <w:rFonts w:ascii="Kalpurush" w:hAnsi="Kalpurush" w:cs="Kalpurush"/>
+          <w:b/>
+          <w:bCs/>
+        </w:rPr>
+        <w:t>সমানুকরণ</w:t>
+      </w:r>
+      <w:proofErr w:type="spellEnd"/>
+      <w:r>
+        <w:rPr>
+          <w:rFonts w:ascii="Kalpurush" w:hAnsi="Kalpurush" w:cs="Kalpurush"/>
+          <w:b/>
+          <w:bCs/>
+        </w:rPr>
+        <w:t xml:space="preserve"> </w:t>
+      </w:r>
+      <w:proofErr w:type="spellStart"/>
+      <w:r>
+        <w:rPr>
+          <w:rFonts w:ascii="Kalpurush" w:hAnsi="Kalpurush" w:cs="Kalpurush"/>
+          <w:b/>
+          <w:bCs/>
+        </w:rPr>
+        <w:t>বিক্রিয়া</w:t>
+      </w:r>
+      <w:proofErr w:type="spellEnd"/>
+      <w:r>
+        <w:rPr>
+          <w:rFonts w:ascii="Kalpurush" w:hAnsi="Kalpurush" w:cs="Kalpurush"/>
+          <w:b/>
+          <w:bCs/>
+        </w:rPr>
+        <w:t>:</w:t>
+      </w:r>
+      <w:r>
+        <w:rPr>
+          <w:rFonts w:ascii="Kalpurush" w:hAnsi="Kalpurush" w:cs="Kalpurush"/>
+        </w:rPr>
+        <w:t xml:space="preserve"> </w:t>
+      </w:r>
+      <w:proofErr w:type="spellStart"/>
+      <w:r>
+        <w:rPr>
+          <w:rFonts w:ascii="Kalpurush" w:hAnsi="Kalpurush" w:cs="Kalpurush"/>
+        </w:rPr>
+        <w:t>যে</w:t>
+      </w:r>
+      <w:proofErr w:type="spellEnd"/>
+      <w:r>
+        <w:rPr>
+          <w:rFonts w:ascii="Kalpurush" w:hAnsi="Kalpurush" w:cs="Kalpurush"/>
+        </w:rPr>
+        <w:t xml:space="preserve"> </w:t>
+      </w:r>
+      <w:proofErr w:type="spellStart"/>
+      <w:r>
+        <w:rPr>
+          <w:rFonts w:ascii="Kalpurush" w:hAnsi="Kalpurush" w:cs="Kalpurush"/>
+        </w:rPr>
+        <w:t>বিক্রিয়ায়</w:t>
+      </w:r>
+      <w:proofErr w:type="spellEnd"/>
+      <w:r>
+        <w:rPr>
+          <w:rFonts w:ascii="Kalpurush" w:hAnsi="Kalpurush" w:cs="Kalpurush"/>
+        </w:rPr>
+        <w:t xml:space="preserve"> </w:t>
+      </w:r>
+      <w:proofErr w:type="spellStart"/>
+      <w:r>
+        <w:rPr>
+          <w:rFonts w:ascii="Kalpurush" w:hAnsi="Kalpurush" w:cs="Kalpurush"/>
+        </w:rPr>
+        <w:t>কোনো</w:t>
+      </w:r>
+      <w:proofErr w:type="spellEnd"/>
+      <w:r>
+        <w:rPr>
+          <w:rFonts w:ascii="Kalpurush" w:hAnsi="Kalpurush" w:cs="Kalpurush"/>
+        </w:rPr>
+        <w:t xml:space="preserve"> </w:t>
+      </w:r>
+      <w:proofErr w:type="spellStart"/>
+      <w:r>
+        <w:rPr>
+          <w:rFonts w:ascii="Kalpurush" w:hAnsi="Kalpurush" w:cs="Kalpurush"/>
+        </w:rPr>
+        <w:t>যৌগের</w:t>
+      </w:r>
+      <w:proofErr w:type="spellEnd"/>
+      <w:r>
+        <w:rPr>
+          <w:rFonts w:ascii="Kalpurush" w:hAnsi="Kalpurush" w:cs="Kalpurush"/>
+        </w:rPr>
+        <w:t xml:space="preserve"> </w:t>
+      </w:r>
+      <w:proofErr w:type="spellStart"/>
+      <w:r>
+        <w:rPr>
+          <w:rFonts w:ascii="Kalpurush" w:hAnsi="Kalpurush" w:cs="Kalpurush"/>
+        </w:rPr>
+        <w:t>আণবিক</w:t>
+      </w:r>
+      <w:proofErr w:type="spellEnd"/>
+      <w:r>
+        <w:rPr>
+          <w:rFonts w:ascii="Kalpurush" w:hAnsi="Kalpurush" w:cs="Kalpurush"/>
+        </w:rPr>
+        <w:t xml:space="preserve"> </w:t>
+      </w:r>
+      <w:proofErr w:type="spellStart"/>
+      <w:r>
+        <w:rPr>
+          <w:rFonts w:ascii="Kalpurush" w:hAnsi="Kalpurush" w:cs="Kalpurush"/>
+        </w:rPr>
+        <w:t>সংকেত</w:t>
+      </w:r>
+      <w:proofErr w:type="spellEnd"/>
+      <w:r>
+        <w:rPr>
+          <w:rFonts w:ascii="Kalpurush" w:hAnsi="Kalpurush" w:cs="Kalpurush"/>
+        </w:rPr>
+        <w:t xml:space="preserve"> </w:t>
+      </w:r>
+      <w:proofErr w:type="spellStart"/>
+      <w:r>
+        <w:rPr>
+          <w:rFonts w:ascii="Kalpurush" w:hAnsi="Kalpurush" w:cs="Kalpurush"/>
+        </w:rPr>
+        <w:t>অপরিবর্তিত</w:t>
+      </w:r>
+      <w:proofErr w:type="spellEnd"/>
+      <w:r>
+        <w:rPr>
+          <w:rFonts w:ascii="Kalpurush" w:hAnsi="Kalpurush" w:cs="Kalpurush"/>
+        </w:rPr>
+        <w:t xml:space="preserve"> </w:t>
+      </w:r>
+      <w:proofErr w:type="spellStart"/>
+      <w:r>
+        <w:rPr>
+          <w:rFonts w:ascii="Kalpurush" w:hAnsi="Kalpurush" w:cs="Kalpurush"/>
+        </w:rPr>
+        <w:t>রেখে</w:t>
+      </w:r>
+      <w:proofErr w:type="spellEnd"/>
+      <w:r>
+        <w:rPr>
+          <w:rFonts w:ascii="Kalpurush" w:hAnsi="Kalpurush" w:cs="Kalpurush"/>
+        </w:rPr>
+        <w:t xml:space="preserve"> </w:t>
+      </w:r>
+      <w:proofErr w:type="spellStart"/>
+      <w:r>
+        <w:rPr>
+          <w:rFonts w:ascii="Kalpurush" w:hAnsi="Kalpurush" w:cs="Kalpurush"/>
+        </w:rPr>
+        <w:t>পরমাণুগুলোর</w:t>
+      </w:r>
+      <w:proofErr w:type="spellEnd"/>
+      <w:r>
+        <w:rPr>
+          <w:rFonts w:ascii="Kalpurush" w:hAnsi="Kalpurush" w:cs="Kalpurush"/>
+        </w:rPr>
+        <w:t xml:space="preserve"> </w:t>
+      </w:r>
+      <w:proofErr w:type="spellStart"/>
+      <w:r>
+        <w:rPr>
+          <w:rFonts w:ascii="Kalpurush" w:hAnsi="Kalpurush" w:cs="Kalpurush"/>
+        </w:rPr>
+        <w:t>বিন্যাস</w:t>
+      </w:r>
+      <w:proofErr w:type="spellEnd"/>
+      <w:r>
+        <w:rPr>
+          <w:rFonts w:ascii="Kalpurush" w:hAnsi="Kalpurush" w:cs="Kalpurush"/>
+        </w:rPr>
+        <w:t xml:space="preserve"> </w:t>
+      </w:r>
+      <w:proofErr w:type="spellStart"/>
+      <w:r>
+        <w:rPr>
+          <w:rFonts w:ascii="Kalpurush" w:hAnsi="Kalpurush" w:cs="Kalpurush"/>
+        </w:rPr>
+        <w:t>পরিবর্তিত</w:t>
+      </w:r>
+      <w:proofErr w:type="spellEnd"/>
+      <w:r>
+        <w:rPr>
+          <w:rFonts w:ascii="Kalpurush" w:hAnsi="Kalpurush" w:cs="Kalpurush"/>
+        </w:rPr>
+        <w:t xml:space="preserve"> </w:t>
+      </w:r>
+      <w:proofErr w:type="spellStart"/>
+      <w:r>
+        <w:rPr>
+          <w:rFonts w:ascii="Kalpurush" w:hAnsi="Kalpurush" w:cs="Kalpurush"/>
+        </w:rPr>
+        <w:t>হয়ে</w:t>
+      </w:r>
+      <w:proofErr w:type="spellEnd"/>
+      <w:r>
+        <w:rPr>
+          <w:rFonts w:ascii="Kalpurush" w:hAnsi="Kalpurush" w:cs="Kalpurush"/>
+        </w:rPr>
+        <w:t xml:space="preserve"> </w:t>
+      </w:r>
+      <w:proofErr w:type="spellStart"/>
+      <w:r>
+        <w:rPr>
+          <w:rFonts w:ascii="Kalpurush" w:hAnsi="Kalpurush" w:cs="Kalpurush"/>
+        </w:rPr>
+        <w:t>অন্য</w:t>
+      </w:r>
+      <w:proofErr w:type="spellEnd"/>
+      <w:r>
+        <w:rPr>
+          <w:rFonts w:ascii="Kalpurush" w:hAnsi="Kalpurush" w:cs="Kalpurush"/>
+        </w:rPr>
+        <w:t xml:space="preserve"> </w:t>
+      </w:r>
+      <w:proofErr w:type="spellStart"/>
+      <w:r>
+        <w:rPr>
+          <w:rFonts w:ascii="Kalpurush" w:hAnsi="Kalpurush" w:cs="Kalpurush"/>
+        </w:rPr>
+        <w:t>সমানু</w:t>
+      </w:r>
+      <w:proofErr w:type="spellEnd"/>
+      <w:r>
+        <w:rPr>
+          <w:rFonts w:ascii="Kalpurush" w:hAnsi="Kalpurush" w:cs="Kalpurush"/>
+        </w:rPr>
+        <w:t xml:space="preserve"> </w:t>
+      </w:r>
+      <w:proofErr w:type="spellStart"/>
+      <w:r>
+        <w:rPr>
+          <w:rFonts w:ascii="Kalpurush" w:hAnsi="Kalpurush" w:cs="Kalpurush"/>
+        </w:rPr>
+        <w:t>তৈরি</w:t>
+      </w:r>
+      <w:proofErr w:type="spellEnd"/>
+      <w:r>
+        <w:rPr>
+          <w:rFonts w:ascii="Kalpurush" w:hAnsi="Kalpurush" w:cs="Kalpurush"/>
+        </w:rPr>
+        <w:t xml:space="preserve"> </w:t>
+      </w:r>
+      <w:proofErr w:type="spellStart"/>
+      <w:r>
+        <w:rPr>
+          <w:rFonts w:ascii="Kalpurush" w:hAnsi="Kalpurush" w:cs="Kalpurush"/>
+        </w:rPr>
+        <w:t>হয়</w:t>
+      </w:r>
+      <w:proofErr w:type="spellEnd"/>
+      <w:r>
+        <w:rPr>
+          <w:rFonts w:ascii="Kalpurush" w:hAnsi="Kalpurush" w:cs="Kalpurush"/>
+        </w:rPr>
+        <w:t xml:space="preserve">, </w:t>
+      </w:r>
+      <w:proofErr w:type="spellStart"/>
+      <w:r>
+        <w:rPr>
+          <w:rFonts w:ascii="Kalpurush" w:hAnsi="Kalpurush" w:cs="Kalpurush"/>
+        </w:rPr>
+        <w:t>তাকে</w:t>
+      </w:r>
+      <w:proofErr w:type="spellEnd"/>
+      <w:r>
+        <w:rPr>
+          <w:rFonts w:ascii="Kalpurush" w:hAnsi="Kalpurush" w:cs="Kalpurush"/>
+        </w:rPr>
+        <w:t xml:space="preserve"> </w:t>
+      </w:r>
+      <w:proofErr w:type="spellStart"/>
+      <w:r>
+        <w:rPr>
+          <w:rFonts w:ascii="Kalpurush" w:hAnsi="Kalpurush" w:cs="Kalpurush"/>
+        </w:rPr>
+        <w:t>সমানুকরণ</w:t>
+      </w:r>
+      <w:proofErr w:type="spellEnd"/>
+      <w:r>
+        <w:rPr>
+          <w:rFonts w:ascii="Kalpurush" w:hAnsi="Kalpurush" w:cs="Kalpurush"/>
+        </w:rPr>
+        <w:t xml:space="preserve"> </w:t>
+      </w:r>
+      <w:proofErr w:type="spellStart"/>
+      <w:r>
+        <w:rPr>
+          <w:rFonts w:ascii="Kalpurush" w:hAnsi="Kalpurush" w:cs="Kalpurush"/>
+        </w:rPr>
+        <w:t>বিক্রিয়া</w:t>
+      </w:r>
+      <w:proofErr w:type="spellEnd"/>
+      <w:r>
+        <w:rPr>
+          <w:rFonts w:ascii="Kalpurush" w:hAnsi="Kalpurush" w:cs="Kalpurush"/>
+        </w:rPr>
+        <w:t xml:space="preserve"> </w:t>
+      </w:r>
+      <w:proofErr w:type="spellStart"/>
+      <w:r>
+        <w:rPr>
+          <w:rFonts w:ascii="Kalpurush" w:hAnsi="Kalpurush" w:cs="Kalpurush"/>
+        </w:rPr>
+        <w:t>বলে</w:t>
+      </w:r>
+      <w:proofErr w:type="spellEnd"/>
+      <w:r>
+        <w:rPr>
+          <w:rFonts w:ascii="Kalpurush" w:hAnsi="Kalpurush" w:cs="Kalpurush"/>
+        </w:rPr>
+        <w:t xml:space="preserve">। </w:t>
+      </w:r>
+      <w:proofErr w:type="spellStart"/>
+      <w:r>
+        <w:rPr>
+          <w:rFonts w:ascii="Kalpurush" w:hAnsi="Kalpurush" w:cs="Kalpurush"/>
+        </w:rPr>
+        <w:t>যেমন</w:t>
+      </w:r>
+      <w:proofErr w:type="spellEnd"/>
+      <w:r>
+        <w:rPr>
+          <w:rFonts w:ascii="Kalpurush" w:hAnsi="Kalpurush" w:cs="Kalpurush"/>
+        </w:rPr>
+        <w:t xml:space="preserve">, </w:t>
+      </w:r>
+      <w:proofErr w:type="spellStart"/>
+      <w:r>
+        <w:rPr>
+          <w:rFonts w:ascii="Kalpurush" w:hAnsi="Kalpurush" w:cs="Kalpurush"/>
+        </w:rPr>
+        <w:t>বিউটেন</w:t>
+      </w:r>
+      <w:proofErr w:type="spellEnd"/>
+      <w:r>
+        <w:rPr>
+          <w:rFonts w:ascii="Kalpurush" w:hAnsi="Kalpurush" w:cs="Kalpurush"/>
+        </w:rPr>
+        <w:t xml:space="preserve"> </w:t>
+      </w:r>
+      <w:proofErr w:type="spellStart"/>
+      <w:r>
+        <w:rPr>
+          <w:rFonts w:ascii="Kalpurush" w:hAnsi="Kalpurush" w:cs="Kalpurush"/>
+        </w:rPr>
+        <w:t>উপযুক্ত</w:t>
+      </w:r>
+      <w:proofErr w:type="spellEnd"/>
+      <w:r>
+        <w:rPr>
+          <w:rFonts w:ascii="Kalpurush" w:hAnsi="Kalpurush" w:cs="Kalpurush"/>
+        </w:rPr>
+        <w:t xml:space="preserve"> </w:t>
+      </w:r>
+      <w:proofErr w:type="spellStart"/>
+      <w:r>
+        <w:rPr>
+          <w:rFonts w:ascii="Kalpurush" w:hAnsi="Kalpurush" w:cs="Kalpurush"/>
+        </w:rPr>
+        <w:t>প্রভাবক</w:t>
+      </w:r>
+      <w:proofErr w:type="spellEnd"/>
+      <w:r>
+        <w:rPr>
+          <w:rFonts w:ascii="Kalpurush" w:hAnsi="Kalpurush" w:cs="Kalpurush"/>
+        </w:rPr>
+        <w:t xml:space="preserve"> ও </w:t>
+      </w:r>
+      <w:proofErr w:type="spellStart"/>
+      <w:r>
+        <w:rPr>
+          <w:rFonts w:ascii="Kalpurush" w:hAnsi="Kalpurush" w:cs="Kalpurush"/>
+        </w:rPr>
+        <w:t>তাপমাত্রায়</w:t>
+      </w:r>
+      <w:proofErr w:type="spellEnd"/>
+      <w:r>
+        <w:rPr>
+          <w:rFonts w:ascii="Kalpurush" w:hAnsi="Kalpurush" w:cs="Kalpurush"/>
+        </w:rPr>
+        <w:t xml:space="preserve"> </w:t>
+      </w:r>
+      <w:r>
+        <w:rPr>
+          <w:rFonts w:ascii="Kalpurush" w:hAnsi="Kalpurush" w:cs="Kalpurush"/>
+        </w:rPr>
+        <w:t>2</w:t>
+      </w:r>
+      <w:r>
+        <w:rPr>
+          <w:rFonts w:ascii="Kalpurush" w:hAnsi="Kalpurush" w:cs="Kalpurush"/>
+        </w:rPr>
+        <w:t xml:space="preserve">-মিথাইলপ্রোপেনে </w:t>
+      </w:r>
+      <w:proofErr w:type="spellStart"/>
+      <w:r>
+        <w:rPr>
+          <w:rFonts w:ascii="Kalpurush" w:hAnsi="Kalpurush" w:cs="Kalpurush"/>
+        </w:rPr>
+        <w:t>রূপান্তরিত</w:t>
+      </w:r>
+      <w:proofErr w:type="spellEnd"/>
+      <w:r>
+        <w:rPr>
+          <w:rFonts w:ascii="Kalpurush" w:hAnsi="Kalpurush" w:cs="Kalpurush"/>
+        </w:rPr>
+        <w:t xml:space="preserve"> </w:t>
+      </w:r>
+      <w:proofErr w:type="spellStart"/>
+      <w:r>
+        <w:rPr>
+          <w:rFonts w:ascii="Kalpurush" w:hAnsi="Kalpurush" w:cs="Kalpurush"/>
+        </w:rPr>
+        <w:t>হতে</w:t>
+      </w:r>
+      <w:proofErr w:type="spellEnd"/>
+      <w:r>
+        <w:rPr>
+          <w:rFonts w:ascii="Kalpurush" w:hAnsi="Kalpurush" w:cs="Kalpurush"/>
+        </w:rPr>
+        <w:t xml:space="preserve"> </w:t>
+      </w:r>
+      <w:proofErr w:type="spellStart"/>
+      <w:r>
+        <w:rPr>
+          <w:rFonts w:ascii="Kalpurush" w:hAnsi="Kalpurush" w:cs="Kalpurush"/>
+        </w:rPr>
+        <w:t>পারে</w:t>
+      </w:r>
+      <w:proofErr w:type="spellEnd"/>
+      <w:r>
+        <w:rPr>
+          <w:rFonts w:ascii="Kalpurush" w:hAnsi="Kalpurush" w:cs="Kalpurush"/>
+        </w:rPr>
+        <w:t xml:space="preserve">। </w:t>
+      </w:r>
+      <w:proofErr w:type="spellStart"/>
+      <w:r>
+        <w:rPr>
+          <w:rFonts w:ascii="Kalpurush" w:hAnsi="Kalpurush" w:cs="Kalpurush"/>
+        </w:rPr>
+        <w:t>উভয়ের</w:t>
+      </w:r>
+      <w:proofErr w:type="spellEnd"/>
+      <w:r>
+        <w:rPr>
+          <w:rFonts w:ascii="Kalpurush" w:hAnsi="Kalpurush" w:cs="Kalpurush"/>
+        </w:rPr>
+        <w:t xml:space="preserve"> </w:t>
+      </w:r>
+      <w:proofErr w:type="spellStart"/>
+      <w:r>
+        <w:rPr>
+          <w:rFonts w:ascii="Kalpurush" w:hAnsi="Kalpurush" w:cs="Kalpurush"/>
+        </w:rPr>
+        <w:t>আণবিক</w:t>
+      </w:r>
+      <w:proofErr w:type="spellEnd"/>
+      <w:r>
+        <w:rPr>
+          <w:rFonts w:ascii="Kalpurush" w:hAnsi="Kalpurush" w:cs="Kalpurush"/>
+        </w:rPr>
+        <w:t xml:space="preserve"> </w:t>
+      </w:r>
+      <w:proofErr w:type="spellStart"/>
+      <w:r>
+        <w:rPr>
+          <w:rFonts w:ascii="Kalpurush" w:hAnsi="Kalpurush" w:cs="Kalpurush"/>
+        </w:rPr>
+        <w:t>সংকেত</w:t>
+      </w:r>
+      <w:proofErr w:type="spellEnd"/>
+      <w:r>
+        <w:rPr>
+          <w:rFonts w:ascii="Kalpurush" w:hAnsi="Kalpurush" w:cs="Kalpurush"/>
+        </w:rPr>
+        <w:t xml:space="preserve"> C</w:t>
+      </w:r>
+      <w:r>
+        <w:t>₄</w:t>
+      </w:r>
+      <w:r>
+        <w:rPr>
+          <w:rFonts w:ascii="Kalpurush" w:hAnsi="Kalpurush" w:cs="Kalpurush"/>
+        </w:rPr>
+        <w:t>H</w:t>
+      </w:r>
+      <w:r>
+        <w:t>₁₀</w:t>
+      </w:r>
+      <w:r>
+        <w:rPr>
+          <w:rFonts w:ascii="Kalpurush" w:hAnsi="Kalpurush" w:cs="Kalpurush"/>
+        </w:rPr>
+        <w:t xml:space="preserve"> </w:t>
+      </w:r>
+      <w:proofErr w:type="spellStart"/>
+      <w:r>
+        <w:rPr>
+          <w:rFonts w:ascii="Kalpurush" w:hAnsi="Kalpurush" w:cs="Kalpurush"/>
+        </w:rPr>
+        <w:t>হলেও</w:t>
+      </w:r>
+      <w:proofErr w:type="spellEnd"/>
+      <w:r>
+        <w:rPr>
+          <w:rFonts w:ascii="Kalpurush" w:hAnsi="Kalpurush" w:cs="Kalpurush"/>
+        </w:rPr>
+        <w:t xml:space="preserve"> </w:t>
+      </w:r>
+      <w:proofErr w:type="spellStart"/>
+      <w:r>
+        <w:rPr>
+          <w:rFonts w:ascii="Kalpurush" w:hAnsi="Kalpurush" w:cs="Kalpurush"/>
+        </w:rPr>
+        <w:t>তাদের</w:t>
+      </w:r>
+      <w:proofErr w:type="spellEnd"/>
+      <w:r>
+        <w:rPr>
+          <w:rFonts w:ascii="Kalpurush" w:hAnsi="Kalpurush" w:cs="Kalpurush"/>
+        </w:rPr>
+        <w:t xml:space="preserve"> </w:t>
+      </w:r>
+      <w:proofErr w:type="spellStart"/>
+      <w:r>
+        <w:rPr>
+          <w:rFonts w:ascii="Kalpurush" w:hAnsi="Kalpurush" w:cs="Kalpurush"/>
+        </w:rPr>
+        <w:t>গঠন</w:t>
+      </w:r>
+      <w:proofErr w:type="spellEnd"/>
+      <w:r>
+        <w:rPr>
+          <w:rFonts w:ascii="Kalpurush" w:hAnsi="Kalpurush" w:cs="Kalpurush"/>
+        </w:rPr>
+        <w:t xml:space="preserve"> </w:t>
+      </w:r>
+      <w:proofErr w:type="spellStart"/>
+      <w:r>
+        <w:rPr>
+          <w:rFonts w:ascii="Kalpurush" w:hAnsi="Kalpurush" w:cs="Kalpurush"/>
+        </w:rPr>
+        <w:t>আলাদা</w:t>
+      </w:r>
+      <w:proofErr w:type="spellEnd"/>
+      <w:r>
+        <w:rPr>
+          <w:rFonts w:ascii="Kalpurush" w:hAnsi="Kalpurush" w:cs="Kalpurush"/>
+        </w:rPr>
+        <w:t xml:space="preserve">। এ </w:t>
+      </w:r>
+      <w:proofErr w:type="spellStart"/>
+      <w:r>
+        <w:rPr>
+          <w:rFonts w:ascii="Kalpurush" w:hAnsi="Kalpurush" w:cs="Kalpurush"/>
+        </w:rPr>
+        <w:t>বিক্রিয়ায়</w:t>
+      </w:r>
+      <w:proofErr w:type="spellEnd"/>
+      <w:r>
+        <w:rPr>
+          <w:rFonts w:ascii="Kalpurush" w:hAnsi="Kalpurush" w:cs="Kalpurush"/>
+        </w:rPr>
+        <w:t xml:space="preserve"> </w:t>
+      </w:r>
+      <w:proofErr w:type="spellStart"/>
+      <w:r>
+        <w:rPr>
+          <w:rFonts w:ascii="Kalpurush" w:hAnsi="Kalpurush" w:cs="Kalpurush"/>
+        </w:rPr>
+        <w:t>নতুন</w:t>
+      </w:r>
+      <w:proofErr w:type="spellEnd"/>
+      <w:r>
+        <w:rPr>
+          <w:rFonts w:ascii="Kalpurush" w:hAnsi="Kalpurush" w:cs="Kalpurush"/>
+        </w:rPr>
+        <w:t xml:space="preserve"> </w:t>
+      </w:r>
+      <w:proofErr w:type="spellStart"/>
+      <w:r>
+        <w:rPr>
+          <w:rFonts w:ascii="Kalpurush" w:hAnsi="Kalpurush" w:cs="Kalpurush"/>
+        </w:rPr>
+        <w:t>কোনো</w:t>
+      </w:r>
+      <w:proofErr w:type="spellEnd"/>
+      <w:r>
+        <w:rPr>
+          <w:rFonts w:ascii="Kalpurush" w:hAnsi="Kalpurush" w:cs="Kalpurush"/>
+        </w:rPr>
+        <w:t xml:space="preserve"> </w:t>
+      </w:r>
+      <w:proofErr w:type="spellStart"/>
+      <w:r>
+        <w:rPr>
+          <w:rFonts w:ascii="Kalpurush" w:hAnsi="Kalpurush" w:cs="Kalpurush"/>
+        </w:rPr>
+        <w:t>মৌল</w:t>
+      </w:r>
+      <w:proofErr w:type="spellEnd"/>
+      <w:r>
+        <w:rPr>
+          <w:rFonts w:ascii="Kalpurush" w:hAnsi="Kalpurush" w:cs="Kalpurush"/>
+        </w:rPr>
+        <w:t xml:space="preserve"> </w:t>
+      </w:r>
+      <w:proofErr w:type="spellStart"/>
+      <w:r>
+        <w:rPr>
+          <w:rFonts w:ascii="Kalpurush" w:hAnsi="Kalpurush" w:cs="Kalpurush"/>
+        </w:rPr>
+        <w:t>যুক্ত</w:t>
+      </w:r>
+      <w:proofErr w:type="spellEnd"/>
+      <w:r>
+        <w:rPr>
+          <w:rFonts w:ascii="Kalpurush" w:hAnsi="Kalpurush" w:cs="Kalpurush"/>
+        </w:rPr>
+        <w:t xml:space="preserve"> </w:t>
+      </w:r>
+      <w:proofErr w:type="spellStart"/>
+      <w:r>
+        <w:rPr>
+          <w:rFonts w:ascii="Kalpurush" w:hAnsi="Kalpurush" w:cs="Kalpurush"/>
+        </w:rPr>
+        <w:t>হয়</w:t>
+      </w:r>
+      <w:proofErr w:type="spellEnd"/>
+      <w:r>
+        <w:rPr>
+          <w:rFonts w:ascii="Kalpurush" w:hAnsi="Kalpurush" w:cs="Kalpurush"/>
+        </w:rPr>
+        <w:t xml:space="preserve"> </w:t>
+      </w:r>
+      <w:proofErr w:type="spellStart"/>
+      <w:r>
+        <w:rPr>
+          <w:rFonts w:ascii="Kalpurush" w:hAnsi="Kalpurush" w:cs="Kalpurush"/>
+        </w:rPr>
+        <w:t>না</w:t>
+      </w:r>
+      <w:proofErr w:type="spellEnd"/>
+      <w:r>
+        <w:rPr>
+          <w:rFonts w:ascii="Kalpurush" w:hAnsi="Kalpurush" w:cs="Kalpurush"/>
+        </w:rPr>
+        <w:t xml:space="preserve">; </w:t>
+      </w:r>
+      <w:proofErr w:type="spellStart"/>
+      <w:r>
+        <w:rPr>
+          <w:rFonts w:ascii="Kalpurush" w:hAnsi="Kalpurush" w:cs="Kalpurush"/>
+        </w:rPr>
+        <w:t>বরং</w:t>
+      </w:r>
+      <w:proofErr w:type="spellEnd"/>
+      <w:r>
+        <w:rPr>
+          <w:rFonts w:ascii="Kalpurush" w:hAnsi="Kalpurush" w:cs="Kalpurush"/>
+        </w:rPr>
+        <w:t xml:space="preserve"> </w:t>
+      </w:r>
+      <w:proofErr w:type="spellStart"/>
+      <w:r>
+        <w:rPr>
+          <w:rFonts w:ascii="Kalpurush" w:hAnsi="Kalpurush" w:cs="Kalpurush"/>
+        </w:rPr>
+        <w:t>একই</w:t>
+      </w:r>
+      <w:proofErr w:type="spellEnd"/>
+      <w:r>
+        <w:rPr>
+          <w:rFonts w:ascii="Kalpurush" w:hAnsi="Kalpurush" w:cs="Kalpurush"/>
+        </w:rPr>
+        <w:t xml:space="preserve"> </w:t>
+      </w:r>
+      <w:proofErr w:type="spellStart"/>
+      <w:r>
+        <w:rPr>
+          <w:rFonts w:ascii="Kalpurush" w:hAnsi="Kalpurush" w:cs="Kalpurush"/>
+        </w:rPr>
+        <w:t>পরমাণুগুলো</w:t>
+      </w:r>
+      <w:proofErr w:type="spellEnd"/>
+      <w:r>
+        <w:rPr>
+          <w:rFonts w:ascii="Kalpurush" w:hAnsi="Kalpurush" w:cs="Kalpurush"/>
+        </w:rPr>
+        <w:t xml:space="preserve"> </w:t>
+      </w:r>
+      <w:proofErr w:type="spellStart"/>
+      <w:r>
+        <w:rPr>
+          <w:rFonts w:ascii="Kalpurush" w:hAnsi="Kalpurush" w:cs="Kalpurush"/>
+        </w:rPr>
+        <w:t>নতুনভাবে</w:t>
+      </w:r>
+      <w:proofErr w:type="spellEnd"/>
+      <w:r>
+        <w:rPr>
+          <w:rFonts w:ascii="Kalpurush" w:hAnsi="Kalpurush" w:cs="Kalpurush"/>
+        </w:rPr>
+        <w:t xml:space="preserve"> </w:t>
+      </w:r>
+      <w:proofErr w:type="spellStart"/>
+      <w:r>
+        <w:rPr>
+          <w:rFonts w:ascii="Kalpurush" w:hAnsi="Kalpurush" w:cs="Kalpurush"/>
+        </w:rPr>
+        <w:t>বিন্যস্ত</w:t>
+      </w:r>
+      <w:proofErr w:type="spellEnd"/>
+      <w:r>
+        <w:rPr>
+          <w:rFonts w:ascii="Kalpurush" w:hAnsi="Kalpurush" w:cs="Kalpurush"/>
+        </w:rPr>
+        <w:t xml:space="preserve"> </w:t>
+      </w:r>
+      <w:proofErr w:type="spellStart"/>
+      <w:r>
+        <w:rPr>
+          <w:rFonts w:ascii="Kalpurush" w:hAnsi="Kalpurush" w:cs="Kalpurush"/>
+        </w:rPr>
+        <w:t>হয়</w:t>
+      </w:r>
+      <w:proofErr w:type="spellEnd"/>
+      <w:r>
+        <w:rPr>
+          <w:rFonts w:ascii="Kalpurush" w:hAnsi="Kalpurush" w:cs="Kalpurush"/>
+        </w:rPr>
+        <w:t>।</w:t>
+      </w:r>
+    </w:p>
+    <w:p>
+      <w:pPr>
+        <w:pStyle w:val="NormalWeb"/>
+        <w:jc w:val="both"/>
+        <w:rPr>
+          <w:rFonts w:ascii="Kalpurush" w:hAnsi="Kalpurush" w:cs="Kalpurush"/>
+        </w:rPr>
+      </w:pPr>
+    </w:p>
+    <w:p>
+      <w:pPr>
+        <w:pStyle w:val="NormalWeb"/>
+        <w:jc w:val="center"/>
+        <w:rPr>
+          <w:rFonts w:ascii="Kalpurush" w:hAnsi="Kalpurush" w:cs="Kalpurush"/>
+          <w:b/>
+          <w:bCs/>
+        </w:rPr>
+      </w:pPr>
+      <w:r>
+        <w:rPr>
+          <w:rFonts w:ascii="Kalpurush" w:hAnsi="Kalpurush" w:cs="Kalpurush"/>
+          <w:b/>
+          <w:bCs/>
+          <w:highlight w:val="yellow"/>
+        </w:rPr>
+        <w:t>Tutor Talk</w:t>
+      </w:r>
+    </w:p>
+    <w:p>
+      <w:pPr>
+        <w:pStyle w:val="NormalWeb"/>
+        <w:jc w:val="both"/>
+        <w:rPr>
+          <w:rFonts w:ascii="Kalpurush" w:hAnsi="Kalpurush" w:cs="Kalpurush"/>
+        </w:rPr>
+      </w:pPr>
+      <w:proofErr w:type="spellStart"/>
+      <w:r>
+        <w:rPr>
+          <w:rFonts w:ascii="Kalpurush" w:hAnsi="Kalpurush" w:cs="Kalpurush"/>
+        </w:rPr>
+        <w:t>নতুন</w:t>
+      </w:r>
+      <w:proofErr w:type="spellEnd"/>
+      <w:r>
+        <w:rPr>
+          <w:rFonts w:ascii="Kalpurush" w:hAnsi="Kalpurush" w:cs="Kalpurush"/>
+        </w:rPr>
+        <w:t xml:space="preserve"> </w:t>
+      </w:r>
+      <w:proofErr w:type="spellStart"/>
+      <w:r>
+        <w:rPr>
+          <w:rFonts w:ascii="Kalpurush" w:hAnsi="Kalpurush" w:cs="Kalpurush"/>
+        </w:rPr>
+        <w:t>পরমাণু</w:t>
+      </w:r>
+      <w:proofErr w:type="spellEnd"/>
+      <w:r>
+        <w:rPr>
+          <w:rFonts w:ascii="Kalpurush" w:hAnsi="Kalpurush" w:cs="Kalpurush"/>
+        </w:rPr>
+        <w:t xml:space="preserve"> </w:t>
+      </w:r>
+      <w:proofErr w:type="spellStart"/>
+      <w:r>
+        <w:rPr>
+          <w:rFonts w:ascii="Kalpurush" w:hAnsi="Kalpurush" w:cs="Kalpurush"/>
+        </w:rPr>
+        <w:t>বা</w:t>
+      </w:r>
+      <w:proofErr w:type="spellEnd"/>
+      <w:r>
+        <w:rPr>
+          <w:rFonts w:ascii="Kalpurush" w:hAnsi="Kalpurush" w:cs="Kalpurush"/>
+        </w:rPr>
+        <w:t xml:space="preserve"> </w:t>
+      </w:r>
+      <w:proofErr w:type="spellStart"/>
+      <w:r>
+        <w:rPr>
+          <w:rFonts w:ascii="Kalpurush" w:hAnsi="Kalpurush" w:cs="Kalpurush"/>
+        </w:rPr>
+        <w:t>মূলক</w:t>
+      </w:r>
+      <w:proofErr w:type="spellEnd"/>
+      <w:r>
+        <w:rPr>
+          <w:rFonts w:ascii="Kalpurush" w:hAnsi="Kalpurush" w:cs="Kalpurush"/>
+        </w:rPr>
+        <w:t xml:space="preserve"> </w:t>
+      </w:r>
+      <w:proofErr w:type="spellStart"/>
+      <w:r>
+        <w:rPr>
+          <w:rFonts w:ascii="Kalpurush" w:hAnsi="Kalpurush" w:cs="Kalpurush"/>
+        </w:rPr>
+        <w:t>যুক্ত</w:t>
+      </w:r>
+      <w:proofErr w:type="spellEnd"/>
+      <w:r>
+        <w:rPr>
+          <w:rFonts w:ascii="Kalpurush" w:hAnsi="Kalpurush" w:cs="Kalpurush"/>
+        </w:rPr>
+        <w:t xml:space="preserve"> </w:t>
+      </w:r>
+      <w:proofErr w:type="spellStart"/>
+      <w:r>
+        <w:rPr>
+          <w:rFonts w:ascii="Kalpurush" w:hAnsi="Kalpurush" w:cs="Kalpurush"/>
+        </w:rPr>
+        <w:t>হলে</w:t>
+      </w:r>
+      <w:proofErr w:type="spellEnd"/>
+      <w:r>
+        <w:rPr>
+          <w:rFonts w:ascii="Kalpurush" w:hAnsi="Kalpurush" w:cs="Kalpurush"/>
+        </w:rPr>
+        <w:t xml:space="preserve"> </w:t>
+      </w:r>
+      <w:proofErr w:type="spellStart"/>
+      <w:r>
+        <w:rPr>
+          <w:rFonts w:ascii="Kalpurush" w:hAnsi="Kalpurush" w:cs="Kalpurush"/>
+        </w:rPr>
+        <w:t>সংযোজন</w:t>
+      </w:r>
+      <w:proofErr w:type="spellEnd"/>
+      <w:r>
+        <w:rPr>
+          <w:rFonts w:ascii="Kalpurush" w:hAnsi="Kalpurush" w:cs="Kalpurush"/>
+        </w:rPr>
+        <w:t xml:space="preserve">, </w:t>
+      </w:r>
+      <w:proofErr w:type="spellStart"/>
+      <w:r>
+        <w:rPr>
+          <w:rFonts w:ascii="Kalpurush" w:hAnsi="Kalpurush" w:cs="Kalpurush"/>
+        </w:rPr>
+        <w:t>একটি</w:t>
+      </w:r>
+      <w:proofErr w:type="spellEnd"/>
+      <w:r>
+        <w:rPr>
+          <w:rFonts w:ascii="Kalpurush" w:hAnsi="Kalpurush" w:cs="Kalpurush"/>
+        </w:rPr>
+        <w:t xml:space="preserve"> </w:t>
+      </w:r>
+      <w:proofErr w:type="spellStart"/>
+      <w:r>
+        <w:rPr>
+          <w:rFonts w:ascii="Kalpurush" w:hAnsi="Kalpurush" w:cs="Kalpurush"/>
+        </w:rPr>
+        <w:t>পরমাণু</w:t>
+      </w:r>
+      <w:proofErr w:type="spellEnd"/>
+      <w:r>
+        <w:rPr>
+          <w:rFonts w:ascii="Kalpurush" w:hAnsi="Kalpurush" w:cs="Kalpurush"/>
+        </w:rPr>
+        <w:t xml:space="preserve"> </w:t>
+      </w:r>
+      <w:proofErr w:type="spellStart"/>
+      <w:r>
+        <w:rPr>
+          <w:rFonts w:ascii="Kalpurush" w:hAnsi="Kalpurush" w:cs="Kalpurush"/>
+        </w:rPr>
+        <w:t>বা</w:t>
+      </w:r>
+      <w:proofErr w:type="spellEnd"/>
+      <w:r>
+        <w:rPr>
+          <w:rFonts w:ascii="Kalpurush" w:hAnsi="Kalpurush" w:cs="Kalpurush"/>
+        </w:rPr>
+        <w:t xml:space="preserve"> </w:t>
+      </w:r>
+      <w:proofErr w:type="spellStart"/>
+      <w:r>
+        <w:rPr>
+          <w:rFonts w:ascii="Kalpurush" w:hAnsi="Kalpurush" w:cs="Kalpurush"/>
+        </w:rPr>
+        <w:t>মূলকের</w:t>
+      </w:r>
+      <w:proofErr w:type="spellEnd"/>
+      <w:r>
+        <w:rPr>
+          <w:rFonts w:ascii="Kalpurush" w:hAnsi="Kalpurush" w:cs="Kalpurush"/>
+        </w:rPr>
+        <w:t xml:space="preserve"> </w:t>
+      </w:r>
+      <w:proofErr w:type="spellStart"/>
+      <w:r>
+        <w:rPr>
+          <w:rFonts w:ascii="Kalpurush" w:hAnsi="Kalpurush" w:cs="Kalpurush"/>
+        </w:rPr>
+        <w:t>স্থানে</w:t>
+      </w:r>
+      <w:proofErr w:type="spellEnd"/>
+      <w:r>
+        <w:rPr>
+          <w:rFonts w:ascii="Kalpurush" w:hAnsi="Kalpurush" w:cs="Kalpurush"/>
+        </w:rPr>
+        <w:t xml:space="preserve"> </w:t>
+      </w:r>
+      <w:proofErr w:type="spellStart"/>
+      <w:r>
+        <w:rPr>
+          <w:rFonts w:ascii="Kalpurush" w:hAnsi="Kalpurush" w:cs="Kalpurush"/>
+        </w:rPr>
+        <w:t>অন্যটি</w:t>
+      </w:r>
+      <w:proofErr w:type="spellEnd"/>
+      <w:r>
+        <w:rPr>
+          <w:rFonts w:ascii="Kalpurush" w:hAnsi="Kalpurush" w:cs="Kalpurush"/>
+        </w:rPr>
+        <w:t xml:space="preserve"> </w:t>
+      </w:r>
+      <w:proofErr w:type="spellStart"/>
+      <w:r>
+        <w:rPr>
+          <w:rFonts w:ascii="Kalpurush" w:hAnsi="Kalpurush" w:cs="Kalpurush"/>
+        </w:rPr>
+        <w:t>এলে</w:t>
+      </w:r>
+      <w:proofErr w:type="spellEnd"/>
+      <w:r>
+        <w:rPr>
+          <w:rFonts w:ascii="Kalpurush" w:hAnsi="Kalpurush" w:cs="Kalpurush"/>
+        </w:rPr>
+        <w:t xml:space="preserve"> </w:t>
+      </w:r>
+      <w:proofErr w:type="spellStart"/>
+      <w:r>
+        <w:rPr>
+          <w:rFonts w:ascii="Kalpurush" w:hAnsi="Kalpurush" w:cs="Kalpurush"/>
+        </w:rPr>
+        <w:t>প্রতিস্থাপন</w:t>
+      </w:r>
+      <w:proofErr w:type="spellEnd"/>
+      <w:r>
+        <w:rPr>
+          <w:rFonts w:ascii="Kalpurush" w:hAnsi="Kalpurush" w:cs="Kalpurush"/>
+        </w:rPr>
+        <w:t xml:space="preserve">, </w:t>
+      </w:r>
+      <w:proofErr w:type="spellStart"/>
+      <w:r>
+        <w:rPr>
+          <w:rFonts w:ascii="Kalpurush" w:hAnsi="Kalpurush" w:cs="Kalpurush"/>
+        </w:rPr>
+        <w:t>পরমাণু</w:t>
+      </w:r>
+      <w:proofErr w:type="spellEnd"/>
+      <w:r>
+        <w:rPr>
+          <w:rFonts w:ascii="Kalpurush" w:hAnsi="Kalpurush" w:cs="Kalpurush"/>
+        </w:rPr>
+        <w:t xml:space="preserve"> </w:t>
+      </w:r>
+      <w:proofErr w:type="spellStart"/>
+      <w:r>
+        <w:rPr>
+          <w:rFonts w:ascii="Kalpurush" w:hAnsi="Kalpurush" w:cs="Kalpurush"/>
+        </w:rPr>
+        <w:t>বা</w:t>
+      </w:r>
+      <w:proofErr w:type="spellEnd"/>
+      <w:r>
+        <w:rPr>
+          <w:rFonts w:ascii="Kalpurush" w:hAnsi="Kalpurush" w:cs="Kalpurush"/>
+        </w:rPr>
+        <w:t xml:space="preserve"> </w:t>
+      </w:r>
+      <w:proofErr w:type="spellStart"/>
+      <w:r>
+        <w:rPr>
+          <w:rFonts w:ascii="Kalpurush" w:hAnsi="Kalpurush" w:cs="Kalpurush"/>
+        </w:rPr>
+        <w:t>মূলক</w:t>
+      </w:r>
+      <w:proofErr w:type="spellEnd"/>
+      <w:r>
+        <w:rPr>
+          <w:rFonts w:ascii="Kalpurush" w:hAnsi="Kalpurush" w:cs="Kalpurush"/>
+        </w:rPr>
+        <w:t xml:space="preserve"> </w:t>
+      </w:r>
+      <w:proofErr w:type="spellStart"/>
+      <w:r>
+        <w:rPr>
+          <w:rFonts w:ascii="Kalpurush" w:hAnsi="Kalpurush" w:cs="Kalpurush"/>
+        </w:rPr>
+        <w:t>অপসারিত</w:t>
+      </w:r>
+      <w:proofErr w:type="spellEnd"/>
+      <w:r>
+        <w:rPr>
+          <w:rFonts w:ascii="Kalpurush" w:hAnsi="Kalpurush" w:cs="Kalpurush"/>
+        </w:rPr>
+        <w:t xml:space="preserve"> </w:t>
+      </w:r>
+      <w:proofErr w:type="spellStart"/>
+      <w:r>
+        <w:rPr>
+          <w:rFonts w:ascii="Kalpurush" w:hAnsi="Kalpurush" w:cs="Kalpurush"/>
+        </w:rPr>
+        <w:t>হলে</w:t>
+      </w:r>
+      <w:proofErr w:type="spellEnd"/>
+      <w:r>
+        <w:rPr>
+          <w:rFonts w:ascii="Kalpurush" w:hAnsi="Kalpurush" w:cs="Kalpurush"/>
+        </w:rPr>
+        <w:t xml:space="preserve"> </w:t>
+      </w:r>
+      <w:proofErr w:type="spellStart"/>
+      <w:r>
+        <w:rPr>
+          <w:rFonts w:ascii="Kalpurush" w:hAnsi="Kalpurush" w:cs="Kalpurush"/>
+        </w:rPr>
+        <w:t>অপসারণ</w:t>
+      </w:r>
+      <w:proofErr w:type="spellEnd"/>
+      <w:r>
+        <w:rPr>
+          <w:rFonts w:ascii="Kalpurush" w:hAnsi="Kalpurush" w:cs="Kalpurush"/>
+        </w:rPr>
+        <w:t xml:space="preserve"> </w:t>
+      </w:r>
+      <w:proofErr w:type="spellStart"/>
+      <w:r>
+        <w:rPr>
+          <w:rFonts w:ascii="Kalpurush" w:hAnsi="Kalpurush" w:cs="Kalpurush"/>
+        </w:rPr>
+        <w:t>এবং</w:t>
+      </w:r>
+      <w:proofErr w:type="spellEnd"/>
+      <w:r>
+        <w:rPr>
+          <w:rFonts w:ascii="Kalpurush" w:hAnsi="Kalpurush" w:cs="Kalpurush"/>
+        </w:rPr>
+        <w:t xml:space="preserve"> </w:t>
+      </w:r>
+      <w:proofErr w:type="spellStart"/>
+      <w:r>
+        <w:rPr>
+          <w:rFonts w:ascii="Kalpurush" w:hAnsi="Kalpurush" w:cs="Kalpurush"/>
+        </w:rPr>
+        <w:t>আণবিক</w:t>
+      </w:r>
+      <w:proofErr w:type="spellEnd"/>
+      <w:r>
+        <w:rPr>
+          <w:rFonts w:ascii="Kalpurush" w:hAnsi="Kalpurush" w:cs="Kalpurush"/>
+        </w:rPr>
+        <w:t xml:space="preserve"> </w:t>
+      </w:r>
+      <w:proofErr w:type="spellStart"/>
+      <w:r>
+        <w:rPr>
+          <w:rFonts w:ascii="Kalpurush" w:hAnsi="Kalpurush" w:cs="Kalpurush"/>
+        </w:rPr>
+        <w:t>সংকেত</w:t>
+      </w:r>
+      <w:proofErr w:type="spellEnd"/>
+      <w:r>
+        <w:rPr>
+          <w:rFonts w:ascii="Kalpurush" w:hAnsi="Kalpurush" w:cs="Kalpurush"/>
+        </w:rPr>
+        <w:t xml:space="preserve"> </w:t>
+      </w:r>
+      <w:proofErr w:type="spellStart"/>
+      <w:r>
+        <w:rPr>
+          <w:rFonts w:ascii="Kalpurush" w:hAnsi="Kalpurush" w:cs="Kalpurush"/>
+        </w:rPr>
+        <w:t>একই</w:t>
+      </w:r>
+      <w:proofErr w:type="spellEnd"/>
+      <w:r>
+        <w:rPr>
+          <w:rFonts w:ascii="Kalpurush" w:hAnsi="Kalpurush" w:cs="Kalpurush"/>
+        </w:rPr>
+        <w:t xml:space="preserve"> </w:t>
+      </w:r>
+      <w:proofErr w:type="spellStart"/>
+      <w:r>
+        <w:rPr>
+          <w:rFonts w:ascii="Kalpurush" w:hAnsi="Kalpurush" w:cs="Kalpurush"/>
+        </w:rPr>
+        <w:t>রেখে</w:t>
+      </w:r>
+      <w:proofErr w:type="spellEnd"/>
+      <w:r>
+        <w:rPr>
+          <w:rFonts w:ascii="Kalpurush" w:hAnsi="Kalpurush" w:cs="Kalpurush"/>
+        </w:rPr>
+        <w:t xml:space="preserve"> </w:t>
+      </w:r>
+      <w:proofErr w:type="spellStart"/>
+      <w:r>
+        <w:rPr>
+          <w:rFonts w:ascii="Kalpurush" w:hAnsi="Kalpurush" w:cs="Kalpurush"/>
+        </w:rPr>
+        <w:t>গঠন</w:t>
+      </w:r>
+      <w:proofErr w:type="spellEnd"/>
+      <w:r>
+        <w:rPr>
+          <w:rFonts w:ascii="Kalpurush" w:hAnsi="Kalpurush" w:cs="Kalpurush"/>
+        </w:rPr>
+        <w:t xml:space="preserve"> </w:t>
+      </w:r>
+      <w:proofErr w:type="spellStart"/>
+      <w:r>
+        <w:rPr>
+          <w:rFonts w:ascii="Kalpurush" w:hAnsi="Kalpurush" w:cs="Kalpurush"/>
+        </w:rPr>
+        <w:t>পরিবর্তিত</w:t>
+      </w:r>
+      <w:proofErr w:type="spellEnd"/>
+      <w:r>
+        <w:rPr>
+          <w:rFonts w:ascii="Kalpurush" w:hAnsi="Kalpurush" w:cs="Kalpurush"/>
+        </w:rPr>
+        <w:t xml:space="preserve"> </w:t>
+      </w:r>
+      <w:proofErr w:type="spellStart"/>
+      <w:r>
+        <w:rPr>
+          <w:rFonts w:ascii="Kalpurush" w:hAnsi="Kalpurush" w:cs="Kalpurush"/>
+        </w:rPr>
+        <w:t>হলে</w:t>
+      </w:r>
+      <w:proofErr w:type="spellEnd"/>
+      <w:r>
+        <w:rPr>
+          <w:rFonts w:ascii="Kalpurush" w:hAnsi="Kalpurush" w:cs="Kalpurush"/>
+        </w:rPr>
+        <w:t xml:space="preserve"> </w:t>
+      </w:r>
+      <w:proofErr w:type="spellStart"/>
+      <w:r>
+        <w:rPr>
+          <w:rFonts w:ascii="Kalpurush" w:hAnsi="Kalpurush" w:cs="Kalpurush"/>
+        </w:rPr>
+        <w:t>সমানুকরণ</w:t>
+      </w:r>
+      <w:proofErr w:type="spellEnd"/>
+      <w:r>
+        <w:rPr>
+          <w:rFonts w:ascii="Kalpurush" w:hAnsi="Kalpurush" w:cs="Kalpurush"/>
+        </w:rPr>
+        <w:t xml:space="preserve"> </w:t>
+      </w:r>
+      <w:proofErr w:type="spellStart"/>
+      <w:r>
+        <w:rPr>
+          <w:rFonts w:ascii="Kalpurush" w:hAnsi="Kalpurush" w:cs="Kalpurush"/>
+        </w:rPr>
+        <w:t>বিক্রিয়া</w:t>
+      </w:r>
+      <w:proofErr w:type="spellEnd"/>
+      <w:r>
+        <w:rPr>
+          <w:rFonts w:ascii="Kalpurush" w:hAnsi="Kalpurush" w:cs="Kalpurush"/>
+        </w:rPr>
+        <w:t xml:space="preserve"> </w:t>
+      </w:r>
+      <w:proofErr w:type="spellStart"/>
+      <w:r>
+        <w:rPr>
+          <w:rFonts w:ascii="Kalpurush" w:hAnsi="Kalpurush" w:cs="Kalpurush"/>
+        </w:rPr>
+        <w:t>ঘটে</w:t>
+      </w:r>
+      <w:proofErr w:type="spellEnd"/>
+      <w:r>
+        <w:rPr>
+          <w:rFonts w:ascii="Kalpurush" w:hAnsi="Kalpurush" w:cs="Kalpurush"/>
+        </w:rPr>
+        <w:t>।</w:t>
+      </w:r>
+    </w:p>
+    <w:p>
+      <w:pPr>
         <w:rPr>
           <w:rFonts w:cs="Kalpurush"/>
           <w:sz w:val="6"/>
           <w:szCs w:val="6"/>
         </w:rPr>
       </w:pPr>
-      <w:r>
-        <w:rPr>
-          <w:rFonts w:cs="Kalpurush"/>
-          <w:sz w:val="6"/>
-          <w:szCs w:val="6"/>
-        </w:rPr>
-        <w:br w:type="page"/>
-      </w:r>
     </w:p>
     <w:p>
       <w:pPr>
@@ -32473,6 +37227,22 @@
         <w:shd w:val="clear" w:color="auto" w:fill="FBCAA2" w:themeFill="accent6" w:themeFillTint="7F"/>
       </w:tcPr>
     </w:tblStylePr>
+  </w:style>
+  <w:style w:type="paragraph" w:styleId="NormalWeb">
+    <w:name w:val="Normal (Web)"/>
+    <w:basedOn w:val="Normal"/>
+    <w:uiPriority w:val="99"/>
+    <w:semiHidden/>
+    <w:unhideWhenUsed/>
+    <w:rsid w:val="005734AE"/>
+    <w:pPr>
+      <w:spacing w:before="100" w:beforeAutospacing="1" w:after="100" w:afterAutospacing="1" w:line="240" w:lineRule="auto"/>
+    </w:pPr>
+    <w:rPr>
+      <w:rFonts w:ascii="Times New Roman" w:eastAsia="Times New Roman" w:hAnsi="Times New Roman" w:cs="Times New Roman"/>
+      <w:sz w:val="24"/>
+      <w:szCs w:val="24"/>
+    </w:rPr>
   </w:style>
 </w:styles>
 </file>
@@ -37499,6 +42269,18 @@
 </file>
 
 <file path=customXml/item2.xml><?xml version="1.0" encoding="utf-8"?>
+<p:properties xmlns:p="http://schemas.microsoft.com/office/2006/metadata/properties" xmlns:xsi="http://www.w3.org/2001/XMLSchema-instance" xmlns:pc="http://schemas.microsoft.com/office/infopath/2007/PartnerControls">
+  <documentManagement>
+    <_activity xmlns="3e86ccaf-5828-4ebc-86f0-31e0ce57b6eb" xsi:nil="true"/>
+  </documentManagement>
+</p:properties>
+</file>
+
+<file path=customXml/item3.xml><?xml version="1.0" encoding="utf-8"?>
+<b:Sources xmlns:b="http://schemas.openxmlformats.org/officeDocument/2006/bibliography" xmlns="http://schemas.openxmlformats.org/officeDocument/2006/bibliography" SelectedStyle="/APA.XSL" StyleName="APA"/>
+</file>
+
+<file path=customXml/item4.xml><?xml version="1.0" encoding="utf-8"?>
 <ct:contentTypeSchema xmlns:ct="http://schemas.microsoft.com/office/2006/metadata/contentType" xmlns:ma="http://schemas.microsoft.com/office/2006/metadata/properties/metaAttributes" ct:_="" ma:_="" ma:contentTypeName="Document" ma:contentTypeID="0x01010093AD30B34985B64DA5F54DBF69EAF740" ma:contentTypeVersion="15" ma:contentTypeDescription="Create a new document." ma:contentTypeScope="" ma:versionID="734bdc5c0fe6d1d89e7d5129182bf90e">
   <xsd:schema xmlns:xsd="http://www.w3.org/2001/XMLSchema" xmlns:xs="http://www.w3.org/2001/XMLSchema" xmlns:p="http://schemas.microsoft.com/office/2006/metadata/properties" xmlns:ns3="3e86ccaf-5828-4ebc-86f0-31e0ce57b6eb" xmlns:ns4="be238cc9-dbb9-41f5-aa65-81c0f85b0be7" targetNamespace="http://schemas.microsoft.com/office/2006/metadata/properties" ma:root="true" ma:fieldsID="f118fe943f560884321b94f1161fd75b" ns3:_="" ns4:_="">
     <xsd:import namespace="3e86ccaf-5828-4ebc-86f0-31e0ce57b6eb"/>
@@ -37731,18 +42513,6 @@
 </ct:contentTypeSchema>
 </file>
 
-<file path=customXml/item3.xml><?xml version="1.0" encoding="utf-8"?>
-<b:Sources xmlns:b="http://schemas.openxmlformats.org/officeDocument/2006/bibliography" xmlns="http://schemas.openxmlformats.org/officeDocument/2006/bibliography" SelectedStyle="/APA.XSL" StyleName="APA"/>
-</file>
-
-<file path=customXml/item4.xml><?xml version="1.0" encoding="utf-8"?>
-<p:properties xmlns:p="http://schemas.microsoft.com/office/2006/metadata/properties" xmlns:xsi="http://www.w3.org/2001/XMLSchema-instance" xmlns:pc="http://schemas.microsoft.com/office/infopath/2007/PartnerControls">
-  <documentManagement>
-    <_activity xmlns="3e86ccaf-5828-4ebc-86f0-31e0ce57b6eb" xsi:nil="true"/>
-  </documentManagement>
-</p:properties>
-</file>
-
 <file path=customXml/itemProps1.xml><?xml version="1.0" encoding="utf-8"?>
 <ds:datastoreItem xmlns:ds="http://schemas.openxmlformats.org/officeDocument/2006/customXml" ds:itemID="{DC150334-B0E3-44C1-AC8F-815929B36062}">
   <ds:schemaRefs>
@@ -37752,6 +42522,24 @@
 </file>
 
 <file path=customXml/itemProps2.xml><?xml version="1.0" encoding="utf-8"?>
+<ds:datastoreItem xmlns:ds="http://schemas.openxmlformats.org/officeDocument/2006/customXml" ds:itemID="{FA4ADA97-D8AB-480F-BEF6-4B0E49C06C61}">
+  <ds:schemaRefs>
+    <ds:schemaRef ds:uri="http://schemas.microsoft.com/office/2006/metadata/properties"/>
+    <ds:schemaRef ds:uri="http://schemas.microsoft.com/office/infopath/2007/PartnerControls"/>
+    <ds:schemaRef ds:uri="3e86ccaf-5828-4ebc-86f0-31e0ce57b6eb"/>
+  </ds:schemaRefs>
+</ds:datastoreItem>
+</file>
+
+<file path=customXml/itemProps3.xml><?xml version="1.0" encoding="utf-8"?>
+<ds:datastoreItem xmlns:ds="http://schemas.openxmlformats.org/officeDocument/2006/customXml" ds:itemID="{EF278816-EC6F-A645-907D-7F25AECB1D4A}">
+  <ds:schemaRefs>
+    <ds:schemaRef ds:uri="http://schemas.openxmlformats.org/officeDocument/2006/bibliography"/>
+  </ds:schemaRefs>
+</ds:datastoreItem>
+</file>
+
+<file path=customXml/itemProps4.xml><?xml version="1.0" encoding="utf-8"?>
 <ds:datastoreItem xmlns:ds="http://schemas.openxmlformats.org/officeDocument/2006/customXml" ds:itemID="{B5DE2588-37BE-4509-A2D7-E89C79DB4C06}">
   <ds:schemaRefs>
     <ds:schemaRef ds:uri="http://schemas.microsoft.com/office/2006/metadata/contentType"/>
@@ -37768,22 +42556,4 @@
     <ds:schemaRef ds:uri="http://schemas.microsoft.com/internal/obd"/>
   </ds:schemaRefs>
 </ds:datastoreItem>
-</file>
-
-<file path=customXml/itemProps3.xml><?xml version="1.0" encoding="utf-8"?>
-<ds:datastoreItem xmlns:ds="http://schemas.openxmlformats.org/officeDocument/2006/customXml" ds:itemID="{EF278816-EC6F-A645-907D-7F25AECB1D4A}">
-  <ds:schemaRefs>
-    <ds:schemaRef ds:uri="http://schemas.openxmlformats.org/officeDocument/2006/bibliography"/>
-  </ds:schemaRefs>
-</ds:datastoreItem>
-</file>
-
-<file path=customXml/itemProps4.xml><?xml version="1.0" encoding="utf-8"?>
-<ds:datastoreItem xmlns:ds="http://schemas.openxmlformats.org/officeDocument/2006/customXml" ds:itemID="{FA4ADA97-D8AB-480F-BEF6-4B0E49C06C61}">
-  <ds:schemaRefs>
-    <ds:schemaRef ds:uri="http://schemas.microsoft.com/office/2006/metadata/properties"/>
-    <ds:schemaRef ds:uri="http://schemas.microsoft.com/office/infopath/2007/PartnerControls"/>
-    <ds:schemaRef ds:uri="3e86ccaf-5828-4ebc-86f0-31e0ce57b6eb"/>
-  </ds:schemaRefs>
-</ds:datastoreItem>
 </file>